--- a/prosedurler/EMS.SA.PRO.04.03. Supplier and Subcontractor Evaluation Procedure.docx
+++ b/prosedurler/EMS.SA.PRO.04.03. Supplier and Subcontractor Evaluation Procedure.docx
@@ -3062,69 +3062,6 @@
                 <w:color w:val="000000"/>
                 <w:lang w:val="en-GB" w:eastAsia="en-GB"/>
               </w:rPr>
-              <w:drawing>
-                <wp:anchor distT="0" distB="0" distL="114300" distR="114300" simplePos="0" relativeHeight="251658240" behindDoc="0" locked="0" layoutInCell="1" allowOverlap="1" wp14:anchorId="168E1990" wp14:editId="230A926C">
-                  <wp:simplePos x="0" y="0"/>
-                  <wp:positionH relativeFrom="column">
-                    <wp:posOffset>-143510</wp:posOffset>
-                  </wp:positionH>
-                  <wp:positionV relativeFrom="paragraph">
-                    <wp:posOffset>153670</wp:posOffset>
-                  </wp:positionV>
-                  <wp:extent cx="1569720" cy="1046480"/>
-                  <wp:effectExtent l="0" t="0" r="0" b="0"/>
-                  <wp:wrapNone/>
-                  <wp:docPr id="1968470152" name="Resim 1"/>
-                  <wp:cNvGraphicFramePr>
-                    <a:graphicFrameLocks xmlns:a="http://schemas.openxmlformats.org/drawingml/2006/main" noChangeAspect="1"/>
-                  </wp:cNvGraphicFramePr>
-                  <a:graphic xmlns:a="http://schemas.openxmlformats.org/drawingml/2006/main">
-                    <a:graphicData uri="http://schemas.openxmlformats.org/drawingml/2006/picture">
-                      <pic:pic xmlns:pic="http://schemas.openxmlformats.org/drawingml/2006/picture">
-                        <pic:nvPicPr>
-                          <pic:cNvPr id="1968470152" name="Resim 1968470152"/>
-                          <pic:cNvPicPr/>
-                        </pic:nvPicPr>
-                        <pic:blipFill>
-                          <a:blip r:embed="rId9" cstate="print">
-                            <a:extLst>
-                              <a:ext uri="{28A0092B-C50C-407E-A947-70E740481C1C}">
-                                <a14:useLocalDpi xmlns:a14="http://schemas.microsoft.com/office/drawing/2010/main" val="0"/>
-                              </a:ext>
-                            </a:extLst>
-                          </a:blip>
-                          <a:stretch>
-                            <a:fillRect/>
-                          </a:stretch>
-                        </pic:blipFill>
-                        <pic:spPr>
-                          <a:xfrm>
-                            <a:off x="0" y="0"/>
-                            <a:ext cx="1569720" cy="1046480"/>
-                          </a:xfrm>
-                          <a:prstGeom prst="rect">
-                            <a:avLst/>
-                          </a:prstGeom>
-                        </pic:spPr>
-                      </pic:pic>
-                    </a:graphicData>
-                  </a:graphic>
-                  <wp14:sizeRelH relativeFrom="page">
-                    <wp14:pctWidth>0</wp14:pctWidth>
-                  </wp14:sizeRelH>
-                  <wp14:sizeRelV relativeFrom="page">
-                    <wp14:pctHeight>0</wp14:pctHeight>
-                  </wp14:sizeRelV>
-                </wp:anchor>
-              </w:drawing>
-            </w:r>
-            <w:r>
-              <w:rPr>
-                <w:rFonts w:ascii="Calibri" w:eastAsia="Times New Roman" w:hAnsi="Calibri" w:cs="Calibri"/>
-                <w:noProof/>
-                <w:color w:val="000000"/>
-                <w:lang w:val="en-GB" w:eastAsia="en-GB"/>
-              </w:rPr>
               <w:t>Kalite Güvence Müdürü</w:t>
             </w:r>
           </w:p>
@@ -3164,7 +3101,7 @@
                 <w:szCs w:val="18"/>
                 <w:lang w:val="en-GB" w:eastAsia="en-GB"/>
               </w:rPr>
-              <w:t>ABDULLAH BAYDOGAN</w:t>
+              <w:t>ABDULLAH BAYDOĞAN</w:t>
             </w:r>
           </w:p>
         </w:tc>
@@ -3330,7 +3267,7 @@
               <w:bottom w:val="single" w:sz="4" w:space="0" w:color="auto"/>
               <w:right w:val="single" w:sz="4" w:space="0" w:color="auto"/>
             </w:tcBorders>
-            <w:vAlign w:val="bottom"/>
+            <w:vAlign w:val="center"/>
           </w:tcPr>
           <w:p>
             <w:pPr>
@@ -3342,6 +3279,43 @@
                 <w:lang w:val="en-GB" w:eastAsia="en-GB"/>
               </w:rPr>
             </w:pPr>
+            <w:r>
+              <w:drawing>
+                <wp:inline distT="0" distB="0" distL="0" distR="0">
+                  <wp:extent cx="659218" cy="566928"/>
+                  <wp:effectExtent l="0" t="0" r="0" b="0"/>
+                  <wp:docPr id="900102" name="Imza Ali Kaan Genc"/>
+                  <wp:cNvGraphicFramePr>
+                    <a:graphicFrameLocks xmlns:a="http://schemas.openxmlformats.org/drawingml/2006/main" noChangeAspect="1"/>
+                  </wp:cNvGraphicFramePr>
+                  <a:graphic xmlns:a="http://schemas.openxmlformats.org/drawingml/2006/main">
+                    <a:graphicData uri="http://schemas.openxmlformats.org/drawingml/2006/picture">
+                      <pic:pic xmlns:pic="http://schemas.openxmlformats.org/drawingml/2006/picture">
+                        <pic:nvPicPr>
+                          <pic:cNvPr id="900102" name="Imza Ali Kaan Genc"/>
+                          <pic:cNvPicPr/>
+                        </pic:nvPicPr>
+                        <pic:blipFill>
+                          <a:blip r:embed="sigAliKaan"/>
+                          <a:stretch>
+                            <a:fillRect/>
+                          </a:stretch>
+                        </pic:blipFill>
+                        <pic:spPr>
+                          <a:xfrm>
+                            <a:off x="0" y="0"/>
+                            <a:ext cx="659218" cy="566928"/>
+                          </a:xfrm>
+                          <a:prstGeom prst="rect">
+                            <a:avLst/>
+                          </a:prstGeom>
+                        </pic:spPr>
+                      </pic:pic>
+                    </a:graphicData>
+                  </a:graphic>
+                </wp:inline>
+              </w:drawing>
+            </w:r>
           </w:p>
         </w:tc>
         <w:tc>
@@ -3378,7 +3352,7 @@
               <w:bottom w:val="single" w:sz="4" w:space="0" w:color="auto"/>
               <w:right w:val="single" w:sz="4" w:space="0" w:color="auto"/>
             </w:tcBorders>
-            <w:vAlign w:val="bottom"/>
+            <w:vAlign w:val="center"/>
           </w:tcPr>
           <w:p>
             <w:pPr>
@@ -3390,6 +3364,43 @@
                 <w:lang w:val="en-GB" w:eastAsia="en-GB"/>
               </w:rPr>
             </w:pPr>
+            <w:r>
+              <w:drawing>
+                <wp:inline distT="0" distB="0" distL="0" distR="0">
+                  <wp:extent cx="850392" cy="566928"/>
+                  <wp:effectExtent l="0" t="0" r="0" b="0"/>
+                  <wp:docPr id="900104" name="Imza Abdullah Baydogan"/>
+                  <wp:cNvGraphicFramePr>
+                    <a:graphicFrameLocks xmlns:a="http://schemas.openxmlformats.org/drawingml/2006/main" noChangeAspect="1"/>
+                  </wp:cNvGraphicFramePr>
+                  <a:graphic xmlns:a="http://schemas.openxmlformats.org/drawingml/2006/main">
+                    <a:graphicData uri="http://schemas.openxmlformats.org/drawingml/2006/picture">
+                      <pic:pic xmlns:pic="http://schemas.openxmlformats.org/drawingml/2006/picture">
+                        <pic:nvPicPr>
+                          <pic:cNvPr id="900104" name="Imza Abdullah Baydogan"/>
+                          <pic:cNvPicPr/>
+                        </pic:nvPicPr>
+                        <pic:blipFill>
+                          <a:blip r:embed="rId9"/>
+                          <a:stretch>
+                            <a:fillRect/>
+                          </a:stretch>
+                        </pic:blipFill>
+                        <pic:spPr>
+                          <a:xfrm>
+                            <a:off x="0" y="0"/>
+                            <a:ext cx="850392" cy="566928"/>
+                          </a:xfrm>
+                          <a:prstGeom prst="rect">
+                            <a:avLst/>
+                          </a:prstGeom>
+                        </pic:spPr>
+                      </pic:pic>
+                    </a:graphicData>
+                  </a:graphic>
+                </wp:inline>
+              </w:drawing>
+            </w:r>
           </w:p>
         </w:tc>
         <w:tc>
@@ -3426,7 +3437,7 @@
               <w:bottom w:val="single" w:sz="4" w:space="0" w:color="auto"/>
               <w:right w:val="single" w:sz="4" w:space="0" w:color="auto"/>
             </w:tcBorders>
-            <w:vAlign w:val="bottom"/>
+            <w:vAlign w:val="center"/>
           </w:tcPr>
           <w:p>
             <w:pPr>
@@ -3438,6 +3449,43 @@
                 <w:lang w:val="en-GB" w:eastAsia="en-GB"/>
               </w:rPr>
             </w:pPr>
+            <w:r>
+              <w:drawing>
+                <wp:inline distT="0" distB="0" distL="0" distR="0">
+                  <wp:extent cx="944879" cy="566928"/>
+                  <wp:effectExtent l="0" t="0" r="0" b="0"/>
+                  <wp:docPr id="900106" name="Imza Fatih Salbars"/>
+                  <wp:cNvGraphicFramePr>
+                    <a:graphicFrameLocks xmlns:a="http://schemas.openxmlformats.org/drawingml/2006/main" noChangeAspect="1"/>
+                  </wp:cNvGraphicFramePr>
+                  <a:graphic xmlns:a="http://schemas.openxmlformats.org/drawingml/2006/main">
+                    <a:graphicData uri="http://schemas.openxmlformats.org/drawingml/2006/picture">
+                      <pic:pic xmlns:pic="http://schemas.openxmlformats.org/drawingml/2006/picture">
+                        <pic:nvPicPr>
+                          <pic:cNvPr id="900106" name="Imza Fatih Salbars"/>
+                          <pic:cNvPicPr/>
+                        </pic:nvPicPr>
+                        <pic:blipFill>
+                          <a:blip r:embed="sigFatih"/>
+                          <a:stretch>
+                            <a:fillRect/>
+                          </a:stretch>
+                        </pic:blipFill>
+                        <pic:spPr>
+                          <a:xfrm>
+                            <a:off x="0" y="0"/>
+                            <a:ext cx="944879" cy="566928"/>
+                          </a:xfrm>
+                          <a:prstGeom prst="rect">
+                            <a:avLst/>
+                          </a:prstGeom>
+                        </pic:spPr>
+                      </pic:pic>
+                    </a:graphicData>
+                  </a:graphic>
+                </wp:inline>
+              </w:drawing>
+            </w:r>
           </w:p>
         </w:tc>
       </w:tr>

--- a/prosedurler/EMS.SA.PRO.04.03. Supplier and Subcontractor Evaluation Procedure.docx
+++ b/prosedurler/EMS.SA.PRO.04.03. Supplier and Subcontractor Evaluation Procedure.docx
@@ -32,7 +32,7 @@
           <w:sz w:val="24"/>
           <w:szCs w:val="24"/>
         </w:rPr>
-        <w:t xml:space="preserve">This procedure defines how new suppliers and subcontractors are evaluated and approved, and how the performance of existing suppliers and subcontractors is monitored and re-evaluated at Eroglu Knitting (EMS), covering quality, delivery, environmental, chemical and social compliance criteria.</w:t>
+        <w:t xml:space="preserve">This procedure defines how new suppliers and subcontractors are evaluated and approved, and how the performance of existing suppliers and subcontractors is monitored and re-evaluated at Eroglu Knitting (EMS), covering quality, delivery, environmental, chemical and social compliance criteria. It ensures that EMS works only with evaluated and approved suppliers and that externally provided processes, products and services remain under control (ISO 9001:2015, clause 8.4).</w:t>
       </w:r>
     </w:p>
     <w:p>
@@ -73,7 +73,7 @@
           <w:sz w:val="24"/>
           <w:szCs w:val="24"/>
         </w:rPr>
-        <w:t xml:space="preserve">This procedure covers all suppliers of materials, chemicals and services and all subcontractors carrying out production processes (printing, embroidery, washing, knitting or sewing) for EMS. Customer-nominated suppliers are included in performance monitoring.</w:t>
+        <w:t xml:space="preserve">This procedure covers all suppliers of materials, chemicals and services and all subcontractors carrying out production processes (printing, embroidery, washing, knitting or sewing) for EMS. Customer-nominated suppliers are included in performance monitoring. Raw material, semi-finished, trim and service suppliers are all evaluated under this procedure.</w:t>
       </w:r>
     </w:p>
     <w:p>
@@ -166,7 +166,7 @@
           <w:sz w:val="24"/>
           <w:szCs w:val="24"/>
         </w:rPr>
-        <w:t xml:space="preserve"> Evaluates quality systems, product quality and delivery inspection results.</w:t>
+        <w:t xml:space="preserve"> Evaluates quality systems, product quality and delivery inspection results; requests and closes supplier 8D reports.</w:t>
       </w:r>
     </w:p>
     <w:p>
@@ -260,6 +260,74 @@
           <w:sz w:val="24"/>
           <w:szCs w:val="24"/>
         </w:rPr>
+        <w:t xml:space="preserve">Laboratory and Warehouse:</w:t>
+      </w:r>
+      <w:r>
+        <w:rPr>
+          <w:rFonts w:ascii="Calibri" w:hAnsi="Calibri" w:cs="Arial"/>
+          <w:sz w:val="24"/>
+          <w:szCs w:val="24"/>
+        </w:rPr>
+        <w:t xml:space="preserve"> Provide incoming test results and receiving records (accepted and rejected lots) for each supplier.</w:t>
+      </w:r>
+    </w:p>
+    <w:p>
+      <w:pPr>
+        <w:pStyle w:val="ListeParagraf"/>
+        <w:spacing w:after="80"/>
+        <w:ind w:left="709" w:right="0"/>
+        <w:jc w:val="both"/>
+      </w:pPr>
+      <w:r>
+        <w:rPr>
+          <w:rFonts w:ascii="Calibri" w:hAnsi="Calibri" w:cs="Arial"/>
+          <w:sz w:val="24"/>
+          <w:szCs w:val="24"/>
+        </w:rPr>
+        <w:t xml:space="preserve">• </w:t>
+      </w:r>
+      <w:r>
+        <w:rPr>
+          <w:rFonts w:ascii="Calibri" w:hAnsi="Calibri" w:cs="Arial"/>
+          <w:b/>
+          <w:bCs/>
+          <w:sz w:val="24"/>
+          <w:szCs w:val="24"/>
+        </w:rPr>
+        <w:t xml:space="preserve">Planning:</w:t>
+      </w:r>
+      <w:r>
+        <w:rPr>
+          <w:rFonts w:ascii="Calibri" w:hAnsi="Calibri" w:cs="Arial"/>
+          <w:sz w:val="24"/>
+          <w:szCs w:val="24"/>
+        </w:rPr>
+        <w:t xml:space="preserve"> Monitors delivery performance and reports delays.</w:t>
+      </w:r>
+    </w:p>
+    <w:p>
+      <w:pPr>
+        <w:pStyle w:val="ListeParagraf"/>
+        <w:spacing w:after="80"/>
+        <w:ind w:left="709" w:right="0"/>
+        <w:jc w:val="both"/>
+      </w:pPr>
+      <w:r>
+        <w:rPr>
+          <w:rFonts w:ascii="Calibri" w:hAnsi="Calibri" w:cs="Arial"/>
+          <w:sz w:val="24"/>
+          <w:szCs w:val="24"/>
+        </w:rPr>
+        <w:t xml:space="preserve">• </w:t>
+      </w:r>
+      <w:r>
+        <w:rPr>
+          <w:rFonts w:ascii="Calibri" w:hAnsi="Calibri" w:cs="Arial"/>
+          <w:b/>
+          <w:bCs/>
+          <w:sz w:val="24"/>
+          <w:szCs w:val="24"/>
+        </w:rPr>
         <w:t xml:space="preserve">General Manager:</w:t>
       </w:r>
       <w:r>
@@ -268,7 +336,7 @@
           <w:sz w:val="24"/>
           <w:szCs w:val="24"/>
         </w:rPr>
-        <w:t xml:space="preserve"> Approves new critical suppliers and decisions to remove suppliers from the list.</w:t>
+        <w:t xml:space="preserve"> Approves new critical suppliers, urgent exceptions and decisions to remove suppliers from the list.</w:t>
       </w:r>
     </w:p>
     <w:p>
@@ -405,6 +473,142 @@
         <w:ind w:left="709" w:right="0"/>
         <w:jc w:val="both"/>
       </w:pPr>
+      <w:r>
+        <w:rPr>
+          <w:rFonts w:ascii="Calibri" w:hAnsi="Calibri" w:cs="Arial"/>
+          <w:sz w:val="24"/>
+          <w:szCs w:val="24"/>
+        </w:rPr>
+        <w:t xml:space="preserve">• </w:t>
+      </w:r>
+      <w:r>
+        <w:rPr>
+          <w:rFonts w:ascii="Calibri" w:hAnsi="Calibri" w:cs="Arial"/>
+          <w:b/>
+          <w:bCs/>
+          <w:sz w:val="24"/>
+          <w:szCs w:val="24"/>
+        </w:rPr>
+        <w:t xml:space="preserve">OTIF:</w:t>
+      </w:r>
+      <w:r>
+        <w:rPr>
+          <w:rFonts w:ascii="Calibri" w:hAnsi="Calibri" w:cs="Arial"/>
+          <w:sz w:val="24"/>
+          <w:szCs w:val="24"/>
+        </w:rPr>
+        <w:t xml:space="preserve"> On-time and in-full delivery rate.</w:t>
+      </w:r>
+    </w:p>
+    <w:p>
+      <w:pPr>
+        <w:pStyle w:val="ListeParagraf"/>
+        <w:spacing w:after="80"/>
+        <w:ind w:left="709" w:right="0"/>
+        <w:jc w:val="both"/>
+      </w:pPr>
+      <w:r>
+        <w:rPr>
+          <w:rFonts w:ascii="Calibri" w:hAnsi="Calibri" w:cs="Arial"/>
+          <w:sz w:val="24"/>
+          <w:szCs w:val="24"/>
+        </w:rPr>
+        <w:t xml:space="preserve">• </w:t>
+      </w:r>
+      <w:r>
+        <w:rPr>
+          <w:rFonts w:ascii="Calibri" w:hAnsi="Calibri" w:cs="Arial"/>
+          <w:b/>
+          <w:bCs/>
+          <w:sz w:val="24"/>
+          <w:szCs w:val="24"/>
+        </w:rPr>
+        <w:t xml:space="preserve">PPM:</w:t>
+      </w:r>
+      <w:r>
+        <w:rPr>
+          <w:rFonts w:ascii="Calibri" w:hAnsi="Calibri" w:cs="Arial"/>
+          <w:sz w:val="24"/>
+          <w:szCs w:val="24"/>
+        </w:rPr>
+        <w:t xml:space="preserve"> Defective parts per million delivered.</w:t>
+      </w:r>
+    </w:p>
+    <w:p>
+      <w:pPr>
+        <w:pStyle w:val="ListeParagraf"/>
+        <w:spacing w:after="80"/>
+        <w:ind w:left="709" w:right="0"/>
+        <w:jc w:val="both"/>
+      </w:pPr>
+      <w:r>
+        <w:rPr>
+          <w:rFonts w:ascii="Calibri" w:hAnsi="Calibri" w:cs="Arial"/>
+          <w:sz w:val="24"/>
+          <w:szCs w:val="24"/>
+        </w:rPr>
+        <w:t xml:space="preserve">• </w:t>
+      </w:r>
+      <w:r>
+        <w:rPr>
+          <w:rFonts w:ascii="Calibri" w:hAnsi="Calibri" w:cs="Arial"/>
+          <w:b/>
+          <w:bCs/>
+          <w:sz w:val="24"/>
+          <w:szCs w:val="24"/>
+        </w:rPr>
+        <w:t xml:space="preserve">Conditional Approval:</w:t>
+      </w:r>
+      <w:r>
+        <w:rPr>
+          <w:rFonts w:ascii="Calibri" w:hAnsi="Calibri" w:cs="Arial"/>
+          <w:sz w:val="24"/>
+          <w:szCs w:val="24"/>
+        </w:rPr>
+        <w:t xml:space="preserve"> A temporary approval given with a defined improvement condition and deadline.</w:t>
+      </w:r>
+    </w:p>
+    <w:p>
+      <w:pPr>
+        <w:pStyle w:val="ListeParagraf"/>
+        <w:spacing w:after="80"/>
+        <w:ind w:left="709" w:right="0"/>
+        <w:jc w:val="both"/>
+      </w:pPr>
+      <w:r>
+        <w:rPr>
+          <w:rFonts w:ascii="Calibri" w:hAnsi="Calibri" w:cs="Arial"/>
+          <w:sz w:val="24"/>
+          <w:szCs w:val="24"/>
+        </w:rPr>
+        <w:t xml:space="preserve">• </w:t>
+      </w:r>
+      <w:r>
+        <w:rPr>
+          <w:rFonts w:ascii="Calibri" w:hAnsi="Calibri" w:cs="Arial"/>
+          <w:b/>
+          <w:bCs/>
+          <w:sz w:val="24"/>
+          <w:szCs w:val="24"/>
+        </w:rPr>
+        <w:t xml:space="preserve">8D Report:</w:t>
+      </w:r>
+      <w:r>
+        <w:rPr>
+          <w:rFonts w:ascii="Calibri" w:hAnsi="Calibri" w:cs="Arial"/>
+          <w:sz w:val="24"/>
+          <w:szCs w:val="24"/>
+        </w:rPr>
+        <w:t xml:space="preserve"> The structured supplier response to a nonconformity, including containment, root cause and corrective action.</w:t>
+      </w:r>
+    </w:p>
+    <w:p>
+      <w:pPr>
+        <w:pStyle w:val="ListeParagraf"/>
+        <w:spacing w:after="80"/>
+        <w:ind w:left="709" w:right="0"/>
+        <w:jc w:val="both"/>
+      </w:pPr>
     </w:p>
     <w:p>
       <w:pPr>
@@ -453,7 +657,7 @@
           <w:sz w:val="24"/>
           <w:szCs w:val="24"/>
         </w:rPr>
-        <w:t xml:space="preserve">1.1. A new supplier is first assessed through the Supplier Evaluation Questionnaire, which covers company information, capacity, certificates (ISO 9001, ISO 14001, GRS, RCS, OCS), quality system and social compliance status.</w:t>
+        <w:t xml:space="preserve">1.1. A new supplier is first assessed through the Supplier Evaluation Questionnaire (FRM-SAT-01), which covers company information, capacity, certificates (ISO 9001, ISO 14001, GRS, RCS, OCS, OEKO-TEX), quality system, references and social compliance status (TLM-SAT-01).</w:t>
       </w:r>
     </w:p>
     <w:p>
@@ -609,7 +813,23 @@
           <w:sz w:val="24"/>
           <w:szCs w:val="24"/>
         </w:rPr>
-        <w:t xml:space="preserve">1.6. Based on the results, the supplier is approved, conditionally approved with a corrective action plan, or rejected; approved suppliers are added to the Approved Supplier List.</w:t>
+        <w:t xml:space="preserve">1.6. Based on the results, Quality Assurance and Purchasing decide together: the supplier is approved, conditionally approved with a corrective action plan, or rejected; approved suppliers are added to the Approved Supplier List (FRM-TED-01; TLM-TED-01).</w:t>
+      </w:r>
+    </w:p>
+    <w:p>
+      <w:pPr>
+        <w:pStyle w:val="ListeParagraf"/>
+        <w:spacing w:after="80"/>
+        <w:ind w:left="709" w:right="0"/>
+        <w:jc w:val="both"/>
+      </w:pPr>
+      <w:r>
+        <w:rPr>
+          <w:rFonts w:ascii="Calibri" w:hAnsi="Calibri" w:cs="Arial"/>
+          <w:sz w:val="24"/>
+          <w:szCs w:val="24"/>
+        </w:rPr>
+        <w:t xml:space="preserve">1.7. No order is placed with a supplier that is not on the list; an urgent exception requires General Manager approval and additional incoming inspection.</w:t>
       </w:r>
     </w:p>
     <w:p>
@@ -692,6 +912,22 @@
         <w:ind w:left="709" w:right="0"/>
         <w:jc w:val="both"/>
       </w:pPr>
+      <w:r>
+        <w:rPr>
+          <w:rFonts w:ascii="Calibri" w:hAnsi="Calibri" w:cs="Arial"/>
+          <w:sz w:val="24"/>
+          <w:szCs w:val="24"/>
+        </w:rPr>
+        <w:t xml:space="preserve">2.4. Detailed control of the outsourced process is carried out according to EMS.SA.PRO.04.04.</w:t>
+      </w:r>
+    </w:p>
+    <w:p>
+      <w:pPr>
+        <w:pStyle w:val="ListeParagraf"/>
+        <w:spacing w:after="80"/>
+        <w:ind w:left="709" w:right="0"/>
+        <w:jc w:val="both"/>
+      </w:pPr>
     </w:p>
     <w:p>
       <w:pPr>
@@ -707,7 +943,7 @@
           <w:sz w:val="24"/>
           <w:szCs w:val="24"/>
         </w:rPr>
-        <w:t xml:space="preserve">3. PERFORMANCE MONITORING</w:t>
+        <w:t xml:space="preserve">3. INCOMING INSPECTION HISTORY AND SUPPLIER REQUIREMENTS</w:t>
       </w:r>
     </w:p>
     <w:p>
@@ -723,7 +959,96 @@
           <w:sz w:val="24"/>
           <w:szCs w:val="24"/>
         </w:rPr>
-        <w:t xml:space="preserve">3.1. Supplier performance is evaluated every six months (critical suppliers) or every year (other suppliers) using the following criteria:</w:t>
+        <w:t xml:space="preserve">3.1. Purchase orders clearly state the specification, testing requirement, restricted substance requirement, packaging, labelling and delivery date; customer-defined requirements (approved chemicals, certified material) are communicated to the supplier in writing (EMS.SA.PRO.04.02).</w:t>
+      </w:r>
+    </w:p>
+    <w:p>
+      <w:pPr>
+        <w:pStyle w:val="ListeParagraf"/>
+        <w:spacing w:after="80"/>
+        <w:ind w:left="709" w:right="0"/>
+        <w:jc w:val="both"/>
+      </w:pPr>
+      <w:r>
+        <w:rPr>
+          <w:rFonts w:ascii="Calibri" w:hAnsi="Calibri" w:cs="Arial"/>
+          <w:sz w:val="24"/>
+          <w:szCs w:val="24"/>
+        </w:rPr>
+        <w:t xml:space="preserve">3.2. Product certificates and test reports are requested with each delivery where required.</w:t>
+      </w:r>
+    </w:p>
+    <w:p>
+      <w:pPr>
+        <w:pStyle w:val="ListeParagraf"/>
+        <w:spacing w:after="80"/>
+        <w:ind w:left="709" w:right="0"/>
+        <w:jc w:val="both"/>
+      </w:pPr>
+      <w:r>
+        <w:rPr>
+          <w:rFonts w:ascii="Calibri" w:hAnsi="Calibri" w:cs="Arial"/>
+          <w:sz w:val="24"/>
+          <w:szCs w:val="24"/>
+        </w:rPr>
+        <w:t xml:space="preserve">3.3. Every delivery is checked according to the warehouse and laboratory procedures; accepted and rejected results are recorded per supplier. Yarn inputs are evaluated with the Yarn Inspection Input Control and Supplier Evaluation Form (EMS.QA.FRM.07.19).</w:t>
+      </w:r>
+    </w:p>
+    <w:p>
+      <w:pPr>
+        <w:pStyle w:val="ListeParagraf"/>
+        <w:spacing w:after="80"/>
+        <w:ind w:left="709" w:right="0"/>
+        <w:jc w:val="both"/>
+      </w:pPr>
+      <w:r>
+        <w:rPr>
+          <w:rFonts w:ascii="Calibri" w:hAnsi="Calibri" w:cs="Arial"/>
+          <w:sz w:val="24"/>
+          <w:szCs w:val="24"/>
+        </w:rPr>
+        <w:t xml:space="preserve">3.4. Nonconforming lots are labelled and quarantined; Quality Assurance decides rejection, conditional acceptance or return.</w:t>
+      </w:r>
+    </w:p>
+    <w:p>
+      <w:pPr>
+        <w:pStyle w:val="ListeParagraf"/>
+        <w:spacing w:after="80"/>
+        <w:ind w:left="709" w:right="0"/>
+        <w:jc w:val="both"/>
+      </w:pPr>
+    </w:p>
+    <w:p>
+      <w:pPr>
+        <w:pStyle w:val="ListeParagraf"/>
+        <w:spacing w:before="120" w:after="60"/>
+        <w:ind w:left="709" w:right="0"/>
+      </w:pPr>
+      <w:r>
+        <w:rPr>
+          <w:rFonts w:ascii="Calibri" w:hAnsi="Calibri" w:cs="Arial"/>
+          <w:b/>
+          <w:bCs/>
+          <w:sz w:val="24"/>
+          <w:szCs w:val="24"/>
+        </w:rPr>
+        <w:t xml:space="preserve">4. PERFORMANCE MONITORING</w:t>
+      </w:r>
+    </w:p>
+    <w:p>
+      <w:pPr>
+        <w:pStyle w:val="ListeParagraf"/>
+        <w:spacing w:after="80"/>
+        <w:ind w:left="709" w:right="0"/>
+        <w:jc w:val="both"/>
+      </w:pPr>
+      <w:r>
+        <w:rPr>
+          <w:rFonts w:ascii="Calibri" w:hAnsi="Calibri" w:cs="Arial"/>
+          <w:sz w:val="24"/>
+          <w:szCs w:val="24"/>
+        </w:rPr>
+        <w:t xml:space="preserve">4.1. Supplier performance is evaluated every six months (critical suppliers) or every year (other suppliers); critical suppliers are scored quarterly from the receiving records (TLM-TED-02; TLM-SAT-04). The criteria are:</w:t>
       </w:r>
     </w:p>
     <w:p>
@@ -742,7 +1067,7 @@
           <w:sz w:val="24"/>
           <w:szCs w:val="24"/>
         </w:rPr>
-        <w:t xml:space="preserve">Quality: rejected deliveries and complaints (40%),</w:t>
+        <w:t xml:space="preserve">Quality: rejected deliveries and complaints, lot acceptance rate and PPM (40%),</w:t>
       </w:r>
     </w:p>
     <w:p>
@@ -761,7 +1086,7 @@
           <w:sz w:val="24"/>
           <w:szCs w:val="24"/>
         </w:rPr>
-        <w:t xml:space="preserve">Delivery: on-time and complete delivery (30%),</w:t>
+        <w:t xml:space="preserve">Delivery: on-time and complete delivery, OTIF (30%),</w:t>
       </w:r>
     </w:p>
     <w:p>
@@ -780,7 +1105,7 @@
           <w:sz w:val="24"/>
           <w:szCs w:val="24"/>
         </w:rPr>
-        <w:t xml:space="preserve">Compliance: social, environmental and chemical compliance and audit findings (20%),</w:t>
+        <w:t xml:space="preserve">Compliance: social, environmental and chemical compliance, certificate validity and audit findings (20%),</w:t>
       </w:r>
     </w:p>
     <w:p>
@@ -815,8 +1140,55 @@
           <w:sz w:val="24"/>
           <w:szCs w:val="24"/>
         </w:rPr>
-        <w:t xml:space="preserve">3.2. Suppliers are classified according to their score: </w:t>
-      </w:r>
+        <w:t xml:space="preserve">4.2. Suppliers are classified according to their score: A (85-100) preferred, B (70-84) approved, C (50-69) improvement plan required, D (below 50) removed from the list.</w:t>
+      </w:r>
+    </w:p>
+    <w:p>
+      <w:pPr>
+        <w:pStyle w:val="ListeParagraf"/>
+        <w:spacing w:after="80"/>
+        <w:ind w:left="709" w:right="0"/>
+        <w:jc w:val="both"/>
+      </w:pPr>
+      <w:r>
+        <w:rPr>
+          <w:rFonts w:ascii="Calibri" w:hAnsi="Calibri" w:cs="Arial"/>
+          <w:sz w:val="24"/>
+          <w:szCs w:val="24"/>
+        </w:rPr>
+        <w:t xml:space="preserve">4.3. The result of each evaluation is recorded on the Supplier Performance Form (FRM-SAT-04) and shared with the supplier.</w:t>
+      </w:r>
+    </w:p>
+    <w:p>
+      <w:pPr>
+        <w:pStyle w:val="ListeParagraf"/>
+        <w:spacing w:after="80"/>
+        <w:ind w:left="709" w:right="0"/>
+        <w:jc w:val="both"/>
+      </w:pPr>
+      <w:r>
+        <w:rPr>
+          <w:rFonts w:ascii="Calibri" w:hAnsi="Calibri" w:cs="Arial"/>
+          <w:sz w:val="24"/>
+          <w:szCs w:val="24"/>
+        </w:rPr>
+        <w:t xml:space="preserve">4.4. Each approved supplier is re-evaluated at least once a year from score history, certificate validity and, where needed, an audit; a supplier whose certificate has expired is kept in conditional status until it is renewed.</w:t>
+      </w:r>
+    </w:p>
+    <w:p>
+      <w:pPr>
+        <w:pStyle w:val="ListeParagraf"/>
+        <w:spacing w:after="80"/>
+        <w:ind w:left="709" w:right="0"/>
+        <w:jc w:val="both"/>
+      </w:pPr>
+    </w:p>
+    <w:p>
+      <w:pPr>
+        <w:pStyle w:val="ListeParagraf"/>
+        <w:spacing w:before="120" w:after="60"/>
+        <w:ind w:left="709" w:right="0"/>
+      </w:pPr>
       <w:r>
         <w:rPr>
           <w:rFonts w:ascii="Calibri" w:hAnsi="Calibri" w:cs="Arial"/>
@@ -825,16 +1197,119 @@
           <w:sz w:val="24"/>
           <w:szCs w:val="24"/>
         </w:rPr>
-        <w:t xml:space="preserve">A (85-100)</w:t>
-      </w:r>
-      <w:r>
-        <w:rPr>
-          <w:rFonts w:ascii="Calibri" w:hAnsi="Calibri" w:cs="Arial"/>
-          <w:sz w:val="24"/>
-          <w:szCs w:val="24"/>
-        </w:rPr>
-        <w:t xml:space="preserve"> preferred, </w:t>
-      </w:r>
+        <w:t xml:space="preserve">5. CORRECTIVE ACTIONS AND DEVELOPMENT</w:t>
+      </w:r>
+    </w:p>
+    <w:p>
+      <w:pPr>
+        <w:pStyle w:val="ListeParagraf"/>
+        <w:spacing w:after="80"/>
+        <w:ind w:left="709" w:right="0"/>
+        <w:jc w:val="both"/>
+      </w:pPr>
+      <w:r>
+        <w:rPr>
+          <w:rFonts w:ascii="Calibri" w:hAnsi="Calibri" w:cs="Arial"/>
+          <w:sz w:val="24"/>
+          <w:szCs w:val="24"/>
+        </w:rPr>
+        <w:t xml:space="preserve">5.1. Suppliers in class C, suppliers with a rejected lot, and suppliers with critical audit findings are asked to submit a corrective action plan; the Supplier CAPA Request Form (FRM-TED-02) is sent and an 8D report is requested (TLM-TED-03).</w:t>
+      </w:r>
+    </w:p>
+    <w:p>
+      <w:pPr>
+        <w:pStyle w:val="ListeParagraf"/>
+        <w:spacing w:after="80"/>
+        <w:ind w:left="709" w:right="0"/>
+        <w:jc w:val="both"/>
+      </w:pPr>
+      <w:r>
+        <w:rPr>
+          <w:rFonts w:ascii="Calibri" w:hAnsi="Calibri" w:cs="Arial"/>
+          <w:sz w:val="24"/>
+          <w:szCs w:val="24"/>
+        </w:rPr>
+        <w:t xml:space="preserve">5.2. The supplier gives the first response (containment) within 24 hours and submits the root cause and corrective action within 30 days at the latest (10 working days for product nonconformities); the report is reviewed by Quality Assurance and, if inadequate, requested again.</w:t>
+      </w:r>
+    </w:p>
+    <w:p>
+      <w:pPr>
+        <w:pStyle w:val="ListeParagraf"/>
+        <w:spacing w:after="80"/>
+        <w:ind w:left="709" w:right="0"/>
+        <w:jc w:val="both"/>
+      </w:pPr>
+      <w:r>
+        <w:rPr>
+          <w:rFonts w:ascii="Calibri" w:hAnsi="Calibri" w:cs="Arial"/>
+          <w:sz w:val="24"/>
+          <w:szCs w:val="24"/>
+        </w:rPr>
+        <w:t xml:space="preserve">5.3. Effectiveness is verified on the following three consecutive lots, by follow-up audit or by evidence review; until then the case is not closed (EMS.KS.PRO.22.03).</w:t>
+      </w:r>
+    </w:p>
+    <w:p>
+      <w:pPr>
+        <w:pStyle w:val="ListeParagraf"/>
+        <w:spacing w:after="80"/>
+        <w:ind w:left="709" w:right="0"/>
+        <w:jc w:val="both"/>
+      </w:pPr>
+      <w:r>
+        <w:rPr>
+          <w:rFonts w:ascii="Calibri" w:hAnsi="Calibri" w:cs="Arial"/>
+          <w:sz w:val="24"/>
+          <w:szCs w:val="24"/>
+        </w:rPr>
+        <w:t xml:space="preserve">5.4. In case of zero-tolerance findings (child labour, forced labour, unauthorised subcontracting, bribery or serious safety risk), orders are stopped immediately and the case is reported to the General Manager and, where required, to the customer.</w:t>
+      </w:r>
+    </w:p>
+    <w:p>
+      <w:pPr>
+        <w:pStyle w:val="ListeParagraf"/>
+        <w:spacing w:after="80"/>
+        <w:ind w:left="709" w:right="0"/>
+        <w:jc w:val="both"/>
+      </w:pPr>
+      <w:r>
+        <w:rPr>
+          <w:rFonts w:ascii="Calibri" w:hAnsi="Calibri" w:cs="Arial"/>
+          <w:sz w:val="24"/>
+          <w:szCs w:val="24"/>
+        </w:rPr>
+        <w:t xml:space="preserve">5.5. Where the nonconformity affects EMS products already produced, the affected products are traced, segregated and handled according to EMS.KS.PRO.22.02.</w:t>
+      </w:r>
+    </w:p>
+    <w:p>
+      <w:pPr>
+        <w:pStyle w:val="ListeParagraf"/>
+        <w:spacing w:after="80"/>
+        <w:ind w:left="709" w:right="0"/>
+        <w:jc w:val="both"/>
+      </w:pPr>
+      <w:r>
+        <w:rPr>
+          <w:rFonts w:ascii="Calibri" w:hAnsi="Calibri" w:cs="Arial"/>
+          <w:sz w:val="24"/>
+          <w:szCs w:val="24"/>
+        </w:rPr>
+        <w:t xml:space="preserve">5.6. Repeated nonconformities lead to extra inspection, on-site audit, development of an alternative source or removal from the Approved Supplier List; good performers are given priority in new orders.</w:t>
+      </w:r>
+    </w:p>
+    <w:p>
+      <w:pPr>
+        <w:pStyle w:val="ListeParagraf"/>
+        <w:spacing w:after="80"/>
+        <w:ind w:left="709" w:right="0"/>
+        <w:jc w:val="both"/>
+      </w:pPr>
+    </w:p>
+    <w:p>
+      <w:pPr>
+        <w:pStyle w:val="ListeParagraf"/>
+        <w:spacing w:before="120" w:after="60"/>
+        <w:ind w:left="709" w:right="0"/>
+      </w:pPr>
       <w:r>
         <w:rPr>
           <w:rFonts w:ascii="Calibri" w:hAnsi="Calibri" w:cs="Arial"/>
@@ -843,51 +1318,7 @@
           <w:sz w:val="24"/>
           <w:szCs w:val="24"/>
         </w:rPr>
-        <w:t xml:space="preserve">B (70-84)</w:t>
-      </w:r>
-      <w:r>
-        <w:rPr>
-          <w:rFonts w:ascii="Calibri" w:hAnsi="Calibri" w:cs="Arial"/>
-          <w:sz w:val="24"/>
-          <w:szCs w:val="24"/>
-        </w:rPr>
-        <w:t xml:space="preserve"> approved, </w:t>
-      </w:r>
-      <w:r>
-        <w:rPr>
-          <w:rFonts w:ascii="Calibri" w:hAnsi="Calibri" w:cs="Arial"/>
-          <w:b/>
-          <w:bCs/>
-          <w:sz w:val="24"/>
-          <w:szCs w:val="24"/>
-        </w:rPr>
-        <w:t xml:space="preserve">C (50-69)</w:t>
-      </w:r>
-      <w:r>
-        <w:rPr>
-          <w:rFonts w:ascii="Calibri" w:hAnsi="Calibri" w:cs="Arial"/>
-          <w:sz w:val="24"/>
-          <w:szCs w:val="24"/>
-        </w:rPr>
-        <w:t xml:space="preserve"> improvement plan required, </w:t>
-      </w:r>
-      <w:r>
-        <w:rPr>
-          <w:rFonts w:ascii="Calibri" w:hAnsi="Calibri" w:cs="Arial"/>
-          <w:b/>
-          <w:bCs/>
-          <w:sz w:val="24"/>
-          <w:szCs w:val="24"/>
-        </w:rPr>
-        <w:t xml:space="preserve">D (below 50)</w:t>
-      </w:r>
-      <w:r>
-        <w:rPr>
-          <w:rFonts w:ascii="Calibri" w:hAnsi="Calibri" w:cs="Arial"/>
-          <w:sz w:val="24"/>
-          <w:szCs w:val="24"/>
-        </w:rPr>
-        <w:t xml:space="preserve"> removed from the list.</w:t>
+        <w:t xml:space="preserve">6. MONITORING AND PERFORMANCE</w:t>
       </w:r>
     </w:p>
     <w:p>
@@ -897,111 +1328,13 @@
         <w:ind w:left="709" w:right="0"/>
         <w:jc w:val="both"/>
       </w:pPr>
-    </w:p>
-    <w:p>
-      <w:pPr>
-        <w:pStyle w:val="ListeParagraf"/>
-        <w:spacing w:before="120" w:after="60"/>
-        <w:ind w:left="709" w:right="0"/>
-      </w:pPr>
-      <w:r>
-        <w:rPr>
-          <w:rFonts w:ascii="Calibri" w:hAnsi="Calibri" w:cs="Arial"/>
-          <w:b/>
-          <w:bCs/>
-          <w:sz w:val="24"/>
-          <w:szCs w:val="24"/>
-        </w:rPr>
-        <w:t xml:space="preserve">4. CORRECTIVE ACTIONS AND DEVELOPMENT</w:t>
-      </w:r>
-    </w:p>
-    <w:p>
-      <w:pPr>
-        <w:pStyle w:val="ListeParagraf"/>
-        <w:spacing w:after="80"/>
-        <w:ind w:left="709" w:right="0"/>
-        <w:jc w:val="both"/>
-      </w:pPr>
-      <w:r>
-        <w:rPr>
-          <w:rFonts w:ascii="Calibri" w:hAnsi="Calibri" w:cs="Arial"/>
-          <w:sz w:val="24"/>
-          <w:szCs w:val="24"/>
-        </w:rPr>
-        <w:t xml:space="preserve">4.1. Suppliers in class C, and suppliers with critical audit findings, are asked to submit a corrective action plan within 30 days; implementation is verified by follow-up audit or evidence review.</w:t>
-      </w:r>
-    </w:p>
-    <w:p>
-      <w:pPr>
-        <w:pStyle w:val="ListeParagraf"/>
-        <w:spacing w:after="80"/>
-        <w:ind w:left="709" w:right="0"/>
-        <w:jc w:val="both"/>
-      </w:pPr>
-      <w:r>
-        <w:rPr>
-          <w:rFonts w:ascii="Calibri" w:hAnsi="Calibri" w:cs="Arial"/>
-          <w:sz w:val="24"/>
-          <w:szCs w:val="24"/>
-        </w:rPr>
-        <w:t xml:space="preserve">4.2. In case of zero-tolerance findings (child labour, forced labour, unauthorised subcontracting, bribery or serious safety risk), orders are stopped immediately and the case is reported to the General Manager and, where required, to the customer.</w:t>
-      </w:r>
-    </w:p>
-    <w:p>
-      <w:pPr>
-        <w:pStyle w:val="ListeParagraf"/>
-        <w:spacing w:after="80"/>
-        <w:ind w:left="709" w:right="0"/>
-        <w:jc w:val="both"/>
-      </w:pPr>
-      <w:r>
-        <w:rPr>
-          <w:rFonts w:ascii="Calibri" w:hAnsi="Calibri" w:cs="Arial"/>
-          <w:sz w:val="24"/>
-          <w:szCs w:val="24"/>
-        </w:rPr>
-        <w:t xml:space="preserve">4.3. Results are shared with suppliers and good performers are given priority in new orders.</w:t>
-      </w:r>
-    </w:p>
-    <w:p>
-      <w:pPr>
-        <w:pStyle w:val="ListeParagraf"/>
-        <w:spacing w:after="80"/>
-        <w:ind w:left="709" w:right="0"/>
-        <w:jc w:val="both"/>
-      </w:pPr>
-    </w:p>
-    <w:p>
-      <w:pPr>
-        <w:pStyle w:val="ListeParagraf"/>
-        <w:spacing w:before="120" w:after="60"/>
-        <w:ind w:left="709" w:right="0"/>
-      </w:pPr>
-      <w:r>
-        <w:rPr>
-          <w:rFonts w:ascii="Calibri" w:hAnsi="Calibri" w:cs="Arial"/>
-          <w:b/>
-          <w:bCs/>
-          <w:sz w:val="24"/>
-          <w:szCs w:val="24"/>
-        </w:rPr>
-        <w:t xml:space="preserve">5. MONITORING AND PERFORMANCE</w:t>
-      </w:r>
-    </w:p>
-    <w:p>
-      <w:pPr>
-        <w:pStyle w:val="ListeParagraf"/>
-        <w:spacing w:after="80"/>
-        <w:ind w:left="709" w:right="0"/>
-        <w:jc w:val="both"/>
-      </w:pPr>
-      <w:r>
-        <w:rPr>
-          <w:rFonts w:ascii="Calibri" w:hAnsi="Calibri" w:cs="Arial"/>
-          <w:sz w:val="24"/>
-          <w:szCs w:val="24"/>
-        </w:rPr>
-        <w:t xml:space="preserve">5.1. The Purchasing Manager reports the following indicators every year in the management review:</w:t>
+      <w:r>
+        <w:rPr>
+          <w:rFonts w:ascii="Calibri" w:hAnsi="Calibri" w:cs="Arial"/>
+          <w:sz w:val="24"/>
+          <w:szCs w:val="24"/>
+        </w:rPr>
+        <w:t xml:space="preserve">6.1. The Purchasing Manager reports the following indicators every year (critical suppliers: every six months) in the management review:</w:t>
       </w:r>
     </w:p>
     <w:p>
@@ -1039,7 +1372,7 @@
           <w:sz w:val="24"/>
           <w:szCs w:val="24"/>
         </w:rPr>
-        <w:t xml:space="preserve">Distribution of suppliers by class (A, B, C, D),</w:t>
+        <w:t xml:space="preserve">Suppliers without annual evaluation (target: 0),</w:t>
       </w:r>
     </w:p>
     <w:p>
@@ -1058,32 +1391,7 @@
           <w:sz w:val="24"/>
           <w:szCs w:val="24"/>
         </w:rPr>
-        <w:t xml:space="preserve">Number of open supplier corrective actions.</w:t>
-      </w:r>
-    </w:p>
-    <w:p>
-      <w:pPr>
-        <w:pStyle w:val="ListeParagraf"/>
-        <w:spacing w:after="80"/>
-        <w:ind w:left="709" w:right="0"/>
-        <w:jc w:val="both"/>
-      </w:pPr>
-    </w:p>
-    <w:p>
-      <w:pPr>
-        <w:pStyle w:val="ListeParagraf"/>
-        <w:spacing w:before="120" w:after="60"/>
-        <w:ind w:left="709" w:right="0"/>
-      </w:pPr>
-      <w:r>
-        <w:rPr>
-          <w:rFonts w:ascii="Calibri" w:hAnsi="Calibri" w:cs="Arial"/>
-          <w:b/>
-          <w:bCs/>
-          <w:sz w:val="24"/>
-          <w:szCs w:val="24"/>
-        </w:rPr>
-        <w:t xml:space="preserve">6. RELATED DOCUMENTS AND RECORDS</w:t>
+        <w:t xml:space="preserve">Purchases from non-approved suppliers (target: 0),</w:t>
       </w:r>
     </w:p>
     <w:p>
@@ -1102,7 +1410,7 @@
           <w:sz w:val="24"/>
           <w:szCs w:val="24"/>
         </w:rPr>
-        <w:t xml:space="preserve">Supplier Evaluation Questionnaire and Supplier Audit Checklist</w:t>
+        <w:t xml:space="preserve">Lot acceptance rate (example target: at least 98%), PPM and OTIF (example target: at least 95%),</w:t>
       </w:r>
     </w:p>
     <w:p>
@@ -1121,7 +1429,7 @@
           <w:sz w:val="24"/>
           <w:szCs w:val="24"/>
         </w:rPr>
-        <w:t xml:space="preserve">Supplier Code of Conduct and Anti-Bribery Declarations</w:t>
+        <w:t xml:space="preserve">Distribution of suppliers by class (A, B, C, D),</w:t>
       </w:r>
     </w:p>
     <w:p>
@@ -1140,7 +1448,48 @@
           <w:sz w:val="24"/>
           <w:szCs w:val="24"/>
         </w:rPr>
-        <w:t xml:space="preserve">Approved Supplier List and Supplier Performance Scorecards</w:t>
+        <w:t xml:space="preserve">Number of open supplier corrective actions.</w:t>
+      </w:r>
+    </w:p>
+    <w:p>
+      <w:pPr>
+        <w:pStyle w:val="ListeParagraf"/>
+        <w:spacing w:after="80"/>
+        <w:ind w:left="709" w:right="0"/>
+        <w:jc w:val="both"/>
+      </w:pPr>
+      <w:r>
+        <w:rPr>
+          <w:rFonts w:ascii="Calibri" w:hAnsi="Calibri" w:cs="Arial"/>
+          <w:sz w:val="24"/>
+          <w:szCs w:val="24"/>
+        </w:rPr>
+        <w:t xml:space="preserve">6.2. Targets and thresholds are defined in the customer specification and company policy and are updated when necessary.</w:t>
+      </w:r>
+    </w:p>
+    <w:p>
+      <w:pPr>
+        <w:pStyle w:val="ListeParagraf"/>
+        <w:spacing w:after="80"/>
+        <w:ind w:left="709" w:right="0"/>
+        <w:jc w:val="both"/>
+      </w:pPr>
+    </w:p>
+    <w:p>
+      <w:pPr>
+        <w:pStyle w:val="ListeParagraf"/>
+        <w:spacing w:before="120" w:after="60"/>
+        <w:ind w:left="709" w:right="0"/>
+      </w:pPr>
+      <w:r>
+        <w:rPr>
+          <w:rFonts w:ascii="Calibri" w:hAnsi="Calibri" w:cs="Arial"/>
+          <w:b/>
+          <w:bCs/>
+          <w:sz w:val="24"/>
+          <w:szCs w:val="24"/>
+        </w:rPr>
+        <w:t xml:space="preserve">7. RELATED DOCUMENTS AND RECORDS</w:t>
       </w:r>
     </w:p>
     <w:p>
@@ -1159,7 +1508,7 @@
           <w:sz w:val="24"/>
           <w:szCs w:val="24"/>
         </w:rPr>
-        <w:t xml:space="preserve">Supplier Corrective Action Plans</w:t>
+        <w:t xml:space="preserve">Supplier Evaluation Questionnaire and Supplier Audit Checklist (FRM-SAT-01)</w:t>
       </w:r>
     </w:p>
     <w:p>
@@ -1178,7 +1527,7 @@
           <w:sz w:val="24"/>
           <w:szCs w:val="24"/>
         </w:rPr>
-        <w:t xml:space="preserve">EMS.SA.PRO.04.01. Contractor (Supplier) Selection Procedure</w:t>
+        <w:t xml:space="preserve">Approved Supplier List (FRM-TED-01)</w:t>
       </w:r>
     </w:p>
     <w:p>
@@ -1197,615 +1546,7 @@
           <w:sz w:val="24"/>
           <w:szCs w:val="24"/>
         </w:rPr>
-        <w:t xml:space="preserve">EMS.SA.PRO.04.02. Purchasing Procedure</w:t>
-      </w:r>
-    </w:p>
-    <w:p>
-      <w:pPr>
-        <w:pStyle w:val="ListeParagraf"/>
-        <w:spacing w:after="80"/>
-        <w:ind w:left="709" w:right="0"/>
-        <w:jc w:val="both"/>
-      </w:pPr>
-    </w:p>
-    <w:p>
-      <w:pPr>
-        <w:pStyle w:val="ListeParagraf"/>
-        <w:spacing w:before="120" w:after="60"/>
-        <w:ind w:left="709" w:right="0"/>
-      </w:pPr>
-      <w:r>
-        <w:rPr>
-          <w:rFonts w:ascii="Calibri" w:hAnsi="Calibri" w:cs="Arial"/>
-          <w:b/>
-          <w:bCs/>
-          <w:sz w:val="24"/>
-          <w:szCs w:val="24"/>
-        </w:rPr>
-        <w:t xml:space="preserve">7. FEEDBACK AND MONITORING</w:t>
-      </w:r>
-    </w:p>
-    <w:p>
-      <w:pPr>
-        <w:pStyle w:val="ListeParagraf"/>
-        <w:spacing w:after="80"/>
-        <w:ind w:left="709" w:right="0"/>
-        <w:jc w:val="both"/>
-      </w:pPr>
-      <w:r>
-        <w:rPr>
-          <w:rFonts w:ascii="Calibri" w:hAnsi="Calibri" w:cs="Arial"/>
-          <w:sz w:val="24"/>
-          <w:szCs w:val="24"/>
-        </w:rPr>
-        <w:t xml:space="preserve">This procedure is reviewed every year by the Purchasing Manager together with Quality Assurance and the CSR team. Audit results, customer requirements and supplier feedback are evaluated and the procedure is revised when necessary.</w:t>
-      </w:r>
-    </w:p>
-    <w:p>
-      <w:r>
-        <w:br w:type="page"/>
-      </w:r>
-    </w:p>
-    <w:p>
-      <w:pPr>
-        <w:pStyle w:val="ListeParagraf"/>
-        <w:bidi/>
-        <w:spacing w:before="120" w:after="60"/>
-        <w:ind w:left="0" w:right="709"/>
-      </w:pPr>
-      <w:r>
-        <w:rPr>
-          <w:rFonts w:ascii="Calibri" w:hAnsi="Calibri" w:cs="Arial"/>
-          <w:b/>
-          <w:bCs/>
-          <w:rtl/>
-          <w:sz w:val="24"/>
-          <w:szCs w:val="24"/>
-        </w:rPr>
-        <w:t xml:space="preserve">الغرض</w:t>
-      </w:r>
-    </w:p>
-    <w:p>
-      <w:pPr>
-        <w:pStyle w:val="ListeParagraf"/>
-        <w:bidi/>
-        <w:spacing w:after="80"/>
-        <w:ind w:left="0" w:right="709"/>
-        <w:jc w:val="both"/>
-      </w:pPr>
-      <w:r>
-        <w:rPr>
-          <w:rFonts w:ascii="Calibri" w:hAnsi="Calibri" w:cs="Arial"/>
-          <w:rtl/>
-          <w:sz w:val="24"/>
-          <w:szCs w:val="24"/>
-        </w:rPr>
-        <w:t xml:space="preserve">يحدد هذا الإجراء كيفية تقييم الموردين والمقاولين من الباطن الجدد واعتمادهم، وكيفية متابعة أداء الموردين والمقاولين من الباطن الحاليين وإعادة تقييمهم في شركة إيروغلو للتريكو (EMS)، بما يشمل معايير الجودة والتسليم والبيئة والكيماويات والامتثال الاجتماعي.</w:t>
-      </w:r>
-    </w:p>
-    <w:p>
-      <w:pPr>
-        <w:pStyle w:val="ListeParagraf"/>
-        <w:bidi/>
-        <w:spacing w:after="80"/>
-        <w:ind w:left="0" w:right="709"/>
-        <w:jc w:val="both"/>
-      </w:pPr>
-    </w:p>
-    <w:p>
-      <w:pPr>
-        <w:pStyle w:val="ListeParagraf"/>
-        <w:bidi/>
-        <w:spacing w:before="120" w:after="60"/>
-        <w:ind w:left="0" w:right="709"/>
-      </w:pPr>
-      <w:r>
-        <w:rPr>
-          <w:rFonts w:ascii="Calibri" w:hAnsi="Calibri" w:cs="Arial"/>
-          <w:b/>
-          <w:bCs/>
-          <w:rtl/>
-          <w:sz w:val="24"/>
-          <w:szCs w:val="24"/>
-        </w:rPr>
-        <w:t xml:space="preserve">النطاق</w:t>
-      </w:r>
-    </w:p>
-    <w:p>
-      <w:pPr>
-        <w:pStyle w:val="ListeParagraf"/>
-        <w:bidi/>
-        <w:spacing w:after="80"/>
-        <w:ind w:left="0" w:right="709"/>
-        <w:jc w:val="both"/>
-      </w:pPr>
-      <w:r>
-        <w:rPr>
-          <w:rFonts w:ascii="Calibri" w:hAnsi="Calibri" w:cs="Arial"/>
-          <w:rtl/>
-          <w:sz w:val="24"/>
-          <w:szCs w:val="24"/>
-        </w:rPr>
-        <w:t xml:space="preserve">يشمل هذا الإجراء جميع موردي المواد والكيماويات والخدمات وجميع المقاولين من الباطن الذين ينفذون عمليات إنتاجية (الطباعة أو التطريز أو الغسيل أو التريكو أو الخياطة) لصالح EMS. ويُدرج الموردون الذين يرشحهم العملاء ضمن متابعة الأداء.</w:t>
-      </w:r>
-    </w:p>
-    <w:p>
-      <w:pPr>
-        <w:pStyle w:val="ListeParagraf"/>
-        <w:bidi/>
-        <w:spacing w:after="80"/>
-        <w:ind w:left="0" w:right="709"/>
-        <w:jc w:val="both"/>
-      </w:pPr>
-    </w:p>
-    <w:p>
-      <w:pPr>
-        <w:pStyle w:val="ListeParagraf"/>
-        <w:bidi/>
-        <w:spacing w:before="120" w:after="60"/>
-        <w:ind w:left="0" w:right="709"/>
-      </w:pPr>
-      <w:r>
-        <w:rPr>
-          <w:rFonts w:ascii="Calibri" w:hAnsi="Calibri" w:cs="Arial"/>
-          <w:b/>
-          <w:bCs/>
-          <w:rtl/>
-          <w:sz w:val="24"/>
-          <w:szCs w:val="24"/>
-        </w:rPr>
-        <w:t xml:space="preserve">المسؤوليات</w:t>
-      </w:r>
-    </w:p>
-    <w:p>
-      <w:pPr>
-        <w:pStyle w:val="ListeParagraf"/>
-        <w:bidi/>
-        <w:spacing w:after="80"/>
-        <w:ind w:left="0" w:right="709"/>
-        <w:jc w:val="both"/>
-      </w:pPr>
-      <w:r>
-        <w:rPr>
-          <w:rFonts w:ascii="Calibri" w:hAnsi="Calibri" w:cs="Arial"/>
-          <w:rtl/>
-          <w:sz w:val="24"/>
-          <w:szCs w:val="24"/>
-        </w:rPr>
-        <w:t xml:space="preserve">• </w:t>
-      </w:r>
-      <w:r>
-        <w:rPr>
-          <w:rFonts w:ascii="Calibri" w:hAnsi="Calibri" w:cs="Arial"/>
-          <w:b/>
-          <w:bCs/>
-          <w:rtl/>
-          <w:sz w:val="24"/>
-          <w:szCs w:val="24"/>
-        </w:rPr>
-        <w:t xml:space="preserve">مدير المشتريات:</w:t>
-      </w:r>
-      <w:r>
-        <w:rPr>
-          <w:rFonts w:ascii="Calibri" w:hAnsi="Calibri" w:cs="Arial"/>
-          <w:rtl/>
-          <w:sz w:val="24"/>
-          <w:szCs w:val="24"/>
-        </w:rPr>
-        <w:t xml:space="preserve"> ينسق عملية التقييم ويحافظ على قائمة الموردين المعتمدين ويشارك النتائج مع الموردين.</w:t>
-      </w:r>
-    </w:p>
-    <w:p>
-      <w:pPr>
-        <w:pStyle w:val="ListeParagraf"/>
-        <w:bidi/>
-        <w:spacing w:after="80"/>
-        <w:ind w:left="0" w:right="709"/>
-        <w:jc w:val="both"/>
-      </w:pPr>
-      <w:r>
-        <w:rPr>
-          <w:rFonts w:ascii="Calibri" w:hAnsi="Calibri" w:cs="Arial"/>
-          <w:rtl/>
-          <w:sz w:val="24"/>
-          <w:szCs w:val="24"/>
-        </w:rPr>
-        <w:t xml:space="preserve">• </w:t>
-      </w:r>
-      <w:r>
-        <w:rPr>
-          <w:rFonts w:ascii="Calibri" w:hAnsi="Calibri" w:cs="Arial"/>
-          <w:b/>
-          <w:bCs/>
-          <w:rtl/>
-          <w:sz w:val="24"/>
-          <w:szCs w:val="24"/>
-        </w:rPr>
-        <w:t xml:space="preserve">مدير ضمان الجودة:</w:t>
-      </w:r>
-      <w:r>
-        <w:rPr>
-          <w:rFonts w:ascii="Calibri" w:hAnsi="Calibri" w:cs="Arial"/>
-          <w:rtl/>
-          <w:sz w:val="24"/>
-          <w:szCs w:val="24"/>
-        </w:rPr>
-        <w:t xml:space="preserve"> يقيّم أنظمة الجودة وجودة المنتج ونتائج فحص التوريدات.</w:t>
-      </w:r>
-    </w:p>
-    <w:p>
-      <w:pPr>
-        <w:pStyle w:val="ListeParagraf"/>
-        <w:bidi/>
-        <w:spacing w:after="80"/>
-        <w:ind w:left="0" w:right="709"/>
-        <w:jc w:val="both"/>
-      </w:pPr>
-      <w:r>
-        <w:rPr>
-          <w:rFonts w:ascii="Calibri" w:hAnsi="Calibri" w:cs="Arial"/>
-          <w:rtl/>
-          <w:sz w:val="24"/>
-          <w:szCs w:val="24"/>
-        </w:rPr>
-        <w:t xml:space="preserve">• </w:t>
-      </w:r>
-      <w:r>
-        <w:rPr>
-          <w:rFonts w:ascii="Calibri" w:hAnsi="Calibri" w:cs="Arial"/>
-          <w:b/>
-          <w:bCs/>
-          <w:rtl/>
-          <w:sz w:val="24"/>
-          <w:szCs w:val="24"/>
-        </w:rPr>
-        <w:t xml:space="preserve">فريق المسؤولية الاجتماعية والامتثال:</w:t>
-      </w:r>
-      <w:r>
-        <w:rPr>
-          <w:rFonts w:ascii="Calibri" w:hAnsi="Calibri" w:cs="Arial"/>
-          <w:rtl/>
-          <w:sz w:val="24"/>
-          <w:szCs w:val="24"/>
-        </w:rPr>
-        <w:t xml:space="preserve"> يقيّم الامتثال الاجتماعي والصحة والسلامة والأداء البيئي، وينفذ عمليات تدقيق المقاولين من الباطن.</w:t>
-      </w:r>
-    </w:p>
-    <w:p>
-      <w:pPr>
-        <w:pStyle w:val="ListeParagraf"/>
-        <w:bidi/>
-        <w:spacing w:after="80"/>
-        <w:ind w:left="0" w:right="709"/>
-        <w:jc w:val="both"/>
-      </w:pPr>
-      <w:r>
-        <w:rPr>
-          <w:rFonts w:ascii="Calibri" w:hAnsi="Calibri" w:cs="Arial"/>
-          <w:rtl/>
-          <w:sz w:val="24"/>
-          <w:szCs w:val="24"/>
-        </w:rPr>
-        <w:t xml:space="preserve">• </w:t>
-      </w:r>
-      <w:r>
-        <w:rPr>
-          <w:rFonts w:ascii="Calibri" w:hAnsi="Calibri" w:cs="Arial"/>
-          <w:b/>
-          <w:bCs/>
-          <w:rtl/>
-          <w:sz w:val="24"/>
-          <w:szCs w:val="24"/>
-        </w:rPr>
-        <w:t xml:space="preserve">مدير الكيماويات:</w:t>
-      </w:r>
-      <w:r>
-        <w:rPr>
-          <w:rFonts w:ascii="Calibri" w:hAnsi="Calibri" w:cs="Arial"/>
-          <w:rtl/>
-          <w:sz w:val="24"/>
-          <w:szCs w:val="24"/>
-        </w:rPr>
-        <w:t xml:space="preserve"> يقيّم موردي الكيماويات من حيث المطابقة لـ ZDHC MRSL وصحف بيانات السلامة (SDS) والشهادات.</w:t>
-      </w:r>
-    </w:p>
-    <w:p>
-      <w:pPr>
-        <w:pStyle w:val="ListeParagraf"/>
-        <w:bidi/>
-        <w:spacing w:after="80"/>
-        <w:ind w:left="0" w:right="709"/>
-        <w:jc w:val="both"/>
-      </w:pPr>
-      <w:r>
-        <w:rPr>
-          <w:rFonts w:ascii="Calibri" w:hAnsi="Calibri" w:cs="Arial"/>
-          <w:rtl/>
-          <w:sz w:val="24"/>
-          <w:szCs w:val="24"/>
-        </w:rPr>
-        <w:t xml:space="preserve">• </w:t>
-      </w:r>
-      <w:r>
-        <w:rPr>
-          <w:rFonts w:ascii="Calibri" w:hAnsi="Calibri" w:cs="Arial"/>
-          <w:b/>
-          <w:bCs/>
-          <w:rtl/>
-          <w:sz w:val="24"/>
-          <w:szCs w:val="24"/>
-        </w:rPr>
-        <w:t xml:space="preserve">المدير العام:</w:t>
-      </w:r>
-      <w:r>
-        <w:rPr>
-          <w:rFonts w:ascii="Calibri" w:hAnsi="Calibri" w:cs="Arial"/>
-          <w:rtl/>
-          <w:sz w:val="24"/>
-          <w:szCs w:val="24"/>
-        </w:rPr>
-        <w:t xml:space="preserve"> يعتمد الموردين الحرجين الجدد وقرارات حذف الموردين من القائمة.</w:t>
-      </w:r>
-    </w:p>
-    <w:p>
-      <w:pPr>
-        <w:pStyle w:val="ListeParagraf"/>
-        <w:bidi/>
-        <w:spacing w:after="80"/>
-        <w:ind w:left="0" w:right="709"/>
-        <w:jc w:val="both"/>
-      </w:pPr>
-    </w:p>
-    <w:p>
-      <w:pPr>
-        <w:pStyle w:val="ListeParagraf"/>
-        <w:bidi/>
-        <w:spacing w:before="120" w:after="60"/>
-        <w:ind w:left="0" w:right="709"/>
-      </w:pPr>
-      <w:r>
-        <w:rPr>
-          <w:rFonts w:ascii="Calibri" w:hAnsi="Calibri" w:cs="Arial"/>
-          <w:b/>
-          <w:bCs/>
-          <w:rtl/>
-          <w:sz w:val="24"/>
-          <w:szCs w:val="24"/>
-        </w:rPr>
-        <w:t xml:space="preserve">التعريفات</w:t>
-      </w:r>
-    </w:p>
-    <w:p>
-      <w:pPr>
-        <w:pStyle w:val="ListeParagraf"/>
-        <w:bidi/>
-        <w:spacing w:after="80"/>
-        <w:ind w:left="0" w:right="709"/>
-        <w:jc w:val="both"/>
-      </w:pPr>
-      <w:r>
-        <w:rPr>
-          <w:rFonts w:ascii="Calibri" w:hAnsi="Calibri" w:cs="Arial"/>
-          <w:rtl/>
-          <w:sz w:val="24"/>
-          <w:szCs w:val="24"/>
-        </w:rPr>
-        <w:t xml:space="preserve">• </w:t>
-      </w:r>
-      <w:r>
-        <w:rPr>
-          <w:rFonts w:ascii="Calibri" w:hAnsi="Calibri" w:cs="Arial"/>
-          <w:b/>
-          <w:bCs/>
-          <w:rtl/>
-          <w:sz w:val="24"/>
-          <w:szCs w:val="24"/>
-        </w:rPr>
-        <w:t xml:space="preserve">المورد الحرج:</w:t>
-      </w:r>
-      <w:r>
-        <w:rPr>
-          <w:rFonts w:ascii="Calibri" w:hAnsi="Calibri" w:cs="Arial"/>
-          <w:rtl/>
-          <w:sz w:val="24"/>
-          <w:szCs w:val="24"/>
-        </w:rPr>
-        <w:t xml:space="preserve"> مورد أو مقاول من الباطن يؤثر منتجه أو خدمته مباشرة على جودة المنتج أو سلامته أو الامتثال الكيميائي أو التسليم للعميل.</w:t>
-      </w:r>
-    </w:p>
-    <w:p>
-      <w:pPr>
-        <w:pStyle w:val="ListeParagraf"/>
-        <w:bidi/>
-        <w:spacing w:after="80"/>
-        <w:ind w:left="0" w:right="709"/>
-        <w:jc w:val="both"/>
-      </w:pPr>
-      <w:r>
-        <w:rPr>
-          <w:rFonts w:ascii="Calibri" w:hAnsi="Calibri" w:cs="Arial"/>
-          <w:rtl/>
-          <w:sz w:val="24"/>
-          <w:szCs w:val="24"/>
-        </w:rPr>
-        <w:t xml:space="preserve">• </w:t>
-      </w:r>
-      <w:r>
-        <w:rPr>
-          <w:rFonts w:ascii="Calibri" w:hAnsi="Calibri" w:cs="Arial"/>
-          <w:b/>
-          <w:bCs/>
-          <w:rtl/>
-          <w:sz w:val="24"/>
-          <w:szCs w:val="24"/>
-        </w:rPr>
-        <w:t xml:space="preserve">درجة المورد:</w:t>
-      </w:r>
-      <w:r>
-        <w:rPr>
-          <w:rFonts w:ascii="Calibri" w:hAnsi="Calibri" w:cs="Arial"/>
-          <w:rtl/>
-          <w:sz w:val="24"/>
-          <w:szCs w:val="24"/>
-        </w:rPr>
-        <w:t xml:space="preserve"> درجة الأداء المحسوبة لكل مورد بناءً على معايير الجودة والتسليم والامتثال والخدمة.</w:t>
-      </w:r>
-    </w:p>
-    <w:p>
-      <w:pPr>
-        <w:pStyle w:val="ListeParagraf"/>
-        <w:bidi/>
-        <w:spacing w:after="80"/>
-        <w:ind w:left="0" w:right="709"/>
-        <w:jc w:val="both"/>
-      </w:pPr>
-      <w:r>
-        <w:rPr>
-          <w:rFonts w:ascii="Calibri" w:hAnsi="Calibri" w:cs="Arial"/>
-          <w:rtl/>
-          <w:sz w:val="24"/>
-          <w:szCs w:val="24"/>
-        </w:rPr>
-        <w:t xml:space="preserve">• </w:t>
-      </w:r>
-      <w:r>
-        <w:rPr>
-          <w:rFonts w:ascii="Calibri" w:hAnsi="Calibri" w:cs="Arial"/>
-          <w:b/>
-          <w:bCs/>
-          <w:rtl/>
-          <w:sz w:val="24"/>
-          <w:szCs w:val="24"/>
-        </w:rPr>
-        <w:t xml:space="preserve">التعاقد من الباطن غير المصرح به:</w:t>
-      </w:r>
-      <w:r>
-        <w:rPr>
-          <w:rFonts w:ascii="Calibri" w:hAnsi="Calibri" w:cs="Arial"/>
-          <w:rtl/>
-          <w:sz w:val="24"/>
-          <w:szCs w:val="24"/>
-        </w:rPr>
-        <w:t xml:space="preserve"> إسناد أي جزء من الإنتاج إلى منشأة غير معتمدة من EMS، ومن العميل عند الاقتضاء.</w:t>
-      </w:r>
-    </w:p>
-    <w:p>
-      <w:pPr>
-        <w:pStyle w:val="ListeParagraf"/>
-        <w:bidi/>
-        <w:spacing w:after="80"/>
-        <w:ind w:left="0" w:right="709"/>
-        <w:jc w:val="both"/>
-      </w:pPr>
-    </w:p>
-    <w:p>
-      <w:pPr>
-        <w:pStyle w:val="ListeParagraf"/>
-        <w:bidi/>
-        <w:spacing w:before="120" w:after="60"/>
-        <w:ind w:left="0" w:right="709"/>
-      </w:pPr>
-      <w:r>
-        <w:rPr>
-          <w:rFonts w:ascii="Calibri" w:hAnsi="Calibri" w:cs="Arial"/>
-          <w:b/>
-          <w:bCs/>
-          <w:rtl/>
-          <w:sz w:val="24"/>
-          <w:szCs w:val="24"/>
-        </w:rPr>
-        <w:t xml:space="preserve">العمليات الرئيسية والفرعية</w:t>
-      </w:r>
-    </w:p>
-    <w:p>
-      <w:pPr>
-        <w:pStyle w:val="ListeParagraf"/>
-        <w:bidi/>
-        <w:spacing w:before="120" w:after="60"/>
-        <w:ind w:left="0" w:right="709"/>
-      </w:pPr>
-      <w:r>
-        <w:rPr>
-          <w:rFonts w:ascii="Calibri" w:hAnsi="Calibri" w:cs="Arial"/>
-          <w:b/>
-          <w:bCs/>
-          <w:rtl/>
-          <w:sz w:val="24"/>
-          <w:szCs w:val="24"/>
-        </w:rPr>
-        <w:t xml:space="preserve">1. تقييم الموردين والمقاولين من الباطن الجدد</w:t>
-      </w:r>
-    </w:p>
-    <w:p>
-      <w:pPr>
-        <w:pStyle w:val="ListeParagraf"/>
-        <w:bidi/>
-        <w:spacing w:after="80"/>
-        <w:ind w:left="0" w:right="709"/>
-        <w:jc w:val="both"/>
-      </w:pPr>
-      <w:r>
-        <w:rPr>
-          <w:rFonts w:ascii="Calibri" w:hAnsi="Calibri" w:cs="Arial"/>
-          <w:rtl/>
-          <w:sz w:val="24"/>
-          <w:szCs w:val="24"/>
-        </w:rPr>
-        <w:t xml:space="preserve">1.1. يُقيّم المورد الجديد أولًا من خلال استبيان تقييم المورد الذي يغطي معلومات الشركة والطاقة الإنتاجية والشهادات (ISO 9001 وISO 14001 وGRS وRCS وOCS) ونظام الجودة وحالة الامتثال الاجتماعي.</w:t>
-      </w:r>
-    </w:p>
-    <w:p>
-      <w:pPr>
-        <w:pStyle w:val="ListeParagraf"/>
-        <w:bidi/>
-        <w:spacing w:after="80"/>
-        <w:ind w:left="0" w:right="709"/>
-        <w:jc w:val="both"/>
-      </w:pPr>
-      <w:r>
-        <w:rPr>
-          <w:rFonts w:ascii="Calibri" w:hAnsi="Calibri" w:cs="Arial"/>
-          <w:rtl/>
-          <w:sz w:val="24"/>
-          <w:szCs w:val="24"/>
-        </w:rPr>
-        <w:t xml:space="preserve">1.2. يوقع المورد على مدونة قواعد سلوك الموردين لدى EMS وإقرار مكافحة الرشوة.</w:t>
-      </w:r>
-    </w:p>
-    <w:p>
-      <w:pPr>
-        <w:pStyle w:val="ListeParagraf"/>
-        <w:bidi/>
-        <w:spacing w:after="80"/>
-        <w:ind w:left="0" w:right="709"/>
-        <w:jc w:val="both"/>
-      </w:pPr>
-      <w:r>
-        <w:rPr>
-          <w:rFonts w:ascii="Calibri" w:hAnsi="Calibri" w:cs="Arial"/>
-          <w:rtl/>
-          <w:sz w:val="24"/>
-          <w:szCs w:val="24"/>
-        </w:rPr>
-        <w:t xml:space="preserve">1.3. يقدم موردو الكيماويات صحف بيانات السلامة (SDS) وصحف البيانات الفنية وأدلة المطابقة لـ ZDHC MRSL لكل منتج.</w:t>
-      </w:r>
-    </w:p>
-    <w:p>
-      <w:pPr>
-        <w:pStyle w:val="ListeParagraf"/>
-        <w:bidi/>
-        <w:spacing w:after="80"/>
-        <w:ind w:left="0" w:right="709"/>
-        <w:jc w:val="both"/>
-      </w:pPr>
-      <w:r>
-        <w:rPr>
-          <w:rFonts w:ascii="Calibri" w:hAnsi="Calibri" w:cs="Arial"/>
-          <w:rtl/>
-          <w:sz w:val="24"/>
-          <w:szCs w:val="24"/>
-        </w:rPr>
-        <w:t xml:space="preserve">1.4. يُدقق على الموردين الحرجين وجميع المقاولين من الباطن ميدانيًا قبل الاعتماد. ويشمل التدقيق:</w:t>
+        <w:t xml:space="preserve">Supplier Performance Form and Scorecards (FRM-SAT-04)</w:t>
       </w:r>
     </w:p>
     <w:p>
@@ -1815,18 +1556,16 @@
           <w:ilvl w:val="0"/>
           <w:numId w:val="1"/>
         </w:numPr>
-        <w:bidi/>
         <w:spacing w:after="60"/>
         <w:jc w:val="both"/>
       </w:pPr>
       <w:r>
         <w:rPr>
           <w:rFonts w:ascii="Calibri" w:hAnsi="Calibri" w:cs="Arial"/>
-          <w:rtl/>
-          <w:sz w:val="24"/>
-          <w:szCs w:val="24"/>
-        </w:rPr>
-        <w:t xml:space="preserve">نظام الجودة والطاقة الإنتاجية وفحص المنتج،</w:t>
+          <w:sz w:val="24"/>
+          <w:szCs w:val="24"/>
+        </w:rPr>
+        <w:t xml:space="preserve">EMS.QA.FRM.07.19. Yarn Inspection Input Control and Supplier Evaluation Form</w:t>
       </w:r>
     </w:p>
     <w:p>
@@ -1836,18 +1575,16 @@
           <w:ilvl w:val="0"/>
           <w:numId w:val="1"/>
         </w:numPr>
-        <w:bidi/>
         <w:spacing w:after="60"/>
         <w:jc w:val="both"/>
       </w:pPr>
       <w:r>
         <w:rPr>
           <w:rFonts w:ascii="Calibri" w:hAnsi="Calibri" w:cs="Arial"/>
-          <w:rtl/>
-          <w:sz w:val="24"/>
-          <w:szCs w:val="24"/>
-        </w:rPr>
-        <w:t xml:space="preserve">ظروف العمل وساعات العمل والأجور والتحقق من السن وعدم وجود عمل جبري،</w:t>
+          <w:sz w:val="24"/>
+          <w:szCs w:val="24"/>
+        </w:rPr>
+        <w:t xml:space="preserve">Supplier CAPA Request Form (FRM-TED-02) and Supplier Corrective Action Plans</w:t>
       </w:r>
     </w:p>
     <w:p>
@@ -1857,18 +1594,16 @@
           <w:ilvl w:val="0"/>
           <w:numId w:val="1"/>
         </w:numPr>
-        <w:bidi/>
         <w:spacing w:after="60"/>
         <w:jc w:val="both"/>
       </w:pPr>
       <w:r>
         <w:rPr>
           <w:rFonts w:ascii="Calibri" w:hAnsi="Calibri" w:cs="Arial"/>
-          <w:rtl/>
-          <w:sz w:val="24"/>
-          <w:szCs w:val="24"/>
-        </w:rPr>
-        <w:t xml:space="preserve">السلامة من الحريق وسلامة المباني والصحة والسلامة وتخزين الكيماويات،</w:t>
+          <w:sz w:val="24"/>
+          <w:szCs w:val="24"/>
+        </w:rPr>
+        <w:t xml:space="preserve">Supplier Code of Conduct and Anti-Bribery Declarations</w:t>
       </w:r>
     </w:p>
     <w:p>
@@ -1878,182 +1613,16 @@
           <w:ilvl w:val="0"/>
           <w:numId w:val="1"/>
         </w:numPr>
-        <w:bidi/>
         <w:spacing w:after="60"/>
         <w:jc w:val="both"/>
       </w:pPr>
       <w:r>
         <w:rPr>
           <w:rFonts w:ascii="Calibri" w:hAnsi="Calibri" w:cs="Arial"/>
-          <w:rtl/>
-          <w:sz w:val="24"/>
-          <w:szCs w:val="24"/>
-        </w:rPr>
-        <w:t xml:space="preserve">التصاريح البيئية وإدارة النفايات ومياه الصرف وأمن البضائع.</w:t>
-      </w:r>
-    </w:p>
-    <w:p>
-      <w:pPr>
-        <w:pStyle w:val="ListeParagraf"/>
-        <w:bidi/>
-        <w:spacing w:after="80"/>
-        <w:ind w:left="0" w:right="709"/>
-        <w:jc w:val="both"/>
-      </w:pPr>
-      <w:r>
-        <w:rPr>
-          <w:rFonts w:ascii="Calibri" w:hAnsi="Calibri" w:cs="Arial"/>
-          <w:rtl/>
-          <w:sz w:val="24"/>
-          <w:szCs w:val="24"/>
-        </w:rPr>
-        <w:t xml:space="preserve">1.5. يُقيّم ضمان الجودة العينات أو الطلبية التجريبية عند الحاجة.</w:t>
-      </w:r>
-    </w:p>
-    <w:p>
-      <w:pPr>
-        <w:pStyle w:val="ListeParagraf"/>
-        <w:bidi/>
-        <w:spacing w:after="80"/>
-        <w:ind w:left="0" w:right="709"/>
-        <w:jc w:val="both"/>
-      </w:pPr>
-      <w:r>
-        <w:rPr>
-          <w:rFonts w:ascii="Calibri" w:hAnsi="Calibri" w:cs="Arial"/>
-          <w:rtl/>
-          <w:sz w:val="24"/>
-          <w:szCs w:val="24"/>
-        </w:rPr>
-        <w:t xml:space="preserve">1.6. بناءً على النتائج يُعتمد المورد، أو يُعتمد بشروط مع خطة إجراءات تصحيحية، أو يُرفض؛ ويُضاف الموردون المعتمدون إلى قائمة الموردين المعتمدين.</w:t>
-      </w:r>
-    </w:p>
-    <w:p>
-      <w:pPr>
-        <w:pStyle w:val="ListeParagraf"/>
-        <w:bidi/>
-        <w:spacing w:after="80"/>
-        <w:ind w:left="0" w:right="709"/>
-        <w:jc w:val="both"/>
-      </w:pPr>
-    </w:p>
-    <w:p>
-      <w:pPr>
-        <w:pStyle w:val="ListeParagraf"/>
-        <w:bidi/>
-        <w:spacing w:before="120" w:after="60"/>
-        <w:ind w:left="0" w:right="709"/>
-      </w:pPr>
-      <w:r>
-        <w:rPr>
-          <w:rFonts w:ascii="Calibri" w:hAnsi="Calibri" w:cs="Arial"/>
-          <w:b/>
-          <w:bCs/>
-          <w:rtl/>
-          <w:sz w:val="24"/>
-          <w:szCs w:val="24"/>
-        </w:rPr>
-        <w:t xml:space="preserve">2. الرقابة على المقاولين من الباطن</w:t>
-      </w:r>
-    </w:p>
-    <w:p>
-      <w:pPr>
-        <w:pStyle w:val="ListeParagraf"/>
-        <w:bidi/>
-        <w:spacing w:after="80"/>
-        <w:ind w:left="0" w:right="709"/>
-        <w:jc w:val="both"/>
-      </w:pPr>
-      <w:r>
-        <w:rPr>
-          <w:rFonts w:ascii="Calibri" w:hAnsi="Calibri" w:cs="Arial"/>
-          <w:rtl/>
-          <w:sz w:val="24"/>
-          <w:szCs w:val="24"/>
-        </w:rPr>
-        <w:t xml:space="preserve">2.1. لا يُسند العمل إلا إلى المقاولين من الباطن المعتمدين؛ ويُبلغ العميل ويُحصل على موافقته عندما يشترط ذلك.</w:t>
-      </w:r>
-    </w:p>
-    <w:p>
-      <w:pPr>
-        <w:pStyle w:val="ListeParagraf"/>
-        <w:bidi/>
-        <w:spacing w:after="80"/>
-        <w:ind w:left="0" w:right="709"/>
-        <w:jc w:val="both"/>
-      </w:pPr>
-      <w:r>
-        <w:rPr>
-          <w:rFonts w:ascii="Calibri" w:hAnsi="Calibri" w:cs="Arial"/>
-          <w:rtl/>
-          <w:sz w:val="24"/>
-          <w:szCs w:val="24"/>
-        </w:rPr>
-        <w:t xml:space="preserve">2.2. تُسجل البضائع المرسلة إلى المقاولين من الباطن والمستلمة منهم مع الكمية وتفاصيل الطلبية للحفاظ على إمكانية التتبع.</w:t>
-      </w:r>
-    </w:p>
-    <w:p>
-      <w:pPr>
-        <w:pStyle w:val="ListeParagraf"/>
-        <w:bidi/>
-        <w:spacing w:after="80"/>
-        <w:ind w:left="0" w:right="709"/>
-        <w:jc w:val="both"/>
-      </w:pPr>
-      <w:r>
-        <w:rPr>
-          <w:rFonts w:ascii="Calibri" w:hAnsi="Calibri" w:cs="Arial"/>
-          <w:rtl/>
-          <w:sz w:val="24"/>
-          <w:szCs w:val="24"/>
-        </w:rPr>
-        <w:t xml:space="preserve">2.3. تُجرى زيارات غير معلنة للمقاولين من الباطن أثناء الإنتاج للتحقق من الجودة وظروف العمل.</w:t>
-      </w:r>
-    </w:p>
-    <w:p>
-      <w:pPr>
-        <w:pStyle w:val="ListeParagraf"/>
-        <w:bidi/>
-        <w:spacing w:after="80"/>
-        <w:ind w:left="0" w:right="709"/>
-        <w:jc w:val="both"/>
-      </w:pPr>
-    </w:p>
-    <w:p>
-      <w:pPr>
-        <w:pStyle w:val="ListeParagraf"/>
-        <w:bidi/>
-        <w:spacing w:before="120" w:after="60"/>
-        <w:ind w:left="0" w:right="709"/>
-      </w:pPr>
-      <w:r>
-        <w:rPr>
-          <w:rFonts w:ascii="Calibri" w:hAnsi="Calibri" w:cs="Arial"/>
-          <w:b/>
-          <w:bCs/>
-          <w:rtl/>
-          <w:sz w:val="24"/>
-          <w:szCs w:val="24"/>
-        </w:rPr>
-        <w:t xml:space="preserve">3. متابعة الأداء</w:t>
-      </w:r>
-    </w:p>
-    <w:p>
-      <w:pPr>
-        <w:pStyle w:val="ListeParagraf"/>
-        <w:bidi/>
-        <w:spacing w:after="80"/>
-        <w:ind w:left="0" w:right="709"/>
-        <w:jc w:val="both"/>
-      </w:pPr>
-      <w:r>
-        <w:rPr>
-          <w:rFonts w:ascii="Calibri" w:hAnsi="Calibri" w:cs="Arial"/>
-          <w:rtl/>
-          <w:sz w:val="24"/>
-          <w:szCs w:val="24"/>
-        </w:rPr>
-        <w:t xml:space="preserve">3.1. يُقيّم أداء الموردين كل ستة أشهر (للموردين الحرجين) أو سنويًا (لباقي الموردين) باستخدام المعايير التالية:</w:t>
+          <w:sz w:val="24"/>
+          <w:szCs w:val="24"/>
+        </w:rPr>
+        <w:t xml:space="preserve">PRS-SAT-01 Supplier Selection and Evaluation Procedure; PRS-TED-01 Supplier Management Procedure</w:t>
       </w:r>
     </w:p>
     <w:p>
@@ -2063,18 +1632,16 @@
           <w:ilvl w:val="0"/>
           <w:numId w:val="1"/>
         </w:numPr>
-        <w:bidi/>
         <w:spacing w:after="60"/>
         <w:jc w:val="both"/>
       </w:pPr>
       <w:r>
         <w:rPr>
           <w:rFonts w:ascii="Calibri" w:hAnsi="Calibri" w:cs="Arial"/>
-          <w:rtl/>
-          <w:sz w:val="24"/>
-          <w:szCs w:val="24"/>
-        </w:rPr>
-        <w:t xml:space="preserve">الجودة: التوريدات المرفوضة والشكاوى (40%)،</w:t>
+          <w:sz w:val="24"/>
+          <w:szCs w:val="24"/>
+        </w:rPr>
+        <w:t xml:space="preserve">TLM-SAT-01, TLM-SAT-04, TLM-TED-01, TLM-TED-02, TLM-TED-03</w:t>
       </w:r>
     </w:p>
     <w:p>
@@ -2084,18 +1651,16 @@
           <w:ilvl w:val="0"/>
           <w:numId w:val="1"/>
         </w:numPr>
-        <w:bidi/>
         <w:spacing w:after="60"/>
         <w:jc w:val="both"/>
       </w:pPr>
       <w:r>
         <w:rPr>
           <w:rFonts w:ascii="Calibri" w:hAnsi="Calibri" w:cs="Arial"/>
-          <w:rtl/>
-          <w:sz w:val="24"/>
-          <w:szCs w:val="24"/>
-        </w:rPr>
-        <w:t xml:space="preserve">التسليم: التسليم في الموعد وبالكامل (30%)،</w:t>
+          <w:sz w:val="24"/>
+          <w:szCs w:val="24"/>
+        </w:rPr>
+        <w:t xml:space="preserve">EMS.SA.POL.04.01. Purchasing Policy</w:t>
       </w:r>
     </w:p>
     <w:p>
@@ -2105,18 +1670,16 @@
           <w:ilvl w:val="0"/>
           <w:numId w:val="1"/>
         </w:numPr>
-        <w:bidi/>
         <w:spacing w:after="60"/>
         <w:jc w:val="both"/>
       </w:pPr>
       <w:r>
         <w:rPr>
           <w:rFonts w:ascii="Calibri" w:hAnsi="Calibri" w:cs="Arial"/>
-          <w:rtl/>
-          <w:sz w:val="24"/>
-          <w:szCs w:val="24"/>
-        </w:rPr>
-        <w:t xml:space="preserve">الامتثال: الامتثال الاجتماعي والبيئي والكيميائي ونتائج التدقيق (20%)،</w:t>
+          <w:sz w:val="24"/>
+          <w:szCs w:val="24"/>
+        </w:rPr>
+        <w:t xml:space="preserve">EMS.SA.PRO.04.02. Purchasing Procedure</w:t>
       </w:r>
     </w:p>
     <w:p>
@@ -2126,244 +1689,16 @@
           <w:ilvl w:val="0"/>
           <w:numId w:val="1"/>
         </w:numPr>
-        <w:bidi/>
         <w:spacing w:after="60"/>
         <w:jc w:val="both"/>
       </w:pPr>
       <w:r>
         <w:rPr>
           <w:rFonts w:ascii="Calibri" w:hAnsi="Calibri" w:cs="Arial"/>
-          <w:rtl/>
-          <w:sz w:val="24"/>
-          <w:szCs w:val="24"/>
-        </w:rPr>
-        <w:t xml:space="preserve">الخدمة: التواصل والمرونة والاستجابة للمشكلات (10%).</w:t>
-      </w:r>
-    </w:p>
-    <w:p>
-      <w:pPr>
-        <w:pStyle w:val="ListeParagraf"/>
-        <w:bidi/>
-        <w:spacing w:after="80"/>
-        <w:ind w:left="0" w:right="709"/>
-        <w:jc w:val="both"/>
-      </w:pPr>
-      <w:r>
-        <w:rPr>
-          <w:rFonts w:ascii="Calibri" w:hAnsi="Calibri" w:cs="Arial"/>
-          <w:rtl/>
-          <w:sz w:val="24"/>
-          <w:szCs w:val="24"/>
-        </w:rPr>
-        <w:t xml:space="preserve">3.2. يُصنف الموردون حسب درجاتهم: </w:t>
-      </w:r>
-      <w:r>
-        <w:rPr>
-          <w:rFonts w:ascii="Calibri" w:hAnsi="Calibri" w:cs="Arial"/>
-          <w:b/>
-          <w:bCs/>
-          <w:rtl/>
-          <w:sz w:val="24"/>
-          <w:szCs w:val="24"/>
-        </w:rPr>
-        <w:t xml:space="preserve">A (85-100)</w:t>
-      </w:r>
-      <w:r>
-        <w:rPr>
-          <w:rFonts w:ascii="Calibri" w:hAnsi="Calibri" w:cs="Arial"/>
-          <w:rtl/>
-          <w:sz w:val="24"/>
-          <w:szCs w:val="24"/>
-        </w:rPr>
-        <w:t xml:space="preserve"> مفضل، </w:t>
-      </w:r>
-      <w:r>
-        <w:rPr>
-          <w:rFonts w:ascii="Calibri" w:hAnsi="Calibri" w:cs="Arial"/>
-          <w:b/>
-          <w:bCs/>
-          <w:rtl/>
-          <w:sz w:val="24"/>
-          <w:szCs w:val="24"/>
-        </w:rPr>
-        <w:t xml:space="preserve">B (70-84)</w:t>
-      </w:r>
-      <w:r>
-        <w:rPr>
-          <w:rFonts w:ascii="Calibri" w:hAnsi="Calibri" w:cs="Arial"/>
-          <w:rtl/>
-          <w:sz w:val="24"/>
-          <w:szCs w:val="24"/>
-        </w:rPr>
-        <w:t xml:space="preserve"> معتمد، </w:t>
-      </w:r>
-      <w:r>
-        <w:rPr>
-          <w:rFonts w:ascii="Calibri" w:hAnsi="Calibri" w:cs="Arial"/>
-          <w:b/>
-          <w:bCs/>
-          <w:rtl/>
-          <w:sz w:val="24"/>
-          <w:szCs w:val="24"/>
-        </w:rPr>
-        <w:t xml:space="preserve">C (50-69)</w:t>
-      </w:r>
-      <w:r>
-        <w:rPr>
-          <w:rFonts w:ascii="Calibri" w:hAnsi="Calibri" w:cs="Arial"/>
-          <w:rtl/>
-          <w:sz w:val="24"/>
-          <w:szCs w:val="24"/>
-        </w:rPr>
-        <w:t xml:space="preserve"> مطلوب خطة تحسين، </w:t>
-      </w:r>
-      <w:r>
-        <w:rPr>
-          <w:rFonts w:ascii="Calibri" w:hAnsi="Calibri" w:cs="Arial"/>
-          <w:b/>
-          <w:bCs/>
-          <w:rtl/>
-          <w:sz w:val="24"/>
-          <w:szCs w:val="24"/>
-        </w:rPr>
-        <w:t xml:space="preserve">D (أقل من 50)</w:t>
-      </w:r>
-      <w:r>
-        <w:rPr>
-          <w:rFonts w:ascii="Calibri" w:hAnsi="Calibri" w:cs="Arial"/>
-          <w:rtl/>
-          <w:sz w:val="24"/>
-          <w:szCs w:val="24"/>
-        </w:rPr>
-        <w:t xml:space="preserve"> يُحذف من القائمة.</w:t>
-      </w:r>
-    </w:p>
-    <w:p>
-      <w:pPr>
-        <w:pStyle w:val="ListeParagraf"/>
-        <w:bidi/>
-        <w:spacing w:after="80"/>
-        <w:ind w:left="0" w:right="709"/>
-        <w:jc w:val="both"/>
-      </w:pPr>
-    </w:p>
-    <w:p>
-      <w:pPr>
-        <w:pStyle w:val="ListeParagraf"/>
-        <w:bidi/>
-        <w:spacing w:before="120" w:after="60"/>
-        <w:ind w:left="0" w:right="709"/>
-      </w:pPr>
-      <w:r>
-        <w:rPr>
-          <w:rFonts w:ascii="Calibri" w:hAnsi="Calibri" w:cs="Arial"/>
-          <w:b/>
-          <w:bCs/>
-          <w:rtl/>
-          <w:sz w:val="24"/>
-          <w:szCs w:val="24"/>
-        </w:rPr>
-        <w:t xml:space="preserve">4. الإجراءات التصحيحية والتطوير</w:t>
-      </w:r>
-    </w:p>
-    <w:p>
-      <w:pPr>
-        <w:pStyle w:val="ListeParagraf"/>
-        <w:bidi/>
-        <w:spacing w:after="80"/>
-        <w:ind w:left="0" w:right="709"/>
-        <w:jc w:val="both"/>
-      </w:pPr>
-      <w:r>
-        <w:rPr>
-          <w:rFonts w:ascii="Calibri" w:hAnsi="Calibri" w:cs="Arial"/>
-          <w:rtl/>
-          <w:sz w:val="24"/>
-          <w:szCs w:val="24"/>
-        </w:rPr>
-        <w:t xml:space="preserve">4.1. يُطلب من الموردين في الفئة C والموردين الذين لديهم نتائج تدقيق حرجة تقديم خطة إجراءات تصحيحية خلال 30 يومًا؛ ويُتحقق من التنفيذ عبر تدقيق متابعة أو مراجعة الأدلة.</w:t>
-      </w:r>
-    </w:p>
-    <w:p>
-      <w:pPr>
-        <w:pStyle w:val="ListeParagraf"/>
-        <w:bidi/>
-        <w:spacing w:after="80"/>
-        <w:ind w:left="0" w:right="709"/>
-        <w:jc w:val="both"/>
-      </w:pPr>
-      <w:r>
-        <w:rPr>
-          <w:rFonts w:ascii="Calibri" w:hAnsi="Calibri" w:cs="Arial"/>
-          <w:rtl/>
-          <w:sz w:val="24"/>
-          <w:szCs w:val="24"/>
-        </w:rPr>
-        <w:t xml:space="preserve">4.2. في حالة النتائج التي لا تسامح فيها (عمالة الأطفال أو العمل الجبري أو التعاقد من الباطن غير المصرح به أو الرشوة أو خطر جسيم على السلامة) تُوقف الطلبيات فورًا وتُبلغ الحالة إلى المدير العام، وإلى العميل عند الاقتضاء.</w:t>
-      </w:r>
-    </w:p>
-    <w:p>
-      <w:pPr>
-        <w:pStyle w:val="ListeParagraf"/>
-        <w:bidi/>
-        <w:spacing w:after="80"/>
-        <w:ind w:left="0" w:right="709"/>
-        <w:jc w:val="both"/>
-      </w:pPr>
-      <w:r>
-        <w:rPr>
-          <w:rFonts w:ascii="Calibri" w:hAnsi="Calibri" w:cs="Arial"/>
-          <w:rtl/>
-          <w:sz w:val="24"/>
-          <w:szCs w:val="24"/>
-        </w:rPr>
-        <w:t xml:space="preserve">4.3. تُشارك النتائج مع الموردين، ويُعطى الموردون ذوو الأداء الجيد الأولوية في الطلبيات الجديدة.</w:t>
-      </w:r>
-    </w:p>
-    <w:p>
-      <w:pPr>
-        <w:pStyle w:val="ListeParagraf"/>
-        <w:bidi/>
-        <w:spacing w:after="80"/>
-        <w:ind w:left="0" w:right="709"/>
-        <w:jc w:val="both"/>
-      </w:pPr>
-    </w:p>
-    <w:p>
-      <w:pPr>
-        <w:pStyle w:val="ListeParagraf"/>
-        <w:bidi/>
-        <w:spacing w:before="120" w:after="60"/>
-        <w:ind w:left="0" w:right="709"/>
-      </w:pPr>
-      <w:r>
-        <w:rPr>
-          <w:rFonts w:ascii="Calibri" w:hAnsi="Calibri" w:cs="Arial"/>
-          <w:b/>
-          <w:bCs/>
-          <w:rtl/>
-          <w:sz w:val="24"/>
-          <w:szCs w:val="24"/>
-        </w:rPr>
-        <w:t xml:space="preserve">5. المتابعة والأداء</w:t>
-      </w:r>
-    </w:p>
-    <w:p>
-      <w:pPr>
-        <w:pStyle w:val="ListeParagraf"/>
-        <w:bidi/>
-        <w:spacing w:after="80"/>
-        <w:ind w:left="0" w:right="709"/>
-        <w:jc w:val="both"/>
-      </w:pPr>
-      <w:r>
-        <w:rPr>
-          <w:rFonts w:ascii="Calibri" w:hAnsi="Calibri" w:cs="Arial"/>
-          <w:rtl/>
-          <w:sz w:val="24"/>
-          <w:szCs w:val="24"/>
-        </w:rPr>
-        <w:t xml:space="preserve">5.1. يعرض مدير المشتريات المؤشرات التالية سنويًا في مراجعة الإدارة:</w:t>
+          <w:sz w:val="24"/>
+          <w:szCs w:val="24"/>
+        </w:rPr>
+        <w:t xml:space="preserve">EMS.SA.PRO.04.04. Subcontracted (Outsourced) Process Control Procedure</w:t>
       </w:r>
     </w:p>
     <w:p>
@@ -2373,18 +1708,16 @@
           <w:ilvl w:val="0"/>
           <w:numId w:val="1"/>
         </w:numPr>
-        <w:bidi/>
         <w:spacing w:after="60"/>
         <w:jc w:val="both"/>
       </w:pPr>
       <w:r>
         <w:rPr>
           <w:rFonts w:ascii="Calibri" w:hAnsi="Calibri" w:cs="Arial"/>
-          <w:rtl/>
-          <w:sz w:val="24"/>
-          <w:szCs w:val="24"/>
-        </w:rPr>
-        <w:t xml:space="preserve">نسبة الموردين الحرجين الذين تم تقييمهم وتدقيقهم في الموعد (%)،</w:t>
+          <w:sz w:val="24"/>
+          <w:szCs w:val="24"/>
+        </w:rPr>
+        <w:t xml:space="preserve">EMS.KM.PRO.20.04. Chemical Procurement Procedure</w:t>
       </w:r>
     </w:p>
     <w:p>
@@ -2394,18 +1727,16 @@
           <w:ilvl w:val="0"/>
           <w:numId w:val="1"/>
         </w:numPr>
-        <w:bidi/>
         <w:spacing w:after="60"/>
         <w:jc w:val="both"/>
       </w:pPr>
       <w:r>
         <w:rPr>
           <w:rFonts w:ascii="Calibri" w:hAnsi="Calibri" w:cs="Arial"/>
-          <w:rtl/>
-          <w:sz w:val="24"/>
-          <w:szCs w:val="24"/>
-        </w:rPr>
-        <w:t xml:space="preserve">توزيع الموردين حسب الفئة (A وB وC وD)،</w:t>
+          <w:sz w:val="24"/>
+          <w:szCs w:val="24"/>
+        </w:rPr>
+        <w:t xml:space="preserve">EMS.QA.PRO.02.09. Quality Inspection Procedure (Incoming, In-Line, Final AQL)</w:t>
       </w:r>
     </w:p>
     <w:p>
@@ -2415,46 +1746,16 @@
           <w:ilvl w:val="0"/>
           <w:numId w:val="1"/>
         </w:numPr>
-        <w:bidi/>
         <w:spacing w:after="60"/>
         <w:jc w:val="both"/>
       </w:pPr>
       <w:r>
         <w:rPr>
           <w:rFonts w:ascii="Calibri" w:hAnsi="Calibri" w:cs="Arial"/>
-          <w:rtl/>
-          <w:sz w:val="24"/>
-          <w:szCs w:val="24"/>
-        </w:rPr>
-        <w:t xml:space="preserve">عدد الإجراءات التصحيحية المفتوحة لدى الموردين.</w:t>
-      </w:r>
-    </w:p>
-    <w:p>
-      <w:pPr>
-        <w:pStyle w:val="ListeParagraf"/>
-        <w:bidi/>
-        <w:spacing w:after="80"/>
-        <w:ind w:left="0" w:right="709"/>
-        <w:jc w:val="both"/>
-      </w:pPr>
-    </w:p>
-    <w:p>
-      <w:pPr>
-        <w:pStyle w:val="ListeParagraf"/>
-        <w:bidi/>
-        <w:spacing w:before="120" w:after="60"/>
-        <w:ind w:left="0" w:right="709"/>
-      </w:pPr>
-      <w:r>
-        <w:rPr>
-          <w:rFonts w:ascii="Calibri" w:hAnsi="Calibri" w:cs="Arial"/>
-          <w:b/>
-          <w:bCs/>
-          <w:rtl/>
-          <w:sz w:val="24"/>
-          <w:szCs w:val="24"/>
-        </w:rPr>
-        <w:t xml:space="preserve">6. الوثائق والسجلات ذات الصلة</w:t>
+          <w:sz w:val="24"/>
+          <w:szCs w:val="24"/>
+        </w:rPr>
+        <w:t xml:space="preserve">EMS.KS.PRO.22.02. Nonconforming Product Control Procedure</w:t>
       </w:r>
     </w:p>
     <w:p>
@@ -2464,18 +1765,16 @@
           <w:ilvl w:val="0"/>
           <w:numId w:val="1"/>
         </w:numPr>
-        <w:bidi/>
         <w:spacing w:after="60"/>
         <w:jc w:val="both"/>
       </w:pPr>
       <w:r>
         <w:rPr>
           <w:rFonts w:ascii="Calibri" w:hAnsi="Calibri" w:cs="Arial"/>
-          <w:rtl/>
-          <w:sz w:val="24"/>
-          <w:szCs w:val="24"/>
-        </w:rPr>
-        <w:t xml:space="preserve">استبيان تقييم المورد وقائمة فحص تدقيق المورد</w:t>
+          <w:sz w:val="24"/>
+          <w:szCs w:val="24"/>
+        </w:rPr>
+        <w:t xml:space="preserve">EMS.KS.PRO.22.03. Corrective and Preventive Action (CAPA) for Quality Problems Procedure</w:t>
       </w:r>
     </w:p>
     <w:p>
@@ -2485,18 +1784,16 @@
           <w:ilvl w:val="0"/>
           <w:numId w:val="1"/>
         </w:numPr>
-        <w:bidi/>
         <w:spacing w:after="60"/>
         <w:jc w:val="both"/>
       </w:pPr>
       <w:r>
         <w:rPr>
           <w:rFonts w:ascii="Calibri" w:hAnsi="Calibri" w:cs="Arial"/>
-          <w:rtl/>
-          <w:sz w:val="24"/>
-          <w:szCs w:val="24"/>
-        </w:rPr>
-        <w:t xml:space="preserve">مدونة قواعد سلوك الموردين وإقرارات مكافحة الرشوة</w:t>
+          <w:sz w:val="24"/>
+          <w:szCs w:val="24"/>
+        </w:rPr>
+        <w:t xml:space="preserve">EMS.İK.PRO.01.05. Anti-Bribery and Anti-Corruption Procedure</w:t>
       </w:r>
     </w:p>
     <w:p>
@@ -2506,18 +1803,852 @@
           <w:ilvl w:val="0"/>
           <w:numId w:val="1"/>
         </w:numPr>
-        <w:bidi/>
         <w:spacing w:after="60"/>
         <w:jc w:val="both"/>
       </w:pPr>
       <w:r>
         <w:rPr>
           <w:rFonts w:ascii="Calibri" w:hAnsi="Calibri" w:cs="Arial"/>
-          <w:rtl/>
-          <w:sz w:val="24"/>
-          <w:szCs w:val="24"/>
-        </w:rPr>
-        <w:t xml:space="preserve">قائمة الموردين المعتمدين وبطاقات تقييم أداء الموردين</w:t>
+          <w:sz w:val="24"/>
+          <w:szCs w:val="24"/>
+        </w:rPr>
+        <w:t xml:space="preserve">EMS.SR.PRO.16.03. Responsible Sourcing of Raw Materials Procedure</w:t>
+      </w:r>
+    </w:p>
+    <w:p>
+      <w:pPr>
+        <w:pStyle w:val="ListeParagraf"/>
+        <w:spacing w:after="80"/>
+        <w:ind w:left="709" w:right="0"/>
+        <w:jc w:val="both"/>
+      </w:pPr>
+    </w:p>
+    <w:p>
+      <w:pPr>
+        <w:pStyle w:val="ListeParagraf"/>
+        <w:spacing w:before="120" w:after="60"/>
+        <w:ind w:left="709" w:right="0"/>
+      </w:pPr>
+      <w:r>
+        <w:rPr>
+          <w:rFonts w:ascii="Calibri" w:hAnsi="Calibri" w:cs="Arial"/>
+          <w:b/>
+          <w:bCs/>
+          <w:sz w:val="24"/>
+          <w:szCs w:val="24"/>
+        </w:rPr>
+        <w:t xml:space="preserve">8. FEEDBACK AND FOLLOW-UP</w:t>
+      </w:r>
+    </w:p>
+    <w:p>
+      <w:pPr>
+        <w:pStyle w:val="ListeParagraf"/>
+        <w:spacing w:after="80"/>
+        <w:ind w:left="709" w:right="0"/>
+        <w:jc w:val="both"/>
+      </w:pPr>
+      <w:r>
+        <w:rPr>
+          <w:rFonts w:ascii="Calibri" w:hAnsi="Calibri" w:cs="Arial"/>
+          <w:sz w:val="24"/>
+          <w:szCs w:val="24"/>
+        </w:rPr>
+        <w:t xml:space="preserve">This procedure is reviewed every year by the Purchasing Manager together with Quality Assurance and the CSR team. Audit results, customer requirements and supplier feedback are evaluated and the procedure is revised when necessary. Records are kept for three years.</w:t>
+      </w:r>
+    </w:p>
+    <w:p>
+      <w:r>
+        <w:br w:type="page"/>
+      </w:r>
+    </w:p>
+    <w:p>
+      <w:pPr>
+        <w:pStyle w:val="ListeParagraf"/>
+        <w:bidi/>
+        <w:spacing w:before="120" w:after="60"/>
+        <w:ind w:left="0" w:right="709"/>
+      </w:pPr>
+      <w:r>
+        <w:rPr>
+          <w:rFonts w:ascii="Calibri" w:hAnsi="Calibri" w:cs="Arial"/>
+          <w:b/>
+          <w:bCs/>
+          <w:rtl/>
+          <w:sz w:val="24"/>
+          <w:szCs w:val="24"/>
+        </w:rPr>
+        <w:t xml:space="preserve">الغرض</w:t>
+      </w:r>
+    </w:p>
+    <w:p>
+      <w:pPr>
+        <w:pStyle w:val="ListeParagraf"/>
+        <w:bidi/>
+        <w:spacing w:after="80"/>
+        <w:ind w:left="0" w:right="709"/>
+        <w:jc w:val="both"/>
+      </w:pPr>
+      <w:r>
+        <w:rPr>
+          <w:rFonts w:ascii="Calibri" w:hAnsi="Calibri" w:cs="Arial"/>
+          <w:rtl/>
+          <w:sz w:val="24"/>
+          <w:szCs w:val="24"/>
+        </w:rPr>
+        <w:t xml:space="preserve">يحدد هذا الإجراء كيفية تقييم الموردين والمقاولين من الباطن الجدد واعتمادهم، وكيفية متابعة أداء الموردين والمقاولين من الباطن الحاليين وإعادة تقييمهم في شركة إيروغلو للتريكو (EMS)، بما يشمل معايير الجودة والتسليم والبيئة والكيماويات والامتثال الاجتماعي. ويضمن أن تتعامل EMS فقط مع موردين مقيَّمين ومعتمدين وأن تبقى العمليات والمنتجات والخدمات المقدمة من جهات خارجية تحت السيطرة (ISO 9001:2015، البند 8.4).</w:t>
+      </w:r>
+    </w:p>
+    <w:p>
+      <w:pPr>
+        <w:pStyle w:val="ListeParagraf"/>
+        <w:bidi/>
+        <w:spacing w:after="80"/>
+        <w:ind w:left="0" w:right="709"/>
+        <w:jc w:val="both"/>
+      </w:pPr>
+    </w:p>
+    <w:p>
+      <w:pPr>
+        <w:pStyle w:val="ListeParagraf"/>
+        <w:bidi/>
+        <w:spacing w:before="120" w:after="60"/>
+        <w:ind w:left="0" w:right="709"/>
+      </w:pPr>
+      <w:r>
+        <w:rPr>
+          <w:rFonts w:ascii="Calibri" w:hAnsi="Calibri" w:cs="Arial"/>
+          <w:b/>
+          <w:bCs/>
+          <w:rtl/>
+          <w:sz w:val="24"/>
+          <w:szCs w:val="24"/>
+        </w:rPr>
+        <w:t xml:space="preserve">النطاق</w:t>
+      </w:r>
+    </w:p>
+    <w:p>
+      <w:pPr>
+        <w:pStyle w:val="ListeParagraf"/>
+        <w:bidi/>
+        <w:spacing w:after="80"/>
+        <w:ind w:left="0" w:right="709"/>
+        <w:jc w:val="both"/>
+      </w:pPr>
+      <w:r>
+        <w:rPr>
+          <w:rFonts w:ascii="Calibri" w:hAnsi="Calibri" w:cs="Arial"/>
+          <w:rtl/>
+          <w:sz w:val="24"/>
+          <w:szCs w:val="24"/>
+        </w:rPr>
+        <w:t xml:space="preserve">يشمل هذا الإجراء جميع موردي المواد والكيماويات والخدمات وجميع المقاولين من الباطن الذين ينفذون عمليات إنتاجية (الطباعة أو التطريز أو الغسيل أو التريكو أو الخياطة) لصالح EMS. ويُدرج الموردون الذين يرشحهم العملاء ضمن متابعة الأداء. ويُقيَّم بموجب هذا الإجراء موردو المواد الخام والمنتجات نصف المصنعة والإكسسوارات والخدمات جميعًا.</w:t>
+      </w:r>
+    </w:p>
+    <w:p>
+      <w:pPr>
+        <w:pStyle w:val="ListeParagraf"/>
+        <w:bidi/>
+        <w:spacing w:after="80"/>
+        <w:ind w:left="0" w:right="709"/>
+        <w:jc w:val="both"/>
+      </w:pPr>
+    </w:p>
+    <w:p>
+      <w:pPr>
+        <w:pStyle w:val="ListeParagraf"/>
+        <w:bidi/>
+        <w:spacing w:before="120" w:after="60"/>
+        <w:ind w:left="0" w:right="709"/>
+      </w:pPr>
+      <w:r>
+        <w:rPr>
+          <w:rFonts w:ascii="Calibri" w:hAnsi="Calibri" w:cs="Arial"/>
+          <w:b/>
+          <w:bCs/>
+          <w:rtl/>
+          <w:sz w:val="24"/>
+          <w:szCs w:val="24"/>
+        </w:rPr>
+        <w:t xml:space="preserve">المسؤوليات</w:t>
+      </w:r>
+    </w:p>
+    <w:p>
+      <w:pPr>
+        <w:pStyle w:val="ListeParagraf"/>
+        <w:bidi/>
+        <w:spacing w:after="80"/>
+        <w:ind w:left="0" w:right="709"/>
+        <w:jc w:val="both"/>
+      </w:pPr>
+      <w:r>
+        <w:rPr>
+          <w:rFonts w:ascii="Calibri" w:hAnsi="Calibri" w:cs="Arial"/>
+          <w:rtl/>
+          <w:sz w:val="24"/>
+          <w:szCs w:val="24"/>
+        </w:rPr>
+        <w:t xml:space="preserve">• </w:t>
+      </w:r>
+      <w:r>
+        <w:rPr>
+          <w:rFonts w:ascii="Calibri" w:hAnsi="Calibri" w:cs="Arial"/>
+          <w:b/>
+          <w:bCs/>
+          <w:rtl/>
+          <w:sz w:val="24"/>
+          <w:szCs w:val="24"/>
+        </w:rPr>
+        <w:t xml:space="preserve">مدير المشتريات:</w:t>
+      </w:r>
+      <w:r>
+        <w:rPr>
+          <w:rFonts w:ascii="Calibri" w:hAnsi="Calibri" w:cs="Arial"/>
+          <w:rtl/>
+          <w:sz w:val="24"/>
+          <w:szCs w:val="24"/>
+        </w:rPr>
+        <w:t xml:space="preserve"> ينسق عملية التقييم ويحافظ على قائمة الموردين المعتمدين ويشارك النتائج مع الموردين.</w:t>
+      </w:r>
+    </w:p>
+    <w:p>
+      <w:pPr>
+        <w:pStyle w:val="ListeParagraf"/>
+        <w:bidi/>
+        <w:spacing w:after="80"/>
+        <w:ind w:left="0" w:right="709"/>
+        <w:jc w:val="both"/>
+      </w:pPr>
+      <w:r>
+        <w:rPr>
+          <w:rFonts w:ascii="Calibri" w:hAnsi="Calibri" w:cs="Arial"/>
+          <w:rtl/>
+          <w:sz w:val="24"/>
+          <w:szCs w:val="24"/>
+        </w:rPr>
+        <w:t xml:space="preserve">• </w:t>
+      </w:r>
+      <w:r>
+        <w:rPr>
+          <w:rFonts w:ascii="Calibri" w:hAnsi="Calibri" w:cs="Arial"/>
+          <w:b/>
+          <w:bCs/>
+          <w:rtl/>
+          <w:sz w:val="24"/>
+          <w:szCs w:val="24"/>
+        </w:rPr>
+        <w:t xml:space="preserve">مدير ضمان الجودة:</w:t>
+      </w:r>
+      <w:r>
+        <w:rPr>
+          <w:rFonts w:ascii="Calibri" w:hAnsi="Calibri" w:cs="Arial"/>
+          <w:rtl/>
+          <w:sz w:val="24"/>
+          <w:szCs w:val="24"/>
+        </w:rPr>
+        <w:t xml:space="preserve"> يقيّم أنظمة الجودة وجودة المنتج ونتائج فحص التوريدات؛ ويطلب تقارير 8D من الموردين ويغلقها.</w:t>
+      </w:r>
+    </w:p>
+    <w:p>
+      <w:pPr>
+        <w:pStyle w:val="ListeParagraf"/>
+        <w:bidi/>
+        <w:spacing w:after="80"/>
+        <w:ind w:left="0" w:right="709"/>
+        <w:jc w:val="both"/>
+      </w:pPr>
+      <w:r>
+        <w:rPr>
+          <w:rFonts w:ascii="Calibri" w:hAnsi="Calibri" w:cs="Arial"/>
+          <w:rtl/>
+          <w:sz w:val="24"/>
+          <w:szCs w:val="24"/>
+        </w:rPr>
+        <w:t xml:space="preserve">• </w:t>
+      </w:r>
+      <w:r>
+        <w:rPr>
+          <w:rFonts w:ascii="Calibri" w:hAnsi="Calibri" w:cs="Arial"/>
+          <w:b/>
+          <w:bCs/>
+          <w:rtl/>
+          <w:sz w:val="24"/>
+          <w:szCs w:val="24"/>
+        </w:rPr>
+        <w:t xml:space="preserve">فريق المسؤولية الاجتماعية والامتثال:</w:t>
+      </w:r>
+      <w:r>
+        <w:rPr>
+          <w:rFonts w:ascii="Calibri" w:hAnsi="Calibri" w:cs="Arial"/>
+          <w:rtl/>
+          <w:sz w:val="24"/>
+          <w:szCs w:val="24"/>
+        </w:rPr>
+        <w:t xml:space="preserve"> يقيّم الامتثال الاجتماعي والصحة والسلامة والأداء البيئي، وينفذ عمليات تدقيق المقاولين من الباطن.</w:t>
+      </w:r>
+    </w:p>
+    <w:p>
+      <w:pPr>
+        <w:pStyle w:val="ListeParagraf"/>
+        <w:bidi/>
+        <w:spacing w:after="80"/>
+        <w:ind w:left="0" w:right="709"/>
+        <w:jc w:val="both"/>
+      </w:pPr>
+      <w:r>
+        <w:rPr>
+          <w:rFonts w:ascii="Calibri" w:hAnsi="Calibri" w:cs="Arial"/>
+          <w:rtl/>
+          <w:sz w:val="24"/>
+          <w:szCs w:val="24"/>
+        </w:rPr>
+        <w:t xml:space="preserve">• </w:t>
+      </w:r>
+      <w:r>
+        <w:rPr>
+          <w:rFonts w:ascii="Calibri" w:hAnsi="Calibri" w:cs="Arial"/>
+          <w:b/>
+          <w:bCs/>
+          <w:rtl/>
+          <w:sz w:val="24"/>
+          <w:szCs w:val="24"/>
+        </w:rPr>
+        <w:t xml:space="preserve">مدير الكيماويات:</w:t>
+      </w:r>
+      <w:r>
+        <w:rPr>
+          <w:rFonts w:ascii="Calibri" w:hAnsi="Calibri" w:cs="Arial"/>
+          <w:rtl/>
+          <w:sz w:val="24"/>
+          <w:szCs w:val="24"/>
+        </w:rPr>
+        <w:t xml:space="preserve"> يقيّم موردي الكيماويات من حيث المطابقة لـ ZDHC MRSL وصحف بيانات السلامة (SDS) والشهادات.</w:t>
+      </w:r>
+    </w:p>
+    <w:p>
+      <w:pPr>
+        <w:pStyle w:val="ListeParagraf"/>
+        <w:bidi/>
+        <w:spacing w:after="80"/>
+        <w:ind w:left="0" w:right="709"/>
+        <w:jc w:val="both"/>
+      </w:pPr>
+      <w:r>
+        <w:rPr>
+          <w:rFonts w:ascii="Calibri" w:hAnsi="Calibri" w:cs="Arial"/>
+          <w:rtl/>
+          <w:sz w:val="24"/>
+          <w:szCs w:val="24"/>
+        </w:rPr>
+        <w:t xml:space="preserve">• </w:t>
+      </w:r>
+      <w:r>
+        <w:rPr>
+          <w:rFonts w:ascii="Calibri" w:hAnsi="Calibri" w:cs="Arial"/>
+          <w:b/>
+          <w:bCs/>
+          <w:rtl/>
+          <w:sz w:val="24"/>
+          <w:szCs w:val="24"/>
+        </w:rPr>
+        <w:t xml:space="preserve">المختبر والمخزن:</w:t>
+      </w:r>
+      <w:r>
+        <w:rPr>
+          <w:rFonts w:ascii="Calibri" w:hAnsi="Calibri" w:cs="Arial"/>
+          <w:rtl/>
+          <w:sz w:val="24"/>
+          <w:szCs w:val="24"/>
+        </w:rPr>
+        <w:t xml:space="preserve"> يوفران نتائج الفحص الوارد وسجلات الاستلام (الدفعات المقبولة والمرفوضة) لكل مورد.</w:t>
+      </w:r>
+    </w:p>
+    <w:p>
+      <w:pPr>
+        <w:pStyle w:val="ListeParagraf"/>
+        <w:bidi/>
+        <w:spacing w:after="80"/>
+        <w:ind w:left="0" w:right="709"/>
+        <w:jc w:val="both"/>
+      </w:pPr>
+      <w:r>
+        <w:rPr>
+          <w:rFonts w:ascii="Calibri" w:hAnsi="Calibri" w:cs="Arial"/>
+          <w:rtl/>
+          <w:sz w:val="24"/>
+          <w:szCs w:val="24"/>
+        </w:rPr>
+        <w:t xml:space="preserve">• </w:t>
+      </w:r>
+      <w:r>
+        <w:rPr>
+          <w:rFonts w:ascii="Calibri" w:hAnsi="Calibri" w:cs="Arial"/>
+          <w:b/>
+          <w:bCs/>
+          <w:rtl/>
+          <w:sz w:val="24"/>
+          <w:szCs w:val="24"/>
+        </w:rPr>
+        <w:t xml:space="preserve">التخطيط:</w:t>
+      </w:r>
+      <w:r>
+        <w:rPr>
+          <w:rFonts w:ascii="Calibri" w:hAnsi="Calibri" w:cs="Arial"/>
+          <w:rtl/>
+          <w:sz w:val="24"/>
+          <w:szCs w:val="24"/>
+        </w:rPr>
+        <w:t xml:space="preserve"> يتابع أداء التسليم ويبلغ عن التأخيرات.</w:t>
+      </w:r>
+    </w:p>
+    <w:p>
+      <w:pPr>
+        <w:pStyle w:val="ListeParagraf"/>
+        <w:bidi/>
+        <w:spacing w:after="80"/>
+        <w:ind w:left="0" w:right="709"/>
+        <w:jc w:val="both"/>
+      </w:pPr>
+      <w:r>
+        <w:rPr>
+          <w:rFonts w:ascii="Calibri" w:hAnsi="Calibri" w:cs="Arial"/>
+          <w:rtl/>
+          <w:sz w:val="24"/>
+          <w:szCs w:val="24"/>
+        </w:rPr>
+        <w:t xml:space="preserve">• </w:t>
+      </w:r>
+      <w:r>
+        <w:rPr>
+          <w:rFonts w:ascii="Calibri" w:hAnsi="Calibri" w:cs="Arial"/>
+          <w:b/>
+          <w:bCs/>
+          <w:rtl/>
+          <w:sz w:val="24"/>
+          <w:szCs w:val="24"/>
+        </w:rPr>
+        <w:t xml:space="preserve">المدير العام:</w:t>
+      </w:r>
+      <w:r>
+        <w:rPr>
+          <w:rFonts w:ascii="Calibri" w:hAnsi="Calibri" w:cs="Arial"/>
+          <w:rtl/>
+          <w:sz w:val="24"/>
+          <w:szCs w:val="24"/>
+        </w:rPr>
+        <w:t xml:space="preserve"> يعتمد الموردين الحرجين الجدد والاستثناءات العاجلة وقرارات حذف الموردين من القائمة.</w:t>
+      </w:r>
+    </w:p>
+    <w:p>
+      <w:pPr>
+        <w:pStyle w:val="ListeParagraf"/>
+        <w:bidi/>
+        <w:spacing w:after="80"/>
+        <w:ind w:left="0" w:right="709"/>
+        <w:jc w:val="both"/>
+      </w:pPr>
+    </w:p>
+    <w:p>
+      <w:pPr>
+        <w:pStyle w:val="ListeParagraf"/>
+        <w:bidi/>
+        <w:spacing w:before="120" w:after="60"/>
+        <w:ind w:left="0" w:right="709"/>
+      </w:pPr>
+      <w:r>
+        <w:rPr>
+          <w:rFonts w:ascii="Calibri" w:hAnsi="Calibri" w:cs="Arial"/>
+          <w:b/>
+          <w:bCs/>
+          <w:rtl/>
+          <w:sz w:val="24"/>
+          <w:szCs w:val="24"/>
+        </w:rPr>
+        <w:t xml:space="preserve">التعريفات</w:t>
+      </w:r>
+    </w:p>
+    <w:p>
+      <w:pPr>
+        <w:pStyle w:val="ListeParagraf"/>
+        <w:bidi/>
+        <w:spacing w:after="80"/>
+        <w:ind w:left="0" w:right="709"/>
+        <w:jc w:val="both"/>
+      </w:pPr>
+      <w:r>
+        <w:rPr>
+          <w:rFonts w:ascii="Calibri" w:hAnsi="Calibri" w:cs="Arial"/>
+          <w:rtl/>
+          <w:sz w:val="24"/>
+          <w:szCs w:val="24"/>
+        </w:rPr>
+        <w:t xml:space="preserve">• </w:t>
+      </w:r>
+      <w:r>
+        <w:rPr>
+          <w:rFonts w:ascii="Calibri" w:hAnsi="Calibri" w:cs="Arial"/>
+          <w:b/>
+          <w:bCs/>
+          <w:rtl/>
+          <w:sz w:val="24"/>
+          <w:szCs w:val="24"/>
+        </w:rPr>
+        <w:t xml:space="preserve">المورد الحرج:</w:t>
+      </w:r>
+      <w:r>
+        <w:rPr>
+          <w:rFonts w:ascii="Calibri" w:hAnsi="Calibri" w:cs="Arial"/>
+          <w:rtl/>
+          <w:sz w:val="24"/>
+          <w:szCs w:val="24"/>
+        </w:rPr>
+        <w:t xml:space="preserve"> مورد أو مقاول من الباطن يؤثر منتجه أو خدمته مباشرة على جودة المنتج أو سلامته أو الامتثال الكيميائي أو التسليم للعميل.</w:t>
+      </w:r>
+    </w:p>
+    <w:p>
+      <w:pPr>
+        <w:pStyle w:val="ListeParagraf"/>
+        <w:bidi/>
+        <w:spacing w:after="80"/>
+        <w:ind w:left="0" w:right="709"/>
+        <w:jc w:val="both"/>
+      </w:pPr>
+      <w:r>
+        <w:rPr>
+          <w:rFonts w:ascii="Calibri" w:hAnsi="Calibri" w:cs="Arial"/>
+          <w:rtl/>
+          <w:sz w:val="24"/>
+          <w:szCs w:val="24"/>
+        </w:rPr>
+        <w:t xml:space="preserve">• </w:t>
+      </w:r>
+      <w:r>
+        <w:rPr>
+          <w:rFonts w:ascii="Calibri" w:hAnsi="Calibri" w:cs="Arial"/>
+          <w:b/>
+          <w:bCs/>
+          <w:rtl/>
+          <w:sz w:val="24"/>
+          <w:szCs w:val="24"/>
+        </w:rPr>
+        <w:t xml:space="preserve">درجة المورد:</w:t>
+      </w:r>
+      <w:r>
+        <w:rPr>
+          <w:rFonts w:ascii="Calibri" w:hAnsi="Calibri" w:cs="Arial"/>
+          <w:rtl/>
+          <w:sz w:val="24"/>
+          <w:szCs w:val="24"/>
+        </w:rPr>
+        <w:t xml:space="preserve"> درجة الأداء المحسوبة لكل مورد بناءً على معايير الجودة والتسليم والامتثال والخدمة.</w:t>
+      </w:r>
+    </w:p>
+    <w:p>
+      <w:pPr>
+        <w:pStyle w:val="ListeParagraf"/>
+        <w:bidi/>
+        <w:spacing w:after="80"/>
+        <w:ind w:left="0" w:right="709"/>
+        <w:jc w:val="both"/>
+      </w:pPr>
+      <w:r>
+        <w:rPr>
+          <w:rFonts w:ascii="Calibri" w:hAnsi="Calibri" w:cs="Arial"/>
+          <w:rtl/>
+          <w:sz w:val="24"/>
+          <w:szCs w:val="24"/>
+        </w:rPr>
+        <w:t xml:space="preserve">• </w:t>
+      </w:r>
+      <w:r>
+        <w:rPr>
+          <w:rFonts w:ascii="Calibri" w:hAnsi="Calibri" w:cs="Arial"/>
+          <w:b/>
+          <w:bCs/>
+          <w:rtl/>
+          <w:sz w:val="24"/>
+          <w:szCs w:val="24"/>
+        </w:rPr>
+        <w:t xml:space="preserve">التعاقد من الباطن غير المصرح به:</w:t>
+      </w:r>
+      <w:r>
+        <w:rPr>
+          <w:rFonts w:ascii="Calibri" w:hAnsi="Calibri" w:cs="Arial"/>
+          <w:rtl/>
+          <w:sz w:val="24"/>
+          <w:szCs w:val="24"/>
+        </w:rPr>
+        <w:t xml:space="preserve"> إسناد أي جزء من الإنتاج إلى منشأة غير معتمدة من EMS، ومن العميل عند الاقتضاء.</w:t>
+      </w:r>
+    </w:p>
+    <w:p>
+      <w:pPr>
+        <w:pStyle w:val="ListeParagraf"/>
+        <w:bidi/>
+        <w:spacing w:after="80"/>
+        <w:ind w:left="0" w:right="709"/>
+        <w:jc w:val="both"/>
+      </w:pPr>
+      <w:r>
+        <w:rPr>
+          <w:rFonts w:ascii="Calibri" w:hAnsi="Calibri" w:cs="Arial"/>
+          <w:rtl/>
+          <w:sz w:val="24"/>
+          <w:szCs w:val="24"/>
+        </w:rPr>
+        <w:t xml:space="preserve">• </w:t>
+      </w:r>
+      <w:r>
+        <w:rPr>
+          <w:rFonts w:ascii="Calibri" w:hAnsi="Calibri" w:cs="Arial"/>
+          <w:b/>
+          <w:bCs/>
+          <w:rtl/>
+          <w:sz w:val="24"/>
+          <w:szCs w:val="24"/>
+        </w:rPr>
+        <w:t xml:space="preserve">OTIF:</w:t>
+      </w:r>
+      <w:r>
+        <w:rPr>
+          <w:rFonts w:ascii="Calibri" w:hAnsi="Calibri" w:cs="Arial"/>
+          <w:rtl/>
+          <w:sz w:val="24"/>
+          <w:szCs w:val="24"/>
+        </w:rPr>
+        <w:t xml:space="preserve"> نسبة التسليم في الموعد وبالكامل.</w:t>
+      </w:r>
+    </w:p>
+    <w:p>
+      <w:pPr>
+        <w:pStyle w:val="ListeParagraf"/>
+        <w:bidi/>
+        <w:spacing w:after="80"/>
+        <w:ind w:left="0" w:right="709"/>
+        <w:jc w:val="both"/>
+      </w:pPr>
+      <w:r>
+        <w:rPr>
+          <w:rFonts w:ascii="Calibri" w:hAnsi="Calibri" w:cs="Arial"/>
+          <w:rtl/>
+          <w:sz w:val="24"/>
+          <w:szCs w:val="24"/>
+        </w:rPr>
+        <w:t xml:space="preserve">• </w:t>
+      </w:r>
+      <w:r>
+        <w:rPr>
+          <w:rFonts w:ascii="Calibri" w:hAnsi="Calibri" w:cs="Arial"/>
+          <w:b/>
+          <w:bCs/>
+          <w:rtl/>
+          <w:sz w:val="24"/>
+          <w:szCs w:val="24"/>
+        </w:rPr>
+        <w:t xml:space="preserve">PPM:</w:t>
+      </w:r>
+      <w:r>
+        <w:rPr>
+          <w:rFonts w:ascii="Calibri" w:hAnsi="Calibri" w:cs="Arial"/>
+          <w:rtl/>
+          <w:sz w:val="24"/>
+          <w:szCs w:val="24"/>
+        </w:rPr>
+        <w:t xml:space="preserve"> عدد الوحدات المعيبة لكل مليون وحدة موردة.</w:t>
+      </w:r>
+    </w:p>
+    <w:p>
+      <w:pPr>
+        <w:pStyle w:val="ListeParagraf"/>
+        <w:bidi/>
+        <w:spacing w:after="80"/>
+        <w:ind w:left="0" w:right="709"/>
+        <w:jc w:val="both"/>
+      </w:pPr>
+      <w:r>
+        <w:rPr>
+          <w:rFonts w:ascii="Calibri" w:hAnsi="Calibri" w:cs="Arial"/>
+          <w:rtl/>
+          <w:sz w:val="24"/>
+          <w:szCs w:val="24"/>
+        </w:rPr>
+        <w:t xml:space="preserve">• </w:t>
+      </w:r>
+      <w:r>
+        <w:rPr>
+          <w:rFonts w:ascii="Calibri" w:hAnsi="Calibri" w:cs="Arial"/>
+          <w:b/>
+          <w:bCs/>
+          <w:rtl/>
+          <w:sz w:val="24"/>
+          <w:szCs w:val="24"/>
+        </w:rPr>
+        <w:t xml:space="preserve">الاعتماد المشروط:</w:t>
+      </w:r>
+      <w:r>
+        <w:rPr>
+          <w:rFonts w:ascii="Calibri" w:hAnsi="Calibri" w:cs="Arial"/>
+          <w:rtl/>
+          <w:sz w:val="24"/>
+          <w:szCs w:val="24"/>
+        </w:rPr>
+        <w:t xml:space="preserve"> اعتماد مؤقت يُمنح بشرط تحسين محدد وموعد نهائي.</w:t>
+      </w:r>
+    </w:p>
+    <w:p>
+      <w:pPr>
+        <w:pStyle w:val="ListeParagraf"/>
+        <w:bidi/>
+        <w:spacing w:after="80"/>
+        <w:ind w:left="0" w:right="709"/>
+        <w:jc w:val="both"/>
+      </w:pPr>
+      <w:r>
+        <w:rPr>
+          <w:rFonts w:ascii="Calibri" w:hAnsi="Calibri" w:cs="Arial"/>
+          <w:rtl/>
+          <w:sz w:val="24"/>
+          <w:szCs w:val="24"/>
+        </w:rPr>
+        <w:t xml:space="preserve">• </w:t>
+      </w:r>
+      <w:r>
+        <w:rPr>
+          <w:rFonts w:ascii="Calibri" w:hAnsi="Calibri" w:cs="Arial"/>
+          <w:b/>
+          <w:bCs/>
+          <w:rtl/>
+          <w:sz w:val="24"/>
+          <w:szCs w:val="24"/>
+        </w:rPr>
+        <w:t xml:space="preserve">تقرير 8D:</w:t>
+      </w:r>
+      <w:r>
+        <w:rPr>
+          <w:rFonts w:ascii="Calibri" w:hAnsi="Calibri" w:cs="Arial"/>
+          <w:rtl/>
+          <w:sz w:val="24"/>
+          <w:szCs w:val="24"/>
+        </w:rPr>
+        <w:t xml:space="preserve"> استجابة المورد المنظمة لعدم المطابقة، وتشمل الاحتواء والسبب الجذري والإجراء التصحيحي.</w:t>
+      </w:r>
+    </w:p>
+    <w:p>
+      <w:pPr>
+        <w:pStyle w:val="ListeParagraf"/>
+        <w:bidi/>
+        <w:spacing w:after="80"/>
+        <w:ind w:left="0" w:right="709"/>
+        <w:jc w:val="both"/>
+      </w:pPr>
+    </w:p>
+    <w:p>
+      <w:pPr>
+        <w:pStyle w:val="ListeParagraf"/>
+        <w:bidi/>
+        <w:spacing w:before="120" w:after="60"/>
+        <w:ind w:left="0" w:right="709"/>
+      </w:pPr>
+      <w:r>
+        <w:rPr>
+          <w:rFonts w:ascii="Calibri" w:hAnsi="Calibri" w:cs="Arial"/>
+          <w:b/>
+          <w:bCs/>
+          <w:rtl/>
+          <w:sz w:val="24"/>
+          <w:szCs w:val="24"/>
+        </w:rPr>
+        <w:t xml:space="preserve">العمليات الرئيسية والفرعية</w:t>
+      </w:r>
+    </w:p>
+    <w:p>
+      <w:pPr>
+        <w:pStyle w:val="ListeParagraf"/>
+        <w:bidi/>
+        <w:spacing w:before="120" w:after="60"/>
+        <w:ind w:left="0" w:right="709"/>
+      </w:pPr>
+      <w:r>
+        <w:rPr>
+          <w:rFonts w:ascii="Calibri" w:hAnsi="Calibri" w:cs="Arial"/>
+          <w:b/>
+          <w:bCs/>
+          <w:rtl/>
+          <w:sz w:val="24"/>
+          <w:szCs w:val="24"/>
+        </w:rPr>
+        <w:t xml:space="preserve">1. تقييم الموردين والمقاولين من الباطن الجدد</w:t>
+      </w:r>
+    </w:p>
+    <w:p>
+      <w:pPr>
+        <w:pStyle w:val="ListeParagraf"/>
+        <w:bidi/>
+        <w:spacing w:after="80"/>
+        <w:ind w:left="0" w:right="709"/>
+        <w:jc w:val="both"/>
+      </w:pPr>
+      <w:r>
+        <w:rPr>
+          <w:rFonts w:ascii="Calibri" w:hAnsi="Calibri" w:cs="Arial"/>
+          <w:rtl/>
+          <w:sz w:val="24"/>
+          <w:szCs w:val="24"/>
+        </w:rPr>
+        <w:t xml:space="preserve">1.1. يُقيّم المورد الجديد أولًا من خلال استبيان تقييم المورد (FRM-SAT-01) الذي يغطي معلومات الشركة والطاقة الإنتاجية والشهادات (ISO 9001 وISO 14001 وGRS وRCS وOCS وOEKO-TEX) ونظام الجودة والمراجع وحالة الامتثال الاجتماعي (TLM-SAT-01).</w:t>
+      </w:r>
+    </w:p>
+    <w:p>
+      <w:pPr>
+        <w:pStyle w:val="ListeParagraf"/>
+        <w:bidi/>
+        <w:spacing w:after="80"/>
+        <w:ind w:left="0" w:right="709"/>
+        <w:jc w:val="both"/>
+      </w:pPr>
+      <w:r>
+        <w:rPr>
+          <w:rFonts w:ascii="Calibri" w:hAnsi="Calibri" w:cs="Arial"/>
+          <w:rtl/>
+          <w:sz w:val="24"/>
+          <w:szCs w:val="24"/>
+        </w:rPr>
+        <w:t xml:space="preserve">1.2. يوقع المورد على مدونة قواعد سلوك الموردين لدى EMS وإقرار مكافحة الرشوة.</w:t>
+      </w:r>
+    </w:p>
+    <w:p>
+      <w:pPr>
+        <w:pStyle w:val="ListeParagraf"/>
+        <w:bidi/>
+        <w:spacing w:after="80"/>
+        <w:ind w:left="0" w:right="709"/>
+        <w:jc w:val="both"/>
+      </w:pPr>
+      <w:r>
+        <w:rPr>
+          <w:rFonts w:ascii="Calibri" w:hAnsi="Calibri" w:cs="Arial"/>
+          <w:rtl/>
+          <w:sz w:val="24"/>
+          <w:szCs w:val="24"/>
+        </w:rPr>
+        <w:t xml:space="preserve">1.3. يقدم موردو الكيماويات صحف بيانات السلامة (SDS) وصحف البيانات الفنية وأدلة المطابقة لـ ZDHC MRSL لكل منتج.</w:t>
+      </w:r>
+    </w:p>
+    <w:p>
+      <w:pPr>
+        <w:pStyle w:val="ListeParagraf"/>
+        <w:bidi/>
+        <w:spacing w:after="80"/>
+        <w:ind w:left="0" w:right="709"/>
+        <w:jc w:val="both"/>
+      </w:pPr>
+      <w:r>
+        <w:rPr>
+          <w:rFonts w:ascii="Calibri" w:hAnsi="Calibri" w:cs="Arial"/>
+          <w:rtl/>
+          <w:sz w:val="24"/>
+          <w:szCs w:val="24"/>
+        </w:rPr>
+        <w:t xml:space="preserve">1.4. يُدقق على الموردين الحرجين وجميع المقاولين من الباطن ميدانيًا قبل الاعتماد. ويشمل التدقيق:</w:t>
       </w:r>
     </w:p>
     <w:p>
@@ -2538,7 +2669,7 @@
           <w:sz w:val="24"/>
           <w:szCs w:val="24"/>
         </w:rPr>
-        <w:t xml:space="preserve">خطط الإجراءات التصحيحية للموردين</w:t>
+        <w:t xml:space="preserve">نظام الجودة والطاقة الإنتاجية وفحص المنتج،</w:t>
       </w:r>
     </w:p>
     <w:p>
@@ -2559,7 +2690,7 @@
           <w:sz w:val="24"/>
           <w:szCs w:val="24"/>
         </w:rPr>
-        <w:t xml:space="preserve">EMS.SA.PRO.04.01. إجراء اختيار المقاولين (الموردين)</w:t>
+        <w:t xml:space="preserve">ظروف العمل وساعات العمل والأجور والتحقق من السن وعدم وجود عمل جبري،</w:t>
       </w:r>
     </w:p>
     <w:p>
@@ -2580,7 +2711,82 @@
           <w:sz w:val="24"/>
           <w:szCs w:val="24"/>
         </w:rPr>
-        <w:t xml:space="preserve">EMS.SA.PRO.04.02. إجراء المشتريات</w:t>
+        <w:t xml:space="preserve">السلامة من الحريق وسلامة المباني والصحة والسلامة وتخزين الكيماويات،</w:t>
+      </w:r>
+    </w:p>
+    <w:p>
+      <w:pPr>
+        <w:pStyle w:val="ListeParagraf"/>
+        <w:numPr>
+          <w:ilvl w:val="0"/>
+          <w:numId w:val="1"/>
+        </w:numPr>
+        <w:bidi/>
+        <w:spacing w:after="60"/>
+        <w:jc w:val="both"/>
+      </w:pPr>
+      <w:r>
+        <w:rPr>
+          <w:rFonts w:ascii="Calibri" w:hAnsi="Calibri" w:cs="Arial"/>
+          <w:rtl/>
+          <w:sz w:val="24"/>
+          <w:szCs w:val="24"/>
+        </w:rPr>
+        <w:t xml:space="preserve">التصاريح البيئية وإدارة النفايات ومياه الصرف وأمن البضائع.</w:t>
+      </w:r>
+    </w:p>
+    <w:p>
+      <w:pPr>
+        <w:pStyle w:val="ListeParagraf"/>
+        <w:bidi/>
+        <w:spacing w:after="80"/>
+        <w:ind w:left="0" w:right="709"/>
+        <w:jc w:val="both"/>
+      </w:pPr>
+      <w:r>
+        <w:rPr>
+          <w:rFonts w:ascii="Calibri" w:hAnsi="Calibri" w:cs="Arial"/>
+          <w:rtl/>
+          <w:sz w:val="24"/>
+          <w:szCs w:val="24"/>
+        </w:rPr>
+        <w:t xml:space="preserve">1.5. يُقيّم ضمان الجودة العينات أو الطلبية التجريبية عند الحاجة.</w:t>
+      </w:r>
+    </w:p>
+    <w:p>
+      <w:pPr>
+        <w:pStyle w:val="ListeParagraf"/>
+        <w:bidi/>
+        <w:spacing w:after="80"/>
+        <w:ind w:left="0" w:right="709"/>
+        <w:jc w:val="both"/>
+      </w:pPr>
+      <w:r>
+        <w:rPr>
+          <w:rFonts w:ascii="Calibri" w:hAnsi="Calibri" w:cs="Arial"/>
+          <w:rtl/>
+          <w:sz w:val="24"/>
+          <w:szCs w:val="24"/>
+        </w:rPr>
+        <w:t xml:space="preserve">1.6. بناءً على النتائج يقرر ضمان الجودة والمشتريات معًا: يُعتمد المورد، أو يُعتمد بشروط مع خطة إجراءات تصحيحية، أو يُرفض؛ ويُضاف الموردون المعتمدون إلى قائمة الموردين المعتمدين (FRM-TED-01؛ TLM-TED-01).</w:t>
+      </w:r>
+    </w:p>
+    <w:p>
+      <w:pPr>
+        <w:pStyle w:val="ListeParagraf"/>
+        <w:bidi/>
+        <w:spacing w:after="80"/>
+        <w:ind w:left="0" w:right="709"/>
+        <w:jc w:val="both"/>
+      </w:pPr>
+      <w:r>
+        <w:rPr>
+          <w:rFonts w:ascii="Calibri" w:hAnsi="Calibri" w:cs="Arial"/>
+          <w:rtl/>
+          <w:sz w:val="24"/>
+          <w:szCs w:val="24"/>
+        </w:rPr>
+        <w:t xml:space="preserve">1.7. لا تُصدر طلبية لمورد غير مدرج في القائمة؛ ويتطلب الاستثناء العاجل موافقة المدير العام وفحصًا واردًا إضافيًا.</w:t>
       </w:r>
     </w:p>
     <w:p>
@@ -2608,7 +2814,7 @@
           <w:sz w:val="24"/>
           <w:szCs w:val="24"/>
         </w:rPr>
-        <w:t xml:space="preserve">7. التغذية الراجعة والمتابعة</w:t>
+        <w:t xml:space="preserve">2. الرقابة على المقاولين من الباطن</w:t>
       </w:r>
     </w:p>
     <w:p>
@@ -2626,10 +2832,1104 @@
           <w:sz w:val="24"/>
           <w:szCs w:val="24"/>
         </w:rPr>
-        <w:t xml:space="preserve">يُراجع هذا الإجراء سنويًا من قبل مدير المشتريات بالتعاون مع ضمان الجودة وفريق المسؤولية الاجتماعية. وتُقيّم نتائج التدقيق ومتطلبات العملاء وملاحظات الموردين، ويُعدل الإجراء عند الحاجة.</w:t>
-      </w:r>
-    </w:p>
-    <w:p/>
+        <w:t xml:space="preserve">2.1. لا يُسند العمل إلا إلى المقاولين من الباطن المعتمدين؛ ويُبلغ العميل ويُحصل على موافقته عندما يشترط ذلك.</w:t>
+      </w:r>
+    </w:p>
+    <w:p>
+      <w:pPr>
+        <w:pStyle w:val="ListeParagraf"/>
+        <w:bidi/>
+        <w:spacing w:after="80"/>
+        <w:ind w:left="0" w:right="709"/>
+        <w:jc w:val="both"/>
+      </w:pPr>
+      <w:r>
+        <w:rPr>
+          <w:rFonts w:ascii="Calibri" w:hAnsi="Calibri" w:cs="Arial"/>
+          <w:rtl/>
+          <w:sz w:val="24"/>
+          <w:szCs w:val="24"/>
+        </w:rPr>
+        <w:t xml:space="preserve">2.2. تُسجل البضائع المرسلة إلى المقاولين من الباطن والمستلمة منهم مع الكمية وتفاصيل الطلبية للحفاظ على إمكانية التتبع.</w:t>
+      </w:r>
+    </w:p>
+    <w:p>
+      <w:pPr>
+        <w:pStyle w:val="ListeParagraf"/>
+        <w:bidi/>
+        <w:spacing w:after="80"/>
+        <w:ind w:left="0" w:right="709"/>
+        <w:jc w:val="both"/>
+      </w:pPr>
+      <w:r>
+        <w:rPr>
+          <w:rFonts w:ascii="Calibri" w:hAnsi="Calibri" w:cs="Arial"/>
+          <w:rtl/>
+          <w:sz w:val="24"/>
+          <w:szCs w:val="24"/>
+        </w:rPr>
+        <w:t xml:space="preserve">2.3. تُجرى زيارات غير معلنة للمقاولين من الباطن أثناء الإنتاج للتحقق من الجودة وظروف العمل.</w:t>
+      </w:r>
+    </w:p>
+    <w:p>
+      <w:pPr>
+        <w:pStyle w:val="ListeParagraf"/>
+        <w:bidi/>
+        <w:spacing w:after="80"/>
+        <w:ind w:left="0" w:right="709"/>
+        <w:jc w:val="both"/>
+      </w:pPr>
+      <w:r>
+        <w:rPr>
+          <w:rFonts w:ascii="Calibri" w:hAnsi="Calibri" w:cs="Arial"/>
+          <w:rtl/>
+          <w:sz w:val="24"/>
+          <w:szCs w:val="24"/>
+        </w:rPr>
+        <w:t xml:space="preserve">2.4. تُنفذ الرقابة التفصيلية على العملية المسندة خارجيًا وفق EMS.SA.PRO.04.04.</w:t>
+      </w:r>
+    </w:p>
+    <w:p>
+      <w:pPr>
+        <w:pStyle w:val="ListeParagraf"/>
+        <w:bidi/>
+        <w:spacing w:after="80"/>
+        <w:ind w:left="0" w:right="709"/>
+        <w:jc w:val="both"/>
+      </w:pPr>
+    </w:p>
+    <w:p>
+      <w:pPr>
+        <w:pStyle w:val="ListeParagraf"/>
+        <w:bidi/>
+        <w:spacing w:before="120" w:after="60"/>
+        <w:ind w:left="0" w:right="709"/>
+      </w:pPr>
+      <w:r>
+        <w:rPr>
+          <w:rFonts w:ascii="Calibri" w:hAnsi="Calibri" w:cs="Arial"/>
+          <w:b/>
+          <w:bCs/>
+          <w:rtl/>
+          <w:sz w:val="24"/>
+          <w:szCs w:val="24"/>
+        </w:rPr>
+        <w:t xml:space="preserve">3. سجل الفحص الوارد ومتطلبات الموردين</w:t>
+      </w:r>
+    </w:p>
+    <w:p>
+      <w:pPr>
+        <w:pStyle w:val="ListeParagraf"/>
+        <w:bidi/>
+        <w:spacing w:after="80"/>
+        <w:ind w:left="0" w:right="709"/>
+        <w:jc w:val="both"/>
+      </w:pPr>
+      <w:r>
+        <w:rPr>
+          <w:rFonts w:ascii="Calibri" w:hAnsi="Calibri" w:cs="Arial"/>
+          <w:rtl/>
+          <w:sz w:val="24"/>
+          <w:szCs w:val="24"/>
+        </w:rPr>
+        <w:t xml:space="preserve">3.1. تذكر أوامر الشراء بوضوح المواصفات ومتطلبات الاختبار ومتطلبات المواد المقيدة والتعبئة والتوسيم وتاريخ التسليم؛ وتُبلغ متطلبات العميل (الكيماويات المعتمدة والمواد المعتمدة) إلى المورد كتابيًا (EMS.SA.PRO.04.02).</w:t>
+      </w:r>
+    </w:p>
+    <w:p>
+      <w:pPr>
+        <w:pStyle w:val="ListeParagraf"/>
+        <w:bidi/>
+        <w:spacing w:after="80"/>
+        <w:ind w:left="0" w:right="709"/>
+        <w:jc w:val="both"/>
+      </w:pPr>
+      <w:r>
+        <w:rPr>
+          <w:rFonts w:ascii="Calibri" w:hAnsi="Calibri" w:cs="Arial"/>
+          <w:rtl/>
+          <w:sz w:val="24"/>
+          <w:szCs w:val="24"/>
+        </w:rPr>
+        <w:t xml:space="preserve">3.2. تُطلب شهادات المنتج وتقارير الاختبار مع كل توريد عند الحاجة.</w:t>
+      </w:r>
+    </w:p>
+    <w:p>
+      <w:pPr>
+        <w:pStyle w:val="ListeParagraf"/>
+        <w:bidi/>
+        <w:spacing w:after="80"/>
+        <w:ind w:left="0" w:right="709"/>
+        <w:jc w:val="both"/>
+      </w:pPr>
+      <w:r>
+        <w:rPr>
+          <w:rFonts w:ascii="Calibri" w:hAnsi="Calibri" w:cs="Arial"/>
+          <w:rtl/>
+          <w:sz w:val="24"/>
+          <w:szCs w:val="24"/>
+        </w:rPr>
+        <w:t xml:space="preserve">3.3. يُفحص كل توريد وفق إجراءات المخزن والمختبر؛ وتُسجل نتائج القبول والرفض لكل مورد. وتُقيَّم مدخلات الغزل بنموذج فحص الغزل الوارد وتقييم المورد (EMS.QA.FRM.07.19).</w:t>
+      </w:r>
+    </w:p>
+    <w:p>
+      <w:pPr>
+        <w:pStyle w:val="ListeParagraf"/>
+        <w:bidi/>
+        <w:spacing w:after="80"/>
+        <w:ind w:left="0" w:right="709"/>
+        <w:jc w:val="both"/>
+      </w:pPr>
+      <w:r>
+        <w:rPr>
+          <w:rFonts w:ascii="Calibri" w:hAnsi="Calibri" w:cs="Arial"/>
+          <w:rtl/>
+          <w:sz w:val="24"/>
+          <w:szCs w:val="24"/>
+        </w:rPr>
+        <w:t xml:space="preserve">3.4. توضع بطاقات على الدفعات غير المطابقة وتُحجر؛ ويقرر ضمان الجودة الرفض أو القبول المشروط أو الإرجاع.</w:t>
+      </w:r>
+    </w:p>
+    <w:p>
+      <w:pPr>
+        <w:pStyle w:val="ListeParagraf"/>
+        <w:bidi/>
+        <w:spacing w:after="80"/>
+        <w:ind w:left="0" w:right="709"/>
+        <w:jc w:val="both"/>
+      </w:pPr>
+    </w:p>
+    <w:p>
+      <w:pPr>
+        <w:pStyle w:val="ListeParagraf"/>
+        <w:bidi/>
+        <w:spacing w:before="120" w:after="60"/>
+        <w:ind w:left="0" w:right="709"/>
+      </w:pPr>
+      <w:r>
+        <w:rPr>
+          <w:rFonts w:ascii="Calibri" w:hAnsi="Calibri" w:cs="Arial"/>
+          <w:b/>
+          <w:bCs/>
+          <w:rtl/>
+          <w:sz w:val="24"/>
+          <w:szCs w:val="24"/>
+        </w:rPr>
+        <w:t xml:space="preserve">4. متابعة الأداء</w:t>
+      </w:r>
+    </w:p>
+    <w:p>
+      <w:pPr>
+        <w:pStyle w:val="ListeParagraf"/>
+        <w:bidi/>
+        <w:spacing w:after="80"/>
+        <w:ind w:left="0" w:right="709"/>
+        <w:jc w:val="both"/>
+      </w:pPr>
+      <w:r>
+        <w:rPr>
+          <w:rFonts w:ascii="Calibri" w:hAnsi="Calibri" w:cs="Arial"/>
+          <w:rtl/>
+          <w:sz w:val="24"/>
+          <w:szCs w:val="24"/>
+        </w:rPr>
+        <w:t xml:space="preserve">4.1. يُقيّم أداء الموردين كل ستة أشهر (للموردين الحرجين) أو سنويًا (لباقي الموردين)؛ ويُحتسب للموردين الحرجين تقييم ربع سنوي من سجلات الاستلام (TLM-TED-02؛ TLM-SAT-04). والمعايير هي:</w:t>
+      </w:r>
+    </w:p>
+    <w:p>
+      <w:pPr>
+        <w:pStyle w:val="ListeParagraf"/>
+        <w:numPr>
+          <w:ilvl w:val="0"/>
+          <w:numId w:val="1"/>
+        </w:numPr>
+        <w:bidi/>
+        <w:spacing w:after="60"/>
+        <w:jc w:val="both"/>
+      </w:pPr>
+      <w:r>
+        <w:rPr>
+          <w:rFonts w:ascii="Calibri" w:hAnsi="Calibri" w:cs="Arial"/>
+          <w:rtl/>
+          <w:sz w:val="24"/>
+          <w:szCs w:val="24"/>
+        </w:rPr>
+        <w:t xml:space="preserve">الجودة: التوريدات المرفوضة والشكاوى ونسبة قبول الدفعات وPPM (40%)،</w:t>
+      </w:r>
+    </w:p>
+    <w:p>
+      <w:pPr>
+        <w:pStyle w:val="ListeParagraf"/>
+        <w:numPr>
+          <w:ilvl w:val="0"/>
+          <w:numId w:val="1"/>
+        </w:numPr>
+        <w:bidi/>
+        <w:spacing w:after="60"/>
+        <w:jc w:val="both"/>
+      </w:pPr>
+      <w:r>
+        <w:rPr>
+          <w:rFonts w:ascii="Calibri" w:hAnsi="Calibri" w:cs="Arial"/>
+          <w:rtl/>
+          <w:sz w:val="24"/>
+          <w:szCs w:val="24"/>
+        </w:rPr>
+        <w:t xml:space="preserve">التسليم: التسليم في الموعد وبالكامل، OTIF (30%)،</w:t>
+      </w:r>
+    </w:p>
+    <w:p>
+      <w:pPr>
+        <w:pStyle w:val="ListeParagraf"/>
+        <w:numPr>
+          <w:ilvl w:val="0"/>
+          <w:numId w:val="1"/>
+        </w:numPr>
+        <w:bidi/>
+        <w:spacing w:after="60"/>
+        <w:jc w:val="both"/>
+      </w:pPr>
+      <w:r>
+        <w:rPr>
+          <w:rFonts w:ascii="Calibri" w:hAnsi="Calibri" w:cs="Arial"/>
+          <w:rtl/>
+          <w:sz w:val="24"/>
+          <w:szCs w:val="24"/>
+        </w:rPr>
+        <w:t xml:space="preserve">الامتثال: الامتثال الاجتماعي والبيئي والكيميائي وصلاحية الشهادات ونتائج التدقيق (20%)،</w:t>
+      </w:r>
+    </w:p>
+    <w:p>
+      <w:pPr>
+        <w:pStyle w:val="ListeParagraf"/>
+        <w:numPr>
+          <w:ilvl w:val="0"/>
+          <w:numId w:val="1"/>
+        </w:numPr>
+        <w:bidi/>
+        <w:spacing w:after="60"/>
+        <w:jc w:val="both"/>
+      </w:pPr>
+      <w:r>
+        <w:rPr>
+          <w:rFonts w:ascii="Calibri" w:hAnsi="Calibri" w:cs="Arial"/>
+          <w:rtl/>
+          <w:sz w:val="24"/>
+          <w:szCs w:val="24"/>
+        </w:rPr>
+        <w:t xml:space="preserve">الخدمة: التواصل والمرونة والاستجابة للمشكلات (10%).</w:t>
+      </w:r>
+    </w:p>
+    <w:p>
+      <w:pPr>
+        <w:pStyle w:val="ListeParagraf"/>
+        <w:bidi/>
+        <w:spacing w:after="80"/>
+        <w:ind w:left="0" w:right="709"/>
+        <w:jc w:val="both"/>
+      </w:pPr>
+      <w:r>
+        <w:rPr>
+          <w:rFonts w:ascii="Calibri" w:hAnsi="Calibri" w:cs="Arial"/>
+          <w:rtl/>
+          <w:sz w:val="24"/>
+          <w:szCs w:val="24"/>
+        </w:rPr>
+        <w:t xml:space="preserve">4.2. يُصنف الموردون حسب درجاتهم: A (85-100) مفضل، B (70-84) معتمد، C (50-69) مطلوب خطة تحسين، D (أقل من 50) يُحذف من القائمة.</w:t>
+      </w:r>
+    </w:p>
+    <w:p>
+      <w:pPr>
+        <w:pStyle w:val="ListeParagraf"/>
+        <w:bidi/>
+        <w:spacing w:after="80"/>
+        <w:ind w:left="0" w:right="709"/>
+        <w:jc w:val="both"/>
+      </w:pPr>
+      <w:r>
+        <w:rPr>
+          <w:rFonts w:ascii="Calibri" w:hAnsi="Calibri" w:cs="Arial"/>
+          <w:rtl/>
+          <w:sz w:val="24"/>
+          <w:szCs w:val="24"/>
+        </w:rPr>
+        <w:t xml:space="preserve">4.3. تُسجل نتيجة كل تقييم في نموذج أداء المورد (FRM-SAT-04) وتُشارك مع المورد.</w:t>
+      </w:r>
+    </w:p>
+    <w:p>
+      <w:pPr>
+        <w:pStyle w:val="ListeParagraf"/>
+        <w:bidi/>
+        <w:spacing w:after="80"/>
+        <w:ind w:left="0" w:right="709"/>
+        <w:jc w:val="both"/>
+      </w:pPr>
+      <w:r>
+        <w:rPr>
+          <w:rFonts w:ascii="Calibri" w:hAnsi="Calibri" w:cs="Arial"/>
+          <w:rtl/>
+          <w:sz w:val="24"/>
+          <w:szCs w:val="24"/>
+        </w:rPr>
+        <w:t xml:space="preserve">4.4. يُعاد تقييم كل مورد معتمد مرة واحدة على الأقل سنويًا من سجل الدرجات وصلاحية الشهادات، وبالتدقيق عند الحاجة؛ ويبقى المورد الذي انتهت صلاحية شهادته في حالة اعتماد مشروط إلى حين تجديدها.</w:t>
+      </w:r>
+    </w:p>
+    <w:p>
+      <w:pPr>
+        <w:pStyle w:val="ListeParagraf"/>
+        <w:bidi/>
+        <w:spacing w:after="80"/>
+        <w:ind w:left="0" w:right="709"/>
+        <w:jc w:val="both"/>
+      </w:pPr>
+    </w:p>
+    <w:p>
+      <w:pPr>
+        <w:pStyle w:val="ListeParagraf"/>
+        <w:bidi/>
+        <w:spacing w:before="120" w:after="60"/>
+        <w:ind w:left="0" w:right="709"/>
+      </w:pPr>
+      <w:r>
+        <w:rPr>
+          <w:rFonts w:ascii="Calibri" w:hAnsi="Calibri" w:cs="Arial"/>
+          <w:b/>
+          <w:bCs/>
+          <w:rtl/>
+          <w:sz w:val="24"/>
+          <w:szCs w:val="24"/>
+        </w:rPr>
+        <w:t xml:space="preserve">5. الإجراءات التصحيحية والتطوير</w:t>
+      </w:r>
+    </w:p>
+    <w:p>
+      <w:pPr>
+        <w:pStyle w:val="ListeParagraf"/>
+        <w:bidi/>
+        <w:spacing w:after="80"/>
+        <w:ind w:left="0" w:right="709"/>
+        <w:jc w:val="both"/>
+      </w:pPr>
+      <w:r>
+        <w:rPr>
+          <w:rFonts w:ascii="Calibri" w:hAnsi="Calibri" w:cs="Arial"/>
+          <w:rtl/>
+          <w:sz w:val="24"/>
+          <w:szCs w:val="24"/>
+        </w:rPr>
+        <w:t xml:space="preserve">5.1. يُطلب من الموردين في الفئة C والموردين الذين لديهم دفعة مرفوضة أو نتائج تدقيق حرجة تقديم خطة إجراءات تصحيحية؛ ويُرسل نموذج طلب الإجراء التصحيحي من المورد (FRM-TED-02) ويُطلب تقرير 8D (TLM-TED-03).</w:t>
+      </w:r>
+    </w:p>
+    <w:p>
+      <w:pPr>
+        <w:pStyle w:val="ListeParagraf"/>
+        <w:bidi/>
+        <w:spacing w:after="80"/>
+        <w:ind w:left="0" w:right="709"/>
+        <w:jc w:val="both"/>
+      </w:pPr>
+      <w:r>
+        <w:rPr>
+          <w:rFonts w:ascii="Calibri" w:hAnsi="Calibri" w:cs="Arial"/>
+          <w:rtl/>
+          <w:sz w:val="24"/>
+          <w:szCs w:val="24"/>
+        </w:rPr>
+        <w:t xml:space="preserve">5.2. يقدم المورد الاستجابة الأولى (الاحتواء) خلال 24 ساعة ويقدم السبب الجذري والإجراء التصحيحي خلال 30 يومًا كحد أقصى (10 أيام عمل لحالات عدم مطابقة المنتج)؛ ويراجع ضمان الجودة التقرير ويطلبه مجددًا إذا كان غير كافٍ.</w:t>
+      </w:r>
+    </w:p>
+    <w:p>
+      <w:pPr>
+        <w:pStyle w:val="ListeParagraf"/>
+        <w:bidi/>
+        <w:spacing w:after="80"/>
+        <w:ind w:left="0" w:right="709"/>
+        <w:jc w:val="both"/>
+      </w:pPr>
+      <w:r>
+        <w:rPr>
+          <w:rFonts w:ascii="Calibri" w:hAnsi="Calibri" w:cs="Arial"/>
+          <w:rtl/>
+          <w:sz w:val="24"/>
+          <w:szCs w:val="24"/>
+        </w:rPr>
+        <w:t xml:space="preserve">5.3. يُتحقق من الفعالية في الدفعات الثلاث المتتالية التالية، بتدقيق متابعة أو بمراجعة الأدلة؛ ولا تُغلق الحالة قبل ذلك (EMS.KS.PRO.22.03).</w:t>
+      </w:r>
+    </w:p>
+    <w:p>
+      <w:pPr>
+        <w:pStyle w:val="ListeParagraf"/>
+        <w:bidi/>
+        <w:spacing w:after="80"/>
+        <w:ind w:left="0" w:right="709"/>
+        <w:jc w:val="both"/>
+      </w:pPr>
+      <w:r>
+        <w:rPr>
+          <w:rFonts w:ascii="Calibri" w:hAnsi="Calibri" w:cs="Arial"/>
+          <w:rtl/>
+          <w:sz w:val="24"/>
+          <w:szCs w:val="24"/>
+        </w:rPr>
+        <w:t xml:space="preserve">5.4. في حالة النتائج التي لا تسامح فيها (عمالة الأطفال أو العمل الجبري أو التعاقد من الباطن غير المصرح به أو الرشوة أو خطر جسيم على السلامة) تُوقف الطلبيات فورًا وتُبلغ الحالة إلى المدير العام، وإلى العميل عند الاقتضاء.</w:t>
+      </w:r>
+    </w:p>
+    <w:p>
+      <w:pPr>
+        <w:pStyle w:val="ListeParagraf"/>
+        <w:bidi/>
+        <w:spacing w:after="80"/>
+        <w:ind w:left="0" w:right="709"/>
+        <w:jc w:val="both"/>
+      </w:pPr>
+      <w:r>
+        <w:rPr>
+          <w:rFonts w:ascii="Calibri" w:hAnsi="Calibri" w:cs="Arial"/>
+          <w:rtl/>
+          <w:sz w:val="24"/>
+          <w:szCs w:val="24"/>
+        </w:rPr>
+        <w:t xml:space="preserve">5.5. عندما تؤثر عدم المطابقة على منتجات EMS المنتجة بالفعل، تُتتبع المنتجات المتأثرة وتُعزل وتُعالج وفق EMS.KS.PRO.22.02.</w:t>
+      </w:r>
+    </w:p>
+    <w:p>
+      <w:pPr>
+        <w:pStyle w:val="ListeParagraf"/>
+        <w:bidi/>
+        <w:spacing w:after="80"/>
+        <w:ind w:left="0" w:right="709"/>
+        <w:jc w:val="both"/>
+      </w:pPr>
+      <w:r>
+        <w:rPr>
+          <w:rFonts w:ascii="Calibri" w:hAnsi="Calibri" w:cs="Arial"/>
+          <w:rtl/>
+          <w:sz w:val="24"/>
+          <w:szCs w:val="24"/>
+        </w:rPr>
+        <w:t xml:space="preserve">5.6. تؤدي حالات عدم المطابقة المتكررة إلى فحص إضافي أو تدقيق ميداني أو تطوير مصدر بديل أو الحذف من قائمة الموردين المعتمدين؛ ويُعطى الموردون ذوو الأداء الجيد الأولوية في الطلبيات الجديدة.</w:t>
+      </w:r>
+    </w:p>
+    <w:p>
+      <w:pPr>
+        <w:pStyle w:val="ListeParagraf"/>
+        <w:bidi/>
+        <w:spacing w:after="80"/>
+        <w:ind w:left="0" w:right="709"/>
+        <w:jc w:val="both"/>
+      </w:pPr>
+    </w:p>
+    <w:p>
+      <w:pPr>
+        <w:pStyle w:val="ListeParagraf"/>
+        <w:bidi/>
+        <w:spacing w:before="120" w:after="60"/>
+        <w:ind w:left="0" w:right="709"/>
+      </w:pPr>
+      <w:r>
+        <w:rPr>
+          <w:rFonts w:ascii="Calibri" w:hAnsi="Calibri" w:cs="Arial"/>
+          <w:b/>
+          <w:bCs/>
+          <w:rtl/>
+          <w:sz w:val="24"/>
+          <w:szCs w:val="24"/>
+        </w:rPr>
+        <w:t xml:space="preserve">6. المتابعة والأداء</w:t>
+      </w:r>
+    </w:p>
+    <w:p>
+      <w:pPr>
+        <w:pStyle w:val="ListeParagraf"/>
+        <w:bidi/>
+        <w:spacing w:after="80"/>
+        <w:ind w:left="0" w:right="709"/>
+        <w:jc w:val="both"/>
+      </w:pPr>
+      <w:r>
+        <w:rPr>
+          <w:rFonts w:ascii="Calibri" w:hAnsi="Calibri" w:cs="Arial"/>
+          <w:rtl/>
+          <w:sz w:val="24"/>
+          <w:szCs w:val="24"/>
+        </w:rPr>
+        <w:t xml:space="preserve">6.1. يعرض مدير المشتريات المؤشرات التالية سنويًا (للموردين الحرجين: كل ستة أشهر) في مراجعة الإدارة:</w:t>
+      </w:r>
+    </w:p>
+    <w:p>
+      <w:pPr>
+        <w:pStyle w:val="ListeParagraf"/>
+        <w:numPr>
+          <w:ilvl w:val="0"/>
+          <w:numId w:val="1"/>
+        </w:numPr>
+        <w:bidi/>
+        <w:spacing w:after="60"/>
+        <w:jc w:val="both"/>
+      </w:pPr>
+      <w:r>
+        <w:rPr>
+          <w:rFonts w:ascii="Calibri" w:hAnsi="Calibri" w:cs="Arial"/>
+          <w:rtl/>
+          <w:sz w:val="24"/>
+          <w:szCs w:val="24"/>
+        </w:rPr>
+        <w:t xml:space="preserve">نسبة الموردين الحرجين الذين تم تقييمهم وتدقيقهم في الموعد (%)،</w:t>
+      </w:r>
+    </w:p>
+    <w:p>
+      <w:pPr>
+        <w:pStyle w:val="ListeParagraf"/>
+        <w:numPr>
+          <w:ilvl w:val="0"/>
+          <w:numId w:val="1"/>
+        </w:numPr>
+        <w:bidi/>
+        <w:spacing w:after="60"/>
+        <w:jc w:val="both"/>
+      </w:pPr>
+      <w:r>
+        <w:rPr>
+          <w:rFonts w:ascii="Calibri" w:hAnsi="Calibri" w:cs="Arial"/>
+          <w:rtl/>
+          <w:sz w:val="24"/>
+          <w:szCs w:val="24"/>
+        </w:rPr>
+        <w:t xml:space="preserve">الموردون الذين لم يُجرَ لهم تقييم سنوي (الهدف: 0)،</w:t>
+      </w:r>
+    </w:p>
+    <w:p>
+      <w:pPr>
+        <w:pStyle w:val="ListeParagraf"/>
+        <w:numPr>
+          <w:ilvl w:val="0"/>
+          <w:numId w:val="1"/>
+        </w:numPr>
+        <w:bidi/>
+        <w:spacing w:after="60"/>
+        <w:jc w:val="both"/>
+      </w:pPr>
+      <w:r>
+        <w:rPr>
+          <w:rFonts w:ascii="Calibri" w:hAnsi="Calibri" w:cs="Arial"/>
+          <w:rtl/>
+          <w:sz w:val="24"/>
+          <w:szCs w:val="24"/>
+        </w:rPr>
+        <w:t xml:space="preserve">المشتريات من موردين غير معتمدين (الهدف: 0)،</w:t>
+      </w:r>
+    </w:p>
+    <w:p>
+      <w:pPr>
+        <w:pStyle w:val="ListeParagraf"/>
+        <w:numPr>
+          <w:ilvl w:val="0"/>
+          <w:numId w:val="1"/>
+        </w:numPr>
+        <w:bidi/>
+        <w:spacing w:after="60"/>
+        <w:jc w:val="both"/>
+      </w:pPr>
+      <w:r>
+        <w:rPr>
+          <w:rFonts w:ascii="Calibri" w:hAnsi="Calibri" w:cs="Arial"/>
+          <w:rtl/>
+          <w:sz w:val="24"/>
+          <w:szCs w:val="24"/>
+        </w:rPr>
+        <w:t xml:space="preserve">نسبة قبول الدفعات (هدف إرشادي: 98% على الأقل) وPPM وOTIF (هدف إرشادي: 95% على الأقل)،</w:t>
+      </w:r>
+    </w:p>
+    <w:p>
+      <w:pPr>
+        <w:pStyle w:val="ListeParagraf"/>
+        <w:numPr>
+          <w:ilvl w:val="0"/>
+          <w:numId w:val="1"/>
+        </w:numPr>
+        <w:bidi/>
+        <w:spacing w:after="60"/>
+        <w:jc w:val="both"/>
+      </w:pPr>
+      <w:r>
+        <w:rPr>
+          <w:rFonts w:ascii="Calibri" w:hAnsi="Calibri" w:cs="Arial"/>
+          <w:rtl/>
+          <w:sz w:val="24"/>
+          <w:szCs w:val="24"/>
+        </w:rPr>
+        <w:t xml:space="preserve">توزيع الموردين حسب الفئة (A وB وC وD)،</w:t>
+      </w:r>
+    </w:p>
+    <w:p>
+      <w:pPr>
+        <w:pStyle w:val="ListeParagraf"/>
+        <w:numPr>
+          <w:ilvl w:val="0"/>
+          <w:numId w:val="1"/>
+        </w:numPr>
+        <w:bidi/>
+        <w:spacing w:after="60"/>
+        <w:jc w:val="both"/>
+      </w:pPr>
+      <w:r>
+        <w:rPr>
+          <w:rFonts w:ascii="Calibri" w:hAnsi="Calibri" w:cs="Arial"/>
+          <w:rtl/>
+          <w:sz w:val="24"/>
+          <w:szCs w:val="24"/>
+        </w:rPr>
+        <w:t xml:space="preserve">عدد الإجراءات التصحيحية المفتوحة لدى الموردين.</w:t>
+      </w:r>
+    </w:p>
+    <w:p>
+      <w:pPr>
+        <w:pStyle w:val="ListeParagraf"/>
+        <w:bidi/>
+        <w:spacing w:after="80"/>
+        <w:ind w:left="0" w:right="709"/>
+        <w:jc w:val="both"/>
+      </w:pPr>
+      <w:r>
+        <w:rPr>
+          <w:rFonts w:ascii="Calibri" w:hAnsi="Calibri" w:cs="Arial"/>
+          <w:rtl/>
+          <w:sz w:val="24"/>
+          <w:szCs w:val="24"/>
+        </w:rPr>
+        <w:t xml:space="preserve">6.2. تُحدد الأهداف والحدود في مواصفات العميل وسياسة الشركة وتُحدّث عند الحاجة.</w:t>
+      </w:r>
+    </w:p>
+    <w:p>
+      <w:pPr>
+        <w:pStyle w:val="ListeParagraf"/>
+        <w:bidi/>
+        <w:spacing w:after="80"/>
+        <w:ind w:left="0" w:right="709"/>
+        <w:jc w:val="both"/>
+      </w:pPr>
+    </w:p>
+    <w:p>
+      <w:pPr>
+        <w:pStyle w:val="ListeParagraf"/>
+        <w:bidi/>
+        <w:spacing w:before="120" w:after="60"/>
+        <w:ind w:left="0" w:right="709"/>
+      </w:pPr>
+      <w:r>
+        <w:rPr>
+          <w:rFonts w:ascii="Calibri" w:hAnsi="Calibri" w:cs="Arial"/>
+          <w:b/>
+          <w:bCs/>
+          <w:rtl/>
+          <w:sz w:val="24"/>
+          <w:szCs w:val="24"/>
+        </w:rPr>
+        <w:t xml:space="preserve">7. الوثائق والسجلات ذات الصلة</w:t>
+      </w:r>
+    </w:p>
+    <w:p>
+      <w:pPr>
+        <w:pStyle w:val="ListeParagraf"/>
+        <w:numPr>
+          <w:ilvl w:val="0"/>
+          <w:numId w:val="1"/>
+        </w:numPr>
+        <w:bidi/>
+        <w:spacing w:after="60"/>
+        <w:jc w:val="both"/>
+      </w:pPr>
+      <w:r>
+        <w:rPr>
+          <w:rFonts w:ascii="Calibri" w:hAnsi="Calibri" w:cs="Arial"/>
+          <w:rtl/>
+          <w:sz w:val="24"/>
+          <w:szCs w:val="24"/>
+        </w:rPr>
+        <w:t xml:space="preserve">استبيان تقييم المورد وقائمة فحص تدقيق المورد (FRM-SAT-01)</w:t>
+      </w:r>
+    </w:p>
+    <w:p>
+      <w:pPr>
+        <w:pStyle w:val="ListeParagraf"/>
+        <w:numPr>
+          <w:ilvl w:val="0"/>
+          <w:numId w:val="1"/>
+        </w:numPr>
+        <w:bidi/>
+        <w:spacing w:after="60"/>
+        <w:jc w:val="both"/>
+      </w:pPr>
+      <w:r>
+        <w:rPr>
+          <w:rFonts w:ascii="Calibri" w:hAnsi="Calibri" w:cs="Arial"/>
+          <w:rtl/>
+          <w:sz w:val="24"/>
+          <w:szCs w:val="24"/>
+        </w:rPr>
+        <w:t xml:space="preserve">قائمة الموردين المعتمدين (FRM-TED-01)</w:t>
+      </w:r>
+    </w:p>
+    <w:p>
+      <w:pPr>
+        <w:pStyle w:val="ListeParagraf"/>
+        <w:numPr>
+          <w:ilvl w:val="0"/>
+          <w:numId w:val="1"/>
+        </w:numPr>
+        <w:bidi/>
+        <w:spacing w:after="60"/>
+        <w:jc w:val="both"/>
+      </w:pPr>
+      <w:r>
+        <w:rPr>
+          <w:rFonts w:ascii="Calibri" w:hAnsi="Calibri" w:cs="Arial"/>
+          <w:rtl/>
+          <w:sz w:val="24"/>
+          <w:szCs w:val="24"/>
+        </w:rPr>
+        <w:t xml:space="preserve">نموذج أداء المورد وبطاقات التقييم (FRM-SAT-04)</w:t>
+      </w:r>
+    </w:p>
+    <w:p>
+      <w:pPr>
+        <w:pStyle w:val="ListeParagraf"/>
+        <w:numPr>
+          <w:ilvl w:val="0"/>
+          <w:numId w:val="1"/>
+        </w:numPr>
+        <w:bidi/>
+        <w:spacing w:after="60"/>
+        <w:jc w:val="both"/>
+      </w:pPr>
+      <w:r>
+        <w:rPr>
+          <w:rFonts w:ascii="Calibri" w:hAnsi="Calibri" w:cs="Arial"/>
+          <w:rtl/>
+          <w:sz w:val="24"/>
+          <w:szCs w:val="24"/>
+        </w:rPr>
+        <w:t xml:space="preserve">EMS.QA.FRM.07.19. نموذج فحص الغزل الوارد وتقييم المورد</w:t>
+      </w:r>
+    </w:p>
+    <w:p>
+      <w:pPr>
+        <w:pStyle w:val="ListeParagraf"/>
+        <w:numPr>
+          <w:ilvl w:val="0"/>
+          <w:numId w:val="1"/>
+        </w:numPr>
+        <w:bidi/>
+        <w:spacing w:after="60"/>
+        <w:jc w:val="both"/>
+      </w:pPr>
+      <w:r>
+        <w:rPr>
+          <w:rFonts w:ascii="Calibri" w:hAnsi="Calibri" w:cs="Arial"/>
+          <w:rtl/>
+          <w:sz w:val="24"/>
+          <w:szCs w:val="24"/>
+        </w:rPr>
+        <w:t xml:space="preserve">نموذج طلب الإجراء التصحيحي من المورد (FRM-TED-02) وخطط الإجراءات التصحيحية للموردين</w:t>
+      </w:r>
+    </w:p>
+    <w:p>
+      <w:pPr>
+        <w:pStyle w:val="ListeParagraf"/>
+        <w:numPr>
+          <w:ilvl w:val="0"/>
+          <w:numId w:val="1"/>
+        </w:numPr>
+        <w:bidi/>
+        <w:spacing w:after="60"/>
+        <w:jc w:val="both"/>
+      </w:pPr>
+      <w:r>
+        <w:rPr>
+          <w:rFonts w:ascii="Calibri" w:hAnsi="Calibri" w:cs="Arial"/>
+          <w:rtl/>
+          <w:sz w:val="24"/>
+          <w:szCs w:val="24"/>
+        </w:rPr>
+        <w:t xml:space="preserve">مدونة قواعد سلوك الموردين وإقرارات مكافحة الرشوة</w:t>
+      </w:r>
+    </w:p>
+    <w:p>
+      <w:pPr>
+        <w:pStyle w:val="ListeParagraf"/>
+        <w:numPr>
+          <w:ilvl w:val="0"/>
+          <w:numId w:val="1"/>
+        </w:numPr>
+        <w:bidi/>
+        <w:spacing w:after="60"/>
+        <w:jc w:val="both"/>
+      </w:pPr>
+      <w:r>
+        <w:rPr>
+          <w:rFonts w:ascii="Calibri" w:hAnsi="Calibri" w:cs="Arial"/>
+          <w:rtl/>
+          <w:sz w:val="24"/>
+          <w:szCs w:val="24"/>
+        </w:rPr>
+        <w:t xml:space="preserve">PRS-SAT-01 إجراء اختيار الموردين وتقييمهم؛ PRS-TED-01 إجراء إدارة الموردين</w:t>
+      </w:r>
+    </w:p>
+    <w:p>
+      <w:pPr>
+        <w:pStyle w:val="ListeParagraf"/>
+        <w:numPr>
+          <w:ilvl w:val="0"/>
+          <w:numId w:val="1"/>
+        </w:numPr>
+        <w:bidi/>
+        <w:spacing w:after="60"/>
+        <w:jc w:val="both"/>
+      </w:pPr>
+      <w:r>
+        <w:rPr>
+          <w:rFonts w:ascii="Calibri" w:hAnsi="Calibri" w:cs="Arial"/>
+          <w:rtl/>
+          <w:sz w:val="24"/>
+          <w:szCs w:val="24"/>
+        </w:rPr>
+        <w:t xml:space="preserve">TLM-SAT-01 وTLM-SAT-04 وTLM-TED-01 وTLM-TED-02 وTLM-TED-03</w:t>
+      </w:r>
+    </w:p>
+    <w:p>
+      <w:pPr>
+        <w:pStyle w:val="ListeParagraf"/>
+        <w:numPr>
+          <w:ilvl w:val="0"/>
+          <w:numId w:val="1"/>
+        </w:numPr>
+        <w:bidi/>
+        <w:spacing w:after="60"/>
+        <w:jc w:val="both"/>
+      </w:pPr>
+      <w:r>
+        <w:rPr>
+          <w:rFonts w:ascii="Calibri" w:hAnsi="Calibri" w:cs="Arial"/>
+          <w:rtl/>
+          <w:sz w:val="24"/>
+          <w:szCs w:val="24"/>
+        </w:rPr>
+        <w:t xml:space="preserve">EMS.SA.POL.04.01. سياسة المشتريات</w:t>
+      </w:r>
+    </w:p>
+    <w:p>
+      <w:pPr>
+        <w:pStyle w:val="ListeParagraf"/>
+        <w:numPr>
+          <w:ilvl w:val="0"/>
+          <w:numId w:val="1"/>
+        </w:numPr>
+        <w:bidi/>
+        <w:spacing w:after="60"/>
+        <w:jc w:val="both"/>
+      </w:pPr>
+      <w:r>
+        <w:rPr>
+          <w:rFonts w:ascii="Calibri" w:hAnsi="Calibri" w:cs="Arial"/>
+          <w:rtl/>
+          <w:sz w:val="24"/>
+          <w:szCs w:val="24"/>
+        </w:rPr>
+        <w:t xml:space="preserve">EMS.SA.PRO.04.02. إجراء المشتريات</w:t>
+      </w:r>
+    </w:p>
+    <w:p>
+      <w:pPr>
+        <w:pStyle w:val="ListeParagraf"/>
+        <w:numPr>
+          <w:ilvl w:val="0"/>
+          <w:numId w:val="1"/>
+        </w:numPr>
+        <w:bidi/>
+        <w:spacing w:after="60"/>
+        <w:jc w:val="both"/>
+      </w:pPr>
+      <w:r>
+        <w:rPr>
+          <w:rFonts w:ascii="Calibri" w:hAnsi="Calibri" w:cs="Arial"/>
+          <w:rtl/>
+          <w:sz w:val="24"/>
+          <w:szCs w:val="24"/>
+        </w:rPr>
+        <w:t xml:space="preserve">EMS.SA.PRO.04.04. إجراء ضبط العمليات المسندة لمقاولين من الباطن</w:t>
+      </w:r>
+    </w:p>
+    <w:p>
+      <w:pPr>
+        <w:pStyle w:val="ListeParagraf"/>
+        <w:numPr>
+          <w:ilvl w:val="0"/>
+          <w:numId w:val="1"/>
+        </w:numPr>
+        <w:bidi/>
+        <w:spacing w:after="60"/>
+        <w:jc w:val="both"/>
+      </w:pPr>
+      <w:r>
+        <w:rPr>
+          <w:rFonts w:ascii="Calibri" w:hAnsi="Calibri" w:cs="Arial"/>
+          <w:rtl/>
+          <w:sz w:val="24"/>
+          <w:szCs w:val="24"/>
+        </w:rPr>
+        <w:t xml:space="preserve">EMS.KM.PRO.20.04. إجراء شراء الكيماويات</w:t>
+      </w:r>
+    </w:p>
+    <w:p>
+      <w:pPr>
+        <w:pStyle w:val="ListeParagraf"/>
+        <w:numPr>
+          <w:ilvl w:val="0"/>
+          <w:numId w:val="1"/>
+        </w:numPr>
+        <w:bidi/>
+        <w:spacing w:after="60"/>
+        <w:jc w:val="both"/>
+      </w:pPr>
+      <w:r>
+        <w:rPr>
+          <w:rFonts w:ascii="Calibri" w:hAnsi="Calibri" w:cs="Arial"/>
+          <w:rtl/>
+          <w:sz w:val="24"/>
+          <w:szCs w:val="24"/>
+        </w:rPr>
+        <w:t xml:space="preserve">EMS.QA.PRO.02.09. إجراء فحص الجودة (الوارد، أثناء الإنتاج، النهائي AQL)</w:t>
+      </w:r>
+    </w:p>
+    <w:p>
+      <w:pPr>
+        <w:pStyle w:val="ListeParagraf"/>
+        <w:numPr>
+          <w:ilvl w:val="0"/>
+          <w:numId w:val="1"/>
+        </w:numPr>
+        <w:bidi/>
+        <w:spacing w:after="60"/>
+        <w:jc w:val="both"/>
+      </w:pPr>
+      <w:r>
+        <w:rPr>
+          <w:rFonts w:ascii="Calibri" w:hAnsi="Calibri" w:cs="Arial"/>
+          <w:rtl/>
+          <w:sz w:val="24"/>
+          <w:szCs w:val="24"/>
+        </w:rPr>
+        <w:t xml:space="preserve">EMS.KS.PRO.22.02. إجراء ضبط المنتج غير المطابق</w:t>
+      </w:r>
+    </w:p>
+    <w:p>
+      <w:pPr>
+        <w:pStyle w:val="ListeParagraf"/>
+        <w:numPr>
+          <w:ilvl w:val="0"/>
+          <w:numId w:val="1"/>
+        </w:numPr>
+        <w:bidi/>
+        <w:spacing w:after="60"/>
+        <w:jc w:val="both"/>
+      </w:pPr>
+      <w:r>
+        <w:rPr>
+          <w:rFonts w:ascii="Calibri" w:hAnsi="Calibri" w:cs="Arial"/>
+          <w:rtl/>
+          <w:sz w:val="24"/>
+          <w:szCs w:val="24"/>
+        </w:rPr>
+        <w:t xml:space="preserve">EMS.KS.PRO.22.03. إجراء الإجراءات التصحيحية والوقائية (CAPA) لمشكلات الجودة</w:t>
+      </w:r>
+    </w:p>
+    <w:p>
+      <w:pPr>
+        <w:pStyle w:val="ListeParagraf"/>
+        <w:numPr>
+          <w:ilvl w:val="0"/>
+          <w:numId w:val="1"/>
+        </w:numPr>
+        <w:bidi/>
+        <w:spacing w:after="60"/>
+        <w:jc w:val="both"/>
+      </w:pPr>
+      <w:r>
+        <w:rPr>
+          <w:rFonts w:ascii="Calibri" w:hAnsi="Calibri" w:cs="Arial"/>
+          <w:rtl/>
+          <w:sz w:val="24"/>
+          <w:szCs w:val="24"/>
+        </w:rPr>
+        <w:t xml:space="preserve">EMS.İK.PRO.01.05. إجراء مكافحة الرشوة والفساد</w:t>
+      </w:r>
+    </w:p>
+    <w:p>
+      <w:pPr>
+        <w:pStyle w:val="ListeParagraf"/>
+        <w:numPr>
+          <w:ilvl w:val="0"/>
+          <w:numId w:val="1"/>
+        </w:numPr>
+        <w:bidi/>
+        <w:spacing w:after="60"/>
+        <w:jc w:val="both"/>
+      </w:pPr>
+      <w:r>
+        <w:rPr>
+          <w:rFonts w:ascii="Calibri" w:hAnsi="Calibri" w:cs="Arial"/>
+          <w:rtl/>
+          <w:sz w:val="24"/>
+          <w:szCs w:val="24"/>
+        </w:rPr>
+        <w:t xml:space="preserve">EMS.SR.PRO.16.03. إجراء التوريد المسؤول للمواد الخام</w:t>
+      </w:r>
+    </w:p>
+    <w:p>
+      <w:pPr>
+        <w:pStyle w:val="ListeParagraf"/>
+        <w:bidi/>
+        <w:spacing w:after="80"/>
+        <w:ind w:left="0" w:right="709"/>
+        <w:jc w:val="both"/>
+      </w:pPr>
+    </w:p>
+    <w:p>
+      <w:pPr>
+        <w:pStyle w:val="ListeParagraf"/>
+        <w:bidi/>
+        <w:spacing w:before="120" w:after="60"/>
+        <w:ind w:left="0" w:right="709"/>
+      </w:pPr>
+      <w:r>
+        <w:rPr>
+          <w:rFonts w:ascii="Calibri" w:hAnsi="Calibri" w:cs="Arial"/>
+          <w:b/>
+          <w:bCs/>
+          <w:rtl/>
+          <w:sz w:val="24"/>
+          <w:szCs w:val="24"/>
+        </w:rPr>
+        <w:t xml:space="preserve">8. التغذية الراجعة والمتابعة</w:t>
+      </w:r>
+    </w:p>
+    <w:p>
+      <w:pPr>
+        <w:pStyle w:val="ListeParagraf"/>
+        <w:bidi/>
+        <w:spacing w:after="80"/>
+        <w:ind w:left="0" w:right="709"/>
+        <w:jc w:val="both"/>
+      </w:pPr>
+      <w:r>
+        <w:rPr>
+          <w:rFonts w:ascii="Calibri" w:hAnsi="Calibri" w:cs="Arial"/>
+          <w:rtl/>
+          <w:sz w:val="24"/>
+          <w:szCs w:val="24"/>
+        </w:rPr>
+        <w:t xml:space="preserve">يُراجع هذا الإجراء سنويًا من قبل مدير المشتريات بالتعاون مع ضمان الجودة وفريق المسؤولية الاجتماعية. وتُقيّم نتائج التدقيق ومتطلبات العملاء وملاحظات الموردين، ويُعدل الإجراء عند الحاجة. وتُحفظ السجلات لمدة ثلاث سنوات.</w:t>
+      </w:r>
+    </w:p>
     <w:p>
       <w:pPr>
         <w:pStyle w:val="ListeParagraf"/>
@@ -3827,6 +5127,23 @@
     </w:tbl>
     <w:p>
       <w:pPr>
+        <w:pStyle w:val="ListeParagraf"/>
+        <w:spacing w:before="160" w:after="0"/>
+        <w:ind w:left="709"/>
+      </w:pPr>
+      <w:r>
+        <w:rPr>
+          <w:rFonts w:ascii="Calibri" w:hAnsi="Calibri" w:cs="Calibri"/>
+          <w:b/>
+          <w:bCs/>
+          <w:sz w:val="20"/>
+          <w:szCs w:val="20"/>
+        </w:rPr>
+        <w:t xml:space="preserve">Hazırlayan: Satın Alma Müdürü  ..........................    Kalite Müdürü: ..........................</w:t>
+      </w:r>
+    </w:p>
+    <w:p>
+      <w:pPr>
         <w:tabs>
           <w:tab w:val="left" w:pos="851"/>
         </w:tabs>
@@ -4371,7 +5688,7 @@
               <w:sz w:val="16"/>
               <w:szCs w:val="16"/>
             </w:rPr>
-            <w:t>0</w:t>
+            <w:t>1</w:t>
           </w:r>
         </w:p>
         <w:p>
@@ -4390,7 +5707,7 @@
               <w:sz w:val="16"/>
               <w:szCs w:val="16"/>
             </w:rPr>
-            <w:t>… / … / …</w:t>
+            <w:t>14.10.2026</w:t>
           </w:r>
         </w:p>
       </w:tc>

--- a/prosedurler/EMS.SA.PRO.04.03. Supplier and Subcontractor Evaluation Procedure.docx
+++ b/prosedurler/EMS.SA.PRO.04.03. Supplier and Subcontractor Evaluation Procedure.docx
@@ -5139,7 +5139,41 @@
           <w:sz w:val="20"/>
           <w:szCs w:val="20"/>
         </w:rPr>
-        <w:t xml:space="preserve">Hazırlayan: Satın Alma Müdürü  ..........................    Kalite Müdürü: ..........................</w:t>
+        <w:t xml:space="preserve">Hazırlayan: Satın Alma Müdürü  ..........................</w:t>
+      </w:r>
+    </w:p>
+    <w:p>
+      <w:pPr>
+        <w:pStyle w:val="ListeParagraf"/>
+        <w:spacing w:before="40" w:after="0"/>
+        <w:ind w:left="709"/>
+      </w:pPr>
+      <w:r>
+        <w:rPr>
+          <w:rFonts w:ascii="Calibri" w:hAnsi="Calibri" w:cs="Calibri"/>
+          <w:b/>
+          <w:bCs/>
+          <w:sz w:val="20"/>
+          <w:szCs w:val="20"/>
+        </w:rPr>
+        <w:t xml:space="preserve">Kontrol: Satın Alma Müdürü  ..........................</w:t>
+      </w:r>
+    </w:p>
+    <w:p>
+      <w:pPr>
+        <w:pStyle w:val="ListeParagraf"/>
+        <w:spacing w:before="40" w:after="0"/>
+        <w:ind w:left="709"/>
+      </w:pPr>
+      <w:r>
+        <w:rPr>
+          <w:rFonts w:ascii="Calibri" w:hAnsi="Calibri" w:cs="Calibri"/>
+          <w:b/>
+          <w:bCs/>
+          <w:sz w:val="20"/>
+          <w:szCs w:val="20"/>
+        </w:rPr>
+        <w:t xml:space="preserve">Kalite Müdürü: ..........................    Fabrika Müdürü: ..........................</w:t>
       </w:r>
     </w:p>
     <w:p>

--- a/prosedurler/EMS.SA.PRO.04.03. Supplier and Subcontractor Evaluation Procedure.docx
+++ b/prosedurler/EMS.SA.PRO.04.03. Supplier and Subcontractor Evaluation Procedure.docx
@@ -657,7 +657,7 @@
           <w:sz w:val="24"/>
           <w:szCs w:val="24"/>
         </w:rPr>
-        <w:t xml:space="preserve">1.1. A new supplier is first assessed through the Supplier Evaluation Questionnaire (FRM-SAT-01), which covers company information, capacity, certificates (ISO 9001, ISO 14001, GRS, RCS, OCS, OEKO-TEX), quality system, references and social compliance status (TLM-SAT-01).</w:t>
+        <w:t xml:space="preserve">1.1. A new supplier is first assessed through the Supplier Evaluation Questionnaire (EMS.SA.FRM.04.01), which covers company information, capacity, certificates (ISO 9001, ISO 14001, GRS, RCS, OCS, OEKO-TEX), quality system, references and social compliance status (EMS.SA.TL.04.01).</w:t>
       </w:r>
     </w:p>
     <w:p>
@@ -813,7 +813,7 @@
           <w:sz w:val="24"/>
           <w:szCs w:val="24"/>
         </w:rPr>
-        <w:t xml:space="preserve">1.6. Based on the results, Quality Assurance and Purchasing decide together: the supplier is approved, conditionally approved with a corrective action plan, or rejected; approved suppliers are added to the Approved Supplier List (FRM-TED-01; TLM-TED-01).</w:t>
+        <w:t xml:space="preserve">1.6. Based on the results, Quality Assurance and Purchasing decide together: the supplier is approved, conditionally approved with a corrective action plan, or rejected; approved suppliers are added to the Approved Supplier List (EMS.SA.FRM.04.05; EMS.SA.TL.04.01).</w:t>
       </w:r>
     </w:p>
     <w:p>
@@ -1048,7 +1048,7 @@
           <w:sz w:val="24"/>
           <w:szCs w:val="24"/>
         </w:rPr>
-        <w:t xml:space="preserve">4.1. Supplier performance is evaluated every six months (critical suppliers) or every year (other suppliers); critical suppliers are scored quarterly from the receiving records (TLM-TED-02; TLM-SAT-04). The criteria are:</w:t>
+        <w:t xml:space="preserve">4.1. Supplier performance is evaluated every six months (critical suppliers) or every year (other suppliers); critical suppliers are scored quarterly from the receiving records (EMS.SA.TL.04.01; EMS.SA.TL.04.01). The criteria are:</w:t>
       </w:r>
     </w:p>
     <w:p>
@@ -1156,7 +1156,7 @@
           <w:sz w:val="24"/>
           <w:szCs w:val="24"/>
         </w:rPr>
-        <w:t xml:space="preserve">4.3. The result of each evaluation is recorded on the Supplier Performance Form (FRM-SAT-04) and shared with the supplier.</w:t>
+        <w:t xml:space="preserve">4.3. The result of each evaluation is recorded on the Supplier Performance Form (EMS.SA.FRM.04.04) and shared with the supplier.</w:t>
       </w:r>
     </w:p>
     <w:p>
@@ -1213,7 +1213,7 @@
           <w:sz w:val="24"/>
           <w:szCs w:val="24"/>
         </w:rPr>
-        <w:t xml:space="preserve">5.1. Suppliers in class C, suppliers with a rejected lot, and suppliers with critical audit findings are asked to submit a corrective action plan; the Supplier CAPA Request Form (FRM-TED-02) is sent and an 8D report is requested (TLM-TED-03).</w:t>
+        <w:t xml:space="preserve">5.1. Suppliers in class C, suppliers with a rejected lot, and suppliers with critical audit findings are asked to submit a corrective action plan; the Supplier CAPA Request Form (EMS.SA.FRM.04.06) is sent and an 8D report is requested (EMS.SA.TL.04.01).</w:t>
       </w:r>
     </w:p>
     <w:p>
@@ -1508,7 +1508,7 @@
           <w:sz w:val="24"/>
           <w:szCs w:val="24"/>
         </w:rPr>
-        <w:t xml:space="preserve">Supplier Evaluation Questionnaire and Supplier Audit Checklist (FRM-SAT-01)</w:t>
+        <w:t xml:space="preserve">Supplier Evaluation Questionnaire and Supplier Audit Checklist (EMS.SA.FRM.04.01)</w:t>
       </w:r>
     </w:p>
     <w:p>
@@ -1527,7 +1527,7 @@
           <w:sz w:val="24"/>
           <w:szCs w:val="24"/>
         </w:rPr>
-        <w:t xml:space="preserve">Approved Supplier List (FRM-TED-01)</w:t>
+        <w:t xml:space="preserve">Approved Supplier List (EMS.SA.FRM.04.05)</w:t>
       </w:r>
     </w:p>
     <w:p>
@@ -1546,7 +1546,7 @@
           <w:sz w:val="24"/>
           <w:szCs w:val="24"/>
         </w:rPr>
-        <w:t xml:space="preserve">Supplier Performance Form and Scorecards (FRM-SAT-04)</w:t>
+        <w:t xml:space="preserve">Supplier Performance Form and Scorecards (EMS.SA.FRM.04.04)</w:t>
       </w:r>
     </w:p>
     <w:p>
@@ -1584,7 +1584,7 @@
           <w:sz w:val="24"/>
           <w:szCs w:val="24"/>
         </w:rPr>
-        <w:t xml:space="preserve">Supplier CAPA Request Form (FRM-TED-02) and Supplier Corrective Action Plans</w:t>
+        <w:t xml:space="preserve">Supplier CAPA Request Form (EMS.SA.FRM.04.06) and Supplier Corrective Action Plans</w:t>
       </w:r>
     </w:p>
     <w:p>
@@ -1622,7 +1622,7 @@
           <w:sz w:val="24"/>
           <w:szCs w:val="24"/>
         </w:rPr>
-        <w:t xml:space="preserve">PRS-SAT-01 Supplier Selection and Evaluation Procedure; PRS-TED-01 Supplier Management Procedure</w:t>
+        <w:t xml:space="preserve">EMS.SA.PRO.04.03 Supplier Selection and Evaluation Procedure; EMS.SA.PRO.04.03 Supplier Management Procedure</w:t>
       </w:r>
     </w:p>
     <w:p>
@@ -1641,7 +1641,7 @@
           <w:sz w:val="24"/>
           <w:szCs w:val="24"/>
         </w:rPr>
-        <w:t xml:space="preserve">TLM-SAT-01, TLM-SAT-04, TLM-TED-01, TLM-TED-02, TLM-TED-03</w:t>
+        <w:t xml:space="preserve">EMS.SA.TL.04.01, EMS.SA.TL.04.01, EMS.SA.TL.04.01, EMS.SA.TL.04.01, EMS.SA.TL.04.01</w:t>
       </w:r>
     </w:p>
     <w:p>
@@ -2594,7 +2594,7 @@
           <w:sz w:val="24"/>
           <w:szCs w:val="24"/>
         </w:rPr>
-        <w:t xml:space="preserve">1.1. يُقيّم المورد الجديد أولًا من خلال استبيان تقييم المورد (FRM-SAT-01) الذي يغطي معلومات الشركة والطاقة الإنتاجية والشهادات (ISO 9001 وISO 14001 وGRS وRCS وOCS وOEKO-TEX) ونظام الجودة والمراجع وحالة الامتثال الاجتماعي (TLM-SAT-01).</w:t>
+        <w:t xml:space="preserve">1.1. يُقيّم المورد الجديد أولًا من خلال استبيان تقييم المورد (EMS.SA.FRM.04.01) الذي يغطي معلومات الشركة والطاقة الإنتاجية والشهادات (ISO 9001 وISO 14001 وGRS وRCS وOCS وOEKO-TEX) ونظام الجودة والمراجع وحالة الامتثال الاجتماعي (EMS.SA.TL.04.01).</w:t>
       </w:r>
     </w:p>
     <w:p>
@@ -2768,7 +2768,7 @@
           <w:sz w:val="24"/>
           <w:szCs w:val="24"/>
         </w:rPr>
-        <w:t xml:space="preserve">1.6. بناءً على النتائج يقرر ضمان الجودة والمشتريات معًا: يُعتمد المورد، أو يُعتمد بشروط مع خطة إجراءات تصحيحية، أو يُرفض؛ ويُضاف الموردون المعتمدون إلى قائمة الموردين المعتمدين (FRM-TED-01؛ TLM-TED-01).</w:t>
+        <w:t xml:space="preserve">1.6. بناءً على النتائج يقرر ضمان الجودة والمشتريات معًا: يُعتمد المورد، أو يُعتمد بشروط مع خطة إجراءات تصحيحية، أو يُرفض؛ ويُضاف الموردون المعتمدون إلى قائمة الموردين المعتمدين (EMS.SA.FRM.04.05؛ EMS.SA.TL.04.01).</w:t>
       </w:r>
     </w:p>
     <w:p>
@@ -3032,7 +3032,7 @@
           <w:sz w:val="24"/>
           <w:szCs w:val="24"/>
         </w:rPr>
-        <w:t xml:space="preserve">4.1. يُقيّم أداء الموردين كل ستة أشهر (للموردين الحرجين) أو سنويًا (لباقي الموردين)؛ ويُحتسب للموردين الحرجين تقييم ربع سنوي من سجلات الاستلام (TLM-TED-02؛ TLM-SAT-04). والمعايير هي:</w:t>
+        <w:t xml:space="preserve">4.1. يُقيّم أداء الموردين كل ستة أشهر (للموردين الحرجين) أو سنويًا (لباقي الموردين)؛ ويُحتسب للموردين الحرجين تقييم ربع سنوي من سجلات الاستلام (EMS.SA.TL.04.01؛ EMS.SA.TL.04.01). والمعايير هي:</w:t>
       </w:r>
     </w:p>
     <w:p>
@@ -3152,7 +3152,7 @@
           <w:sz w:val="24"/>
           <w:szCs w:val="24"/>
         </w:rPr>
-        <w:t xml:space="preserve">4.3. تُسجل نتيجة كل تقييم في نموذج أداء المورد (FRM-SAT-04) وتُشارك مع المورد.</w:t>
+        <w:t xml:space="preserve">4.3. تُسجل نتيجة كل تقييم في نموذج أداء المورد (EMS.SA.FRM.04.04) وتُشارك مع المورد.</w:t>
       </w:r>
     </w:p>
     <w:p>
@@ -3216,7 +3216,7 @@
           <w:sz w:val="24"/>
           <w:szCs w:val="24"/>
         </w:rPr>
-        <w:t xml:space="preserve">5.1. يُطلب من الموردين في الفئة C والموردين الذين لديهم دفعة مرفوضة أو نتائج تدقيق حرجة تقديم خطة إجراءات تصحيحية؛ ويُرسل نموذج طلب الإجراء التصحيحي من المورد (FRM-TED-02) ويُطلب تقرير 8D (TLM-TED-03).</w:t>
+        <w:t xml:space="preserve">5.1. يُطلب من الموردين في الفئة C والموردين الذين لديهم دفعة مرفوضة أو نتائج تدقيق حرجة تقديم خطة إجراءات تصحيحية؛ ويُرسل نموذج طلب الإجراء التصحيحي من المورد (EMS.SA.FRM.04.06) ويُطلب تقرير 8D (EMS.SA.TL.04.01).</w:t>
       </w:r>
     </w:p>
     <w:p>
@@ -3545,7 +3545,7 @@
           <w:sz w:val="24"/>
           <w:szCs w:val="24"/>
         </w:rPr>
-        <w:t xml:space="preserve">استبيان تقييم المورد وقائمة فحص تدقيق المورد (FRM-SAT-01)</w:t>
+        <w:t xml:space="preserve">استبيان تقييم المورد وقائمة فحص تدقيق المورد (EMS.SA.FRM.04.01)</w:t>
       </w:r>
     </w:p>
     <w:p>
@@ -3566,7 +3566,7 @@
           <w:sz w:val="24"/>
           <w:szCs w:val="24"/>
         </w:rPr>
-        <w:t xml:space="preserve">قائمة الموردين المعتمدين (FRM-TED-01)</w:t>
+        <w:t xml:space="preserve">قائمة الموردين المعتمدين (EMS.SA.FRM.04.05)</w:t>
       </w:r>
     </w:p>
     <w:p>
@@ -3587,7 +3587,7 @@
           <w:sz w:val="24"/>
           <w:szCs w:val="24"/>
         </w:rPr>
-        <w:t xml:space="preserve">نموذج أداء المورد وبطاقات التقييم (FRM-SAT-04)</w:t>
+        <w:t xml:space="preserve">نموذج أداء المورد وبطاقات التقييم (EMS.SA.FRM.04.04)</w:t>
       </w:r>
     </w:p>
     <w:p>
@@ -3629,7 +3629,7 @@
           <w:sz w:val="24"/>
           <w:szCs w:val="24"/>
         </w:rPr>
-        <w:t xml:space="preserve">نموذج طلب الإجراء التصحيحي من المورد (FRM-TED-02) وخطط الإجراءات التصحيحية للموردين</w:t>
+        <w:t xml:space="preserve">نموذج طلب الإجراء التصحيحي من المورد (EMS.SA.FRM.04.06) وخطط الإجراءات التصحيحية للموردين</w:t>
       </w:r>
     </w:p>
     <w:p>
@@ -3671,7 +3671,7 @@
           <w:sz w:val="24"/>
           <w:szCs w:val="24"/>
         </w:rPr>
-        <w:t xml:space="preserve">PRS-SAT-01 إجراء اختيار الموردين وتقييمهم؛ PRS-TED-01 إجراء إدارة الموردين</w:t>
+        <w:t xml:space="preserve">EMS.SA.PRO.04.03 إجراء اختيار الموردين وتقييمهم؛ EMS.SA.PRO.04.03 إجراء إدارة الموردين</w:t>
       </w:r>
     </w:p>
     <w:p>
@@ -3692,7 +3692,7 @@
           <w:sz w:val="24"/>
           <w:szCs w:val="24"/>
         </w:rPr>
-        <w:t xml:space="preserve">TLM-SAT-01 وTLM-SAT-04 وTLM-TED-01 وTLM-TED-02 وTLM-TED-03</w:t>
+        <w:t xml:space="preserve">EMS.SA.TL.04.01 وTLM-SAT-04 وTLM-TED-01 وTLM-TED-02 وTLM-TED-03</w:t>
       </w:r>
     </w:p>
     <w:p>

--- a/prosedurler/EMS.SA.PRO.04.03. Supplier and Subcontractor Evaluation Procedure.docx
+++ b/prosedurler/EMS.SA.PRO.04.03. Supplier and Subcontractor Evaluation Procedure.docx
@@ -3692,7 +3692,7 @@
           <w:sz w:val="24"/>
           <w:szCs w:val="24"/>
         </w:rPr>
-        <w:t xml:space="preserve">EMS.SA.TL.04.01 وTLM-SAT-04 وTLM-TED-01 وTLM-TED-02 وTLM-TED-03</w:t>
+        <w:t xml:space="preserve">EMS.SA.TL.04.01 وEMS.SA.TL.04.01 وEMS.SA.TL.04.01 وEMS.SA.TL.04.01 وEMS.SA.TL.04.01</w:t>
       </w:r>
     </w:p>
     <w:p>
